--- a/06_Langgraph/LanggraphSkript/LanggraphMitAutomaten.docx
+++ b/06_Langgraph/LanggraphSkript/LanggraphMitAutomaten.docx
@@ -5,25 +5,25 @@
     <w:p/>
     <w:p>
       <w:pPr>
-        <w:pStyle w:val="Heading1"/>
-      </w:pPr>
-    </w:p>
-    <w:p>
-      <w:pPr>
-        <w:pStyle w:val="Heading1"/>
-      </w:pPr>
-    </w:p>
-    <w:p>
-      <w:pPr>
-        <w:pStyle w:val="Heading1"/>
-      </w:pPr>
-    </w:p>
-    <w:p>
-      <w:pPr>
-        <w:pStyle w:val="Heading1"/>
+        <w:pStyle w:val="berschrift1"/>
+      </w:pPr>
+    </w:p>
+    <w:p>
+      <w:pPr>
+        <w:pStyle w:val="berschrift1"/>
+      </w:pPr>
+    </w:p>
+    <w:p>
+      <w:pPr>
+        <w:pStyle w:val="berschrift1"/>
+      </w:pPr>
+    </w:p>
+    <w:p>
+      <w:pPr>
+        <w:pStyle w:val="berschrift1"/>
         <w:jc w:val="center"/>
       </w:pPr>
-      <w:bookmarkStart w:id="0" w:name="_Toc228644201"/>
+      <w:bookmarkStart w:id="0" w:name="_Toc234244587"/>
       <w:r>
         <w:t>Zustandsautomaten</w:t>
       </w:r>
@@ -61,12 +61,12 @@
       <w:pPr>
         <w:jc w:val="center"/>
         <w:rPr>
-          <w:rStyle w:val="SubtleEmphasis"/>
-        </w:rPr>
-      </w:pPr>
-      <w:r>
-        <w:rPr>
-          <w:rStyle w:val="SubtleEmphasis"/>
+          <w:rStyle w:val="SchwacheHervorhebung"/>
+        </w:rPr>
+      </w:pPr>
+      <w:r>
+        <w:rPr>
+          <w:rStyle w:val="SchwacheHervorhebung"/>
         </w:rPr>
         <w:t>Von formalen Grundlagen zur praktischen Implementierung</w:t>
       </w:r>
@@ -78,7 +78,7 @@
     </w:p>
     <w:p>
       <w:pPr>
-        <w:pStyle w:val="Heading4"/>
+        <w:pStyle w:val="berschrift4"/>
         <w:jc w:val="center"/>
       </w:pPr>
       <w:r>
@@ -87,7 +87,7 @@
     </w:p>
     <w:p>
       <w:pPr>
-        <w:pStyle w:val="Heading4"/>
+        <w:pStyle w:val="berschrift4"/>
         <w:jc w:val="center"/>
       </w:pPr>
       <w:r>
@@ -209,7 +209,7 @@
           <w:color w:val="auto"/>
           <w:sz w:val="22"/>
           <w:szCs w:val="24"/>
-          <w:lang w:val="en-DE" w:eastAsia="en-GB"/>
+          <w:lang w:eastAsia="en-GB"/>
         </w:rPr>
         <w:id w:val="869497791"/>
         <w:docPartObj>
@@ -225,7 +225,7 @@
       <w:sdtContent>
         <w:p>
           <w:pPr>
-            <w:pStyle w:val="TOCHeading"/>
+            <w:pStyle w:val="Inhaltsverzeichnisberschrift"/>
           </w:pPr>
           <w:r>
             <w:t>Table of Contents</w:t>
@@ -233,7 +233,7 @@
         </w:p>
         <w:p>
           <w:pPr>
-            <w:pStyle w:val="TOC1"/>
+            <w:pStyle w:val="Verzeichnis1"/>
             <w:tabs>
               <w:tab w:val="right" w:leader="dot" w:pos="10456"/>
             </w:tabs>
@@ -245,6 +245,7 @@
               <w:iCs w:val="0"/>
               <w:noProof/>
               <w:kern w:val="2"/>
+              <w:lang w:val="de-DE" w:eastAsia="de-DE"/>
               <w14:ligatures w14:val="standardContextual"/>
             </w:rPr>
           </w:pPr>
@@ -269,7 +270,7 @@
             </w:rPr>
             <w:fldChar w:fldCharType="separate"/>
           </w:r>
-          <w:hyperlink w:anchor="_Toc228644201" w:history="1">
+          <w:hyperlink w:anchor="_Toc234244587" w:history="1">
             <w:r>
               <w:rPr>
                 <w:rStyle w:val="Hyperlink"/>
@@ -296,7 +297,7 @@
                 <w:noProof/>
                 <w:webHidden/>
               </w:rPr>
-              <w:instrText xml:space="preserve"> PAGEREF _Toc228644201 \h </w:instrText>
+              <w:instrText xml:space="preserve"> PAGEREF _Toc234244587 \h </w:instrText>
             </w:r>
             <w:r>
               <w:rPr>
@@ -329,7 +330,7 @@
         </w:p>
         <w:p>
           <w:pPr>
-            <w:pStyle w:val="TOC1"/>
+            <w:pStyle w:val="Verzeichnis1"/>
             <w:tabs>
               <w:tab w:val="right" w:leader="dot" w:pos="10456"/>
             </w:tabs>
@@ -341,10 +342,11 @@
               <w:iCs w:val="0"/>
               <w:noProof/>
               <w:kern w:val="2"/>
+              <w:lang w:val="de-DE" w:eastAsia="de-DE"/>
               <w14:ligatures w14:val="standardContextual"/>
             </w:rPr>
           </w:pPr>
-          <w:hyperlink w:anchor="_Toc228644202" w:history="1">
+          <w:hyperlink w:anchor="_Toc234244588" w:history="1">
             <w:r>
               <w:rPr>
                 <w:rStyle w:val="Hyperlink"/>
@@ -371,7 +373,7 @@
                 <w:noProof/>
                 <w:webHidden/>
               </w:rPr>
-              <w:instrText xml:space="preserve"> PAGEREF _Toc228644202 \h </w:instrText>
+              <w:instrText xml:space="preserve"> PAGEREF _Toc234244588 \h </w:instrText>
             </w:r>
             <w:r>
               <w:rPr>
@@ -404,7 +406,7 @@
         </w:p>
         <w:p>
           <w:pPr>
-            <w:pStyle w:val="TOC1"/>
+            <w:pStyle w:val="Verzeichnis1"/>
             <w:tabs>
               <w:tab w:val="right" w:leader="dot" w:pos="10456"/>
             </w:tabs>
@@ -416,10 +418,11 @@
               <w:iCs w:val="0"/>
               <w:noProof/>
               <w:kern w:val="2"/>
+              <w:lang w:val="de-DE" w:eastAsia="de-DE"/>
               <w14:ligatures w14:val="standardContextual"/>
             </w:rPr>
           </w:pPr>
-          <w:hyperlink w:anchor="_Toc228644203" w:history="1">
+          <w:hyperlink w:anchor="_Toc234244589" w:history="1">
             <w:r>
               <w:rPr>
                 <w:rStyle w:val="Hyperlink"/>
@@ -446,7 +449,7 @@
                 <w:noProof/>
                 <w:webHidden/>
               </w:rPr>
-              <w:instrText xml:space="preserve"> PAGEREF _Toc228644203 \h </w:instrText>
+              <w:instrText xml:space="preserve"> PAGEREF _Toc234244589 \h </w:instrText>
             </w:r>
             <w:r>
               <w:rPr>
@@ -479,7 +482,7 @@
         </w:p>
         <w:p>
           <w:pPr>
-            <w:pStyle w:val="TOC2"/>
+            <w:pStyle w:val="Verzeichnis2"/>
             <w:tabs>
               <w:tab w:val="right" w:leader="dot" w:pos="10456"/>
             </w:tabs>
@@ -490,10 +493,11 @@
               <w:noProof/>
               <w:kern w:val="2"/>
               <w:sz w:val="24"/>
+              <w:lang w:val="de-DE" w:eastAsia="de-DE"/>
               <w14:ligatures w14:val="standardContextual"/>
             </w:rPr>
           </w:pPr>
-          <w:hyperlink w:anchor="_Toc228644204" w:history="1">
+          <w:hyperlink w:anchor="_Toc234244590" w:history="1">
             <w:r>
               <w:rPr>
                 <w:rStyle w:val="Hyperlink"/>
@@ -520,7 +524,7 @@
                 <w:noProof/>
                 <w:webHidden/>
               </w:rPr>
-              <w:instrText xml:space="preserve"> PAGEREF _Toc228644204 \h </w:instrText>
+              <w:instrText xml:space="preserve"> PAGEREF _Toc234244590 \h </w:instrText>
             </w:r>
             <w:r>
               <w:rPr>
@@ -553,7 +557,7 @@
         </w:p>
         <w:p>
           <w:pPr>
-            <w:pStyle w:val="TOC2"/>
+            <w:pStyle w:val="Verzeichnis2"/>
             <w:tabs>
               <w:tab w:val="right" w:leader="dot" w:pos="10456"/>
             </w:tabs>
@@ -564,10 +568,11 @@
               <w:noProof/>
               <w:kern w:val="2"/>
               <w:sz w:val="24"/>
+              <w:lang w:val="de-DE" w:eastAsia="de-DE"/>
               <w14:ligatures w14:val="standardContextual"/>
             </w:rPr>
           </w:pPr>
-          <w:hyperlink w:anchor="_Toc228644205" w:history="1">
+          <w:hyperlink w:anchor="_Toc234244591" w:history="1">
             <w:r>
               <w:rPr>
                 <w:rStyle w:val="Hyperlink"/>
@@ -594,7 +599,7 @@
                 <w:noProof/>
                 <w:webHidden/>
               </w:rPr>
-              <w:instrText xml:space="preserve"> PAGEREF _Toc228644205 \h </w:instrText>
+              <w:instrText xml:space="preserve"> PAGEREF _Toc234244591 \h </w:instrText>
             </w:r>
             <w:r>
               <w:rPr>
@@ -614,7 +619,7 @@
                 <w:noProof/>
                 <w:webHidden/>
               </w:rPr>
-              <w:t>6</w:t>
+              <w:t>7</w:t>
             </w:r>
             <w:r>
               <w:rPr>
@@ -627,7 +632,7 @@
         </w:p>
         <w:p>
           <w:pPr>
-            <w:pStyle w:val="TOC2"/>
+            <w:pStyle w:val="Verzeichnis2"/>
             <w:tabs>
               <w:tab w:val="right" w:leader="dot" w:pos="10456"/>
             </w:tabs>
@@ -638,10 +643,11 @@
               <w:noProof/>
               <w:kern w:val="2"/>
               <w:sz w:val="24"/>
+              <w:lang w:val="de-DE" w:eastAsia="de-DE"/>
               <w14:ligatures w14:val="standardContextual"/>
             </w:rPr>
           </w:pPr>
-          <w:hyperlink w:anchor="_Toc228644206" w:history="1">
+          <w:hyperlink w:anchor="_Toc234244592" w:history="1">
             <w:r>
               <w:rPr>
                 <w:rStyle w:val="Hyperlink"/>
@@ -668,7 +674,7 @@
                 <w:noProof/>
                 <w:webHidden/>
               </w:rPr>
-              <w:instrText xml:space="preserve"> PAGEREF _Toc228644206 \h </w:instrText>
+              <w:instrText xml:space="preserve"> PAGEREF _Toc234244592 \h </w:instrText>
             </w:r>
             <w:r>
               <w:rPr>
@@ -688,7 +694,7 @@
                 <w:noProof/>
                 <w:webHidden/>
               </w:rPr>
-              <w:t>8</w:t>
+              <w:t>9</w:t>
             </w:r>
             <w:r>
               <w:rPr>
@@ -701,7 +707,7 @@
         </w:p>
         <w:p>
           <w:pPr>
-            <w:pStyle w:val="TOC2"/>
+            <w:pStyle w:val="Verzeichnis2"/>
             <w:tabs>
               <w:tab w:val="right" w:leader="dot" w:pos="10456"/>
             </w:tabs>
@@ -712,10 +718,11 @@
               <w:noProof/>
               <w:kern w:val="2"/>
               <w:sz w:val="24"/>
+              <w:lang w:val="de-DE" w:eastAsia="de-DE"/>
               <w14:ligatures w14:val="standardContextual"/>
             </w:rPr>
           </w:pPr>
-          <w:hyperlink w:anchor="_Toc228644207" w:history="1">
+          <w:hyperlink w:anchor="_Toc234244593" w:history="1">
             <w:r>
               <w:rPr>
                 <w:rStyle w:val="Hyperlink"/>
@@ -742,7 +749,7 @@
                 <w:noProof/>
                 <w:webHidden/>
               </w:rPr>
-              <w:instrText xml:space="preserve"> PAGEREF _Toc228644207 \h </w:instrText>
+              <w:instrText xml:space="preserve"> PAGEREF _Toc234244593 \h </w:instrText>
             </w:r>
             <w:r>
               <w:rPr>
@@ -762,7 +769,7 @@
                 <w:noProof/>
                 <w:webHidden/>
               </w:rPr>
-              <w:t>10</w:t>
+              <w:t>12</w:t>
             </w:r>
             <w:r>
               <w:rPr>
@@ -775,7 +782,7 @@
         </w:p>
         <w:p>
           <w:pPr>
-            <w:pStyle w:val="TOC2"/>
+            <w:pStyle w:val="Verzeichnis2"/>
             <w:tabs>
               <w:tab w:val="right" w:leader="dot" w:pos="10456"/>
             </w:tabs>
@@ -786,15 +793,15 @@
               <w:noProof/>
               <w:kern w:val="2"/>
               <w:sz w:val="24"/>
+              <w:lang w:val="de-DE" w:eastAsia="de-DE"/>
               <w14:ligatures w14:val="standardContextual"/>
             </w:rPr>
           </w:pPr>
-          <w:hyperlink w:anchor="_Toc228644208" w:history="1">
+          <w:hyperlink w:anchor="_Toc234244594" w:history="1">
             <w:r>
               <w:rPr>
                 <w:rStyle w:val="Hyperlink"/>
                 <w:noProof/>
-                <w:lang w:val="en-GB"/>
               </w:rPr>
               <w:t>5 Der Mealy-Automat</w:t>
             </w:r>
@@ -817,7 +824,7 @@
                 <w:noProof/>
                 <w:webHidden/>
               </w:rPr>
-              <w:instrText xml:space="preserve"> PAGEREF _Toc228644208 \h </w:instrText>
+              <w:instrText xml:space="preserve"> PAGEREF _Toc234244594 \h </w:instrText>
             </w:r>
             <w:r>
               <w:rPr>
@@ -837,7 +844,7 @@
                 <w:noProof/>
                 <w:webHidden/>
               </w:rPr>
-              <w:t>12</w:t>
+              <w:t>15</w:t>
             </w:r>
             <w:r>
               <w:rPr>
@@ -850,7 +857,7 @@
         </w:p>
         <w:p>
           <w:pPr>
-            <w:pStyle w:val="TOC2"/>
+            <w:pStyle w:val="Verzeichnis2"/>
             <w:tabs>
               <w:tab w:val="right" w:leader="dot" w:pos="10456"/>
             </w:tabs>
@@ -861,10 +868,11 @@
               <w:noProof/>
               <w:kern w:val="2"/>
               <w:sz w:val="24"/>
+              <w:lang w:val="de-DE" w:eastAsia="de-DE"/>
               <w14:ligatures w14:val="standardContextual"/>
             </w:rPr>
           </w:pPr>
-          <w:hyperlink w:anchor="_Toc228644209" w:history="1">
+          <w:hyperlink w:anchor="_Toc234244595" w:history="1">
             <w:r>
               <w:rPr>
                 <w:rStyle w:val="Hyperlink"/>
@@ -891,7 +899,7 @@
                 <w:noProof/>
                 <w:webHidden/>
               </w:rPr>
-              <w:instrText xml:space="preserve"> PAGEREF _Toc228644209 \h </w:instrText>
+              <w:instrText xml:space="preserve"> PAGEREF _Toc234244595 \h </w:instrText>
             </w:r>
             <w:r>
               <w:rPr>
@@ -911,7 +919,7 @@
                 <w:noProof/>
                 <w:webHidden/>
               </w:rPr>
-              <w:t>14</w:t>
+              <w:t>18</w:t>
             </w:r>
             <w:r>
               <w:rPr>
@@ -924,7 +932,7 @@
         </w:p>
         <w:p>
           <w:pPr>
-            <w:pStyle w:val="TOC2"/>
+            <w:pStyle w:val="Verzeichnis2"/>
             <w:tabs>
               <w:tab w:val="right" w:leader="dot" w:pos="10456"/>
             </w:tabs>
@@ -935,10 +943,11 @@
               <w:noProof/>
               <w:kern w:val="2"/>
               <w:sz w:val="24"/>
+              <w:lang w:val="de-DE" w:eastAsia="de-DE"/>
               <w14:ligatures w14:val="standardContextual"/>
             </w:rPr>
           </w:pPr>
-          <w:hyperlink w:anchor="_Toc228644210" w:history="1">
+          <w:hyperlink w:anchor="_Toc234244596" w:history="1">
             <w:r>
               <w:rPr>
                 <w:rStyle w:val="Hyperlink"/>
@@ -965,7 +974,7 @@
                 <w:noProof/>
                 <w:webHidden/>
               </w:rPr>
-              <w:instrText xml:space="preserve"> PAGEREF _Toc228644210 \h </w:instrText>
+              <w:instrText xml:space="preserve"> PAGEREF _Toc234244596 \h </w:instrText>
             </w:r>
             <w:r>
               <w:rPr>
@@ -985,7 +994,7 @@
                 <w:noProof/>
                 <w:webHidden/>
               </w:rPr>
-              <w:t>15</w:t>
+              <w:t>19</w:t>
             </w:r>
             <w:r>
               <w:rPr>
@@ -998,7 +1007,7 @@
         </w:p>
         <w:p>
           <w:pPr>
-            <w:pStyle w:val="TOC1"/>
+            <w:pStyle w:val="Verzeichnis1"/>
             <w:tabs>
               <w:tab w:val="right" w:leader="dot" w:pos="10456"/>
             </w:tabs>
@@ -1010,10 +1019,11 @@
               <w:iCs w:val="0"/>
               <w:noProof/>
               <w:kern w:val="2"/>
+              <w:lang w:val="de-DE" w:eastAsia="de-DE"/>
               <w14:ligatures w14:val="standardContextual"/>
             </w:rPr>
           </w:pPr>
-          <w:hyperlink w:anchor="_Toc228644211" w:history="1">
+          <w:hyperlink w:anchor="_Toc234244597" w:history="1">
             <w:r>
               <w:rPr>
                 <w:rStyle w:val="Hyperlink"/>
@@ -1040,7 +1050,7 @@
                 <w:noProof/>
                 <w:webHidden/>
               </w:rPr>
-              <w:instrText xml:space="preserve"> PAGEREF _Toc228644211 \h </w:instrText>
+              <w:instrText xml:space="preserve"> PAGEREF _Toc234244597 \h </w:instrText>
             </w:r>
             <w:r>
               <w:rPr>
@@ -1060,7 +1070,7 @@
                 <w:noProof/>
                 <w:webHidden/>
               </w:rPr>
-              <w:t>16</w:t>
+              <w:t>20</w:t>
             </w:r>
             <w:r>
               <w:rPr>
@@ -1073,7 +1083,7 @@
         </w:p>
         <w:p>
           <w:pPr>
-            <w:pStyle w:val="TOC2"/>
+            <w:pStyle w:val="Verzeichnis2"/>
             <w:tabs>
               <w:tab w:val="right" w:leader="dot" w:pos="10456"/>
             </w:tabs>
@@ -1084,10 +1094,11 @@
               <w:noProof/>
               <w:kern w:val="2"/>
               <w:sz w:val="24"/>
+              <w:lang w:val="de-DE" w:eastAsia="de-DE"/>
               <w14:ligatures w14:val="standardContextual"/>
             </w:rPr>
           </w:pPr>
-          <w:hyperlink w:anchor="_Toc228644212" w:history="1">
+          <w:hyperlink w:anchor="_Toc234244598" w:history="1">
             <w:r>
               <w:rPr>
                 <w:rStyle w:val="Hyperlink"/>
@@ -1114,7 +1125,7 @@
                 <w:noProof/>
                 <w:webHidden/>
               </w:rPr>
-              <w:instrText xml:space="preserve"> PAGEREF _Toc228644212 \h </w:instrText>
+              <w:instrText xml:space="preserve"> PAGEREF _Toc234244598 \h </w:instrText>
             </w:r>
             <w:r>
               <w:rPr>
@@ -1134,7 +1145,7 @@
                 <w:noProof/>
                 <w:webHidden/>
               </w:rPr>
-              <w:t>16</w:t>
+              <w:t>20</w:t>
             </w:r>
             <w:r>
               <w:rPr>
@@ -1147,7 +1158,7 @@
         </w:p>
         <w:p>
           <w:pPr>
-            <w:pStyle w:val="TOC2"/>
+            <w:pStyle w:val="Verzeichnis2"/>
             <w:tabs>
               <w:tab w:val="right" w:leader="dot" w:pos="10456"/>
             </w:tabs>
@@ -1158,10 +1169,11 @@
               <w:noProof/>
               <w:kern w:val="2"/>
               <w:sz w:val="24"/>
+              <w:lang w:val="de-DE" w:eastAsia="de-DE"/>
               <w14:ligatures w14:val="standardContextual"/>
             </w:rPr>
           </w:pPr>
-          <w:hyperlink w:anchor="_Toc228644213" w:history="1">
+          <w:hyperlink w:anchor="_Toc234244599" w:history="1">
             <w:r>
               <w:rPr>
                 <w:rStyle w:val="Hyperlink"/>
@@ -1188,7 +1200,7 @@
                 <w:noProof/>
                 <w:webHidden/>
               </w:rPr>
-              <w:instrText xml:space="preserve"> PAGEREF _Toc228644213 \h </w:instrText>
+              <w:instrText xml:space="preserve"> PAGEREF _Toc234244599 \h </w:instrText>
             </w:r>
             <w:r>
               <w:rPr>
@@ -1208,7 +1220,7 @@
                 <w:noProof/>
                 <w:webHidden/>
               </w:rPr>
-              <w:t>17</w:t>
+              <w:t>21</w:t>
             </w:r>
             <w:r>
               <w:rPr>
@@ -1221,7 +1233,7 @@
         </w:p>
         <w:p>
           <w:pPr>
-            <w:pStyle w:val="TOC2"/>
+            <w:pStyle w:val="Verzeichnis2"/>
             <w:tabs>
               <w:tab w:val="right" w:leader="dot" w:pos="10456"/>
             </w:tabs>
@@ -1232,10 +1244,11 @@
               <w:noProof/>
               <w:kern w:val="2"/>
               <w:sz w:val="24"/>
+              <w:lang w:val="de-DE" w:eastAsia="de-DE"/>
               <w14:ligatures w14:val="standardContextual"/>
             </w:rPr>
           </w:pPr>
-          <w:hyperlink w:anchor="_Toc228644214" w:history="1">
+          <w:hyperlink w:anchor="_Toc234244600" w:history="1">
             <w:r>
               <w:rPr>
                 <w:rStyle w:val="Hyperlink"/>
@@ -1262,7 +1275,7 @@
                 <w:noProof/>
                 <w:webHidden/>
               </w:rPr>
-              <w:instrText xml:space="preserve"> PAGEREF _Toc228644214 \h </w:instrText>
+              <w:instrText xml:space="preserve"> PAGEREF _Toc234244600 \h </w:instrText>
             </w:r>
             <w:r>
               <w:rPr>
@@ -1282,7 +1295,7 @@
                 <w:noProof/>
                 <w:webHidden/>
               </w:rPr>
-              <w:t>19</w:t>
+              <w:t>23</w:t>
             </w:r>
             <w:r>
               <w:rPr>
@@ -1295,7 +1308,7 @@
         </w:p>
         <w:p>
           <w:pPr>
-            <w:pStyle w:val="TOC2"/>
+            <w:pStyle w:val="Verzeichnis2"/>
             <w:tabs>
               <w:tab w:val="right" w:leader="dot" w:pos="10456"/>
             </w:tabs>
@@ -1306,16 +1319,17 @@
               <w:noProof/>
               <w:kern w:val="2"/>
               <w:sz w:val="24"/>
+              <w:lang w:val="de-DE" w:eastAsia="de-DE"/>
               <w14:ligatures w14:val="standardContextual"/>
             </w:rPr>
           </w:pPr>
-          <w:hyperlink w:anchor="_Toc228644215" w:history="1">
+          <w:hyperlink w:anchor="_Toc234244601" w:history="1">
             <w:r>
               <w:rPr>
                 <w:rStyle w:val="Hyperlink"/>
                 <w:noProof/>
               </w:rPr>
-              <w:t>8.1  Konzept 3.5: Reducer — Wenn der Rucksack wächst, statt sich zu leeren</w:t>
+              <w:t>8.1 Konzept 3.5: Reducer — Wenn der Rucksack wächst, statt sich zu leeren</w:t>
             </w:r>
             <w:r>
               <w:rPr>
@@ -1336,7 +1350,7 @@
                 <w:noProof/>
                 <w:webHidden/>
               </w:rPr>
-              <w:instrText xml:space="preserve"> PAGEREF _Toc228644215 \h </w:instrText>
+              <w:instrText xml:space="preserve"> PAGEREF _Toc234244601 \h </w:instrText>
             </w:r>
             <w:r>
               <w:rPr>
@@ -1356,7 +1370,7 @@
                 <w:noProof/>
                 <w:webHidden/>
               </w:rPr>
-              <w:t>20</w:t>
+              <w:t>24</w:t>
             </w:r>
             <w:r>
               <w:rPr>
@@ -1369,7 +1383,7 @@
         </w:p>
         <w:p>
           <w:pPr>
-            <w:pStyle w:val="TOC2"/>
+            <w:pStyle w:val="Verzeichnis2"/>
             <w:tabs>
               <w:tab w:val="right" w:leader="dot" w:pos="10456"/>
             </w:tabs>
@@ -1380,10 +1394,11 @@
               <w:noProof/>
               <w:kern w:val="2"/>
               <w:sz w:val="24"/>
+              <w:lang w:val="de-DE" w:eastAsia="de-DE"/>
               <w14:ligatures w14:val="standardContextual"/>
             </w:rPr>
           </w:pPr>
-          <w:hyperlink w:anchor="_Toc228644216" w:history="1">
+          <w:hyperlink w:anchor="_Toc234244602" w:history="1">
             <w:r>
               <w:rPr>
                 <w:rStyle w:val="Hyperlink"/>
@@ -1410,7 +1425,7 @@
                 <w:noProof/>
                 <w:webHidden/>
               </w:rPr>
-              <w:instrText xml:space="preserve"> PAGEREF _Toc228644216 \h </w:instrText>
+              <w:instrText xml:space="preserve"> PAGEREF _Toc234244602 \h </w:instrText>
             </w:r>
             <w:r>
               <w:rPr>
@@ -1430,7 +1445,7 @@
                 <w:noProof/>
                 <w:webHidden/>
               </w:rPr>
-              <w:t>22</w:t>
+              <w:t>26</w:t>
             </w:r>
             <w:r>
               <w:rPr>
@@ -1443,7 +1458,7 @@
         </w:p>
         <w:p>
           <w:pPr>
-            <w:pStyle w:val="TOC2"/>
+            <w:pStyle w:val="Verzeichnis2"/>
             <w:tabs>
               <w:tab w:val="right" w:leader="dot" w:pos="10456"/>
             </w:tabs>
@@ -1454,10 +1469,11 @@
               <w:noProof/>
               <w:kern w:val="2"/>
               <w:sz w:val="24"/>
+              <w:lang w:val="de-DE" w:eastAsia="de-DE"/>
               <w14:ligatures w14:val="standardContextual"/>
             </w:rPr>
           </w:pPr>
-          <w:hyperlink w:anchor="_Toc228644217" w:history="1">
+          <w:hyperlink w:anchor="_Toc234244603" w:history="1">
             <w:r>
               <w:rPr>
                 <w:rStyle w:val="Hyperlink"/>
@@ -1484,7 +1500,7 @@
                 <w:noProof/>
                 <w:webHidden/>
               </w:rPr>
-              <w:instrText xml:space="preserve"> PAGEREF _Toc228644217 \h </w:instrText>
+              <w:instrText xml:space="preserve"> PAGEREF _Toc234244603 \h </w:instrText>
             </w:r>
             <w:r>
               <w:rPr>
@@ -1504,7 +1520,7 @@
                 <w:noProof/>
                 <w:webHidden/>
               </w:rPr>
-              <w:t>23</w:t>
+              <w:t>27</w:t>
             </w:r>
             <w:r>
               <w:rPr>
@@ -1517,7 +1533,7 @@
         </w:p>
         <w:p>
           <w:pPr>
-            <w:pStyle w:val="TOC2"/>
+            <w:pStyle w:val="Verzeichnis2"/>
             <w:tabs>
               <w:tab w:val="right" w:leader="dot" w:pos="10456"/>
             </w:tabs>
@@ -1528,10 +1544,11 @@
               <w:noProof/>
               <w:kern w:val="2"/>
               <w:sz w:val="24"/>
+              <w:lang w:val="de-DE" w:eastAsia="de-DE"/>
               <w14:ligatures w14:val="standardContextual"/>
             </w:rPr>
           </w:pPr>
-          <w:hyperlink w:anchor="_Toc228644218" w:history="1">
+          <w:hyperlink w:anchor="_Toc234244604" w:history="1">
             <w:r>
               <w:rPr>
                 <w:rStyle w:val="Hyperlink"/>
@@ -1558,7 +1575,7 @@
                 <w:noProof/>
                 <w:webHidden/>
               </w:rPr>
-              <w:instrText xml:space="preserve"> PAGEREF _Toc228644218 \h </w:instrText>
+              <w:instrText xml:space="preserve"> PAGEREF _Toc234244604 \h </w:instrText>
             </w:r>
             <w:r>
               <w:rPr>
@@ -1578,7 +1595,7 @@
                 <w:noProof/>
                 <w:webHidden/>
               </w:rPr>
-              <w:t>23</w:t>
+              <w:t>27</w:t>
             </w:r>
             <w:r>
               <w:rPr>
@@ -1591,7 +1608,7 @@
         </w:p>
         <w:p>
           <w:pPr>
-            <w:pStyle w:val="TOC2"/>
+            <w:pStyle w:val="Verzeichnis2"/>
             <w:tabs>
               <w:tab w:val="right" w:leader="dot" w:pos="10456"/>
             </w:tabs>
@@ -1602,10 +1619,11 @@
               <w:noProof/>
               <w:kern w:val="2"/>
               <w:sz w:val="24"/>
+              <w:lang w:val="de-DE" w:eastAsia="de-DE"/>
               <w14:ligatures w14:val="standardContextual"/>
             </w:rPr>
           </w:pPr>
-          <w:hyperlink w:anchor="_Toc228644219" w:history="1">
+          <w:hyperlink w:anchor="_Toc234244605" w:history="1">
             <w:r>
               <w:rPr>
                 <w:rStyle w:val="Hyperlink"/>
@@ -1632,7 +1650,7 @@
                 <w:noProof/>
                 <w:webHidden/>
               </w:rPr>
-              <w:instrText xml:space="preserve"> PAGEREF _Toc228644219 \h </w:instrText>
+              <w:instrText xml:space="preserve"> PAGEREF _Toc234244605 \h </w:instrText>
             </w:r>
             <w:r>
               <w:rPr>
@@ -1652,7 +1670,7 @@
                 <w:noProof/>
                 <w:webHidden/>
               </w:rPr>
-              <w:t>24</w:t>
+              <w:t>28</w:t>
             </w:r>
             <w:r>
               <w:rPr>
@@ -1665,7 +1683,7 @@
         </w:p>
         <w:p>
           <w:pPr>
-            <w:pStyle w:val="TOC1"/>
+            <w:pStyle w:val="Verzeichnis1"/>
             <w:tabs>
               <w:tab w:val="right" w:leader="dot" w:pos="10456"/>
             </w:tabs>
@@ -1677,10 +1695,11 @@
               <w:iCs w:val="0"/>
               <w:noProof/>
               <w:kern w:val="2"/>
+              <w:lang w:val="de-DE" w:eastAsia="de-DE"/>
               <w14:ligatures w14:val="standardContextual"/>
             </w:rPr>
           </w:pPr>
-          <w:hyperlink w:anchor="_Toc228644220" w:history="1">
+          <w:hyperlink w:anchor="_Toc234244606" w:history="1">
             <w:r>
               <w:rPr>
                 <w:rStyle w:val="Hyperlink"/>
@@ -1707,7 +1726,7 @@
                 <w:noProof/>
                 <w:webHidden/>
               </w:rPr>
-              <w:instrText xml:space="preserve"> PAGEREF _Toc228644220 \h </w:instrText>
+              <w:instrText xml:space="preserve"> PAGEREF _Toc234244606 \h </w:instrText>
             </w:r>
             <w:r>
               <w:rPr>
@@ -1727,7 +1746,7 @@
                 <w:noProof/>
                 <w:webHidden/>
               </w:rPr>
-              <w:t>26</w:t>
+              <w:t>30</w:t>
             </w:r>
             <w:r>
               <w:rPr>
@@ -1740,7 +1759,7 @@
         </w:p>
         <w:p>
           <w:pPr>
-            <w:pStyle w:val="TOC2"/>
+            <w:pStyle w:val="Verzeichnis2"/>
             <w:tabs>
               <w:tab w:val="right" w:leader="dot" w:pos="10456"/>
             </w:tabs>
@@ -1751,10 +1770,11 @@
               <w:noProof/>
               <w:kern w:val="2"/>
               <w:sz w:val="24"/>
+              <w:lang w:val="de-DE" w:eastAsia="de-DE"/>
               <w14:ligatures w14:val="standardContextual"/>
             </w:rPr>
           </w:pPr>
-          <w:hyperlink w:anchor="_Toc228644221" w:history="1">
+          <w:hyperlink w:anchor="_Toc234244607" w:history="1">
             <w:r>
               <w:rPr>
                 <w:rStyle w:val="Hyperlink"/>
@@ -1781,7 +1801,7 @@
                 <w:noProof/>
                 <w:webHidden/>
               </w:rPr>
-              <w:instrText xml:space="preserve"> PAGEREF _Toc228644221 \h </w:instrText>
+              <w:instrText xml:space="preserve"> PAGEREF _Toc234244607 \h </w:instrText>
             </w:r>
             <w:r>
               <w:rPr>
@@ -1801,7 +1821,7 @@
                 <w:noProof/>
                 <w:webHidden/>
               </w:rPr>
-              <w:t>26</w:t>
+              <w:t>30</w:t>
             </w:r>
             <w:r>
               <w:rPr>
@@ -1814,7 +1834,7 @@
         </w:p>
         <w:p>
           <w:pPr>
-            <w:pStyle w:val="TOC2"/>
+            <w:pStyle w:val="Verzeichnis2"/>
             <w:tabs>
               <w:tab w:val="right" w:leader="dot" w:pos="10456"/>
             </w:tabs>
@@ -1825,10 +1845,11 @@
               <w:noProof/>
               <w:kern w:val="2"/>
               <w:sz w:val="24"/>
+              <w:lang w:val="de-DE" w:eastAsia="de-DE"/>
               <w14:ligatures w14:val="standardContextual"/>
             </w:rPr>
           </w:pPr>
-          <w:hyperlink w:anchor="_Toc228644222" w:history="1">
+          <w:hyperlink w:anchor="_Toc234244608" w:history="1">
             <w:r>
               <w:rPr>
                 <w:rStyle w:val="Hyperlink"/>
@@ -1855,7 +1876,7 @@
                 <w:noProof/>
                 <w:webHidden/>
               </w:rPr>
-              <w:instrText xml:space="preserve"> PAGEREF _Toc228644222 \h </w:instrText>
+              <w:instrText xml:space="preserve"> PAGEREF _Toc234244608 \h </w:instrText>
             </w:r>
             <w:r>
               <w:rPr>
@@ -1875,7 +1896,7 @@
                 <w:noProof/>
                 <w:webHidden/>
               </w:rPr>
-              <w:t>29</w:t>
+              <w:t>33</w:t>
             </w:r>
             <w:r>
               <w:rPr>
@@ -1888,7 +1909,7 @@
         </w:p>
         <w:p>
           <w:pPr>
-            <w:pStyle w:val="TOC2"/>
+            <w:pStyle w:val="Verzeichnis2"/>
             <w:tabs>
               <w:tab w:val="right" w:leader="dot" w:pos="10456"/>
             </w:tabs>
@@ -1899,10 +1920,11 @@
               <w:noProof/>
               <w:kern w:val="2"/>
               <w:sz w:val="24"/>
+              <w:lang w:val="de-DE" w:eastAsia="de-DE"/>
               <w14:ligatures w14:val="standardContextual"/>
             </w:rPr>
           </w:pPr>
-          <w:hyperlink w:anchor="_Toc228644223" w:history="1">
+          <w:hyperlink w:anchor="_Toc234244609" w:history="1">
             <w:r>
               <w:rPr>
                 <w:rStyle w:val="Hyperlink"/>
@@ -1929,7 +1951,7 @@
                 <w:noProof/>
                 <w:webHidden/>
               </w:rPr>
-              <w:instrText xml:space="preserve"> PAGEREF _Toc228644223 \h </w:instrText>
+              <w:instrText xml:space="preserve"> PAGEREF _Toc234244609 \h </w:instrText>
             </w:r>
             <w:r>
               <w:rPr>
@@ -1949,7 +1971,7 @@
                 <w:noProof/>
                 <w:webHidden/>
               </w:rPr>
-              <w:t>32</w:t>
+              <w:t>36</w:t>
             </w:r>
             <w:r>
               <w:rPr>
@@ -1962,7 +1984,7 @@
         </w:p>
         <w:p>
           <w:pPr>
-            <w:pStyle w:val="TOC2"/>
+            <w:pStyle w:val="Verzeichnis2"/>
             <w:tabs>
               <w:tab w:val="right" w:leader="dot" w:pos="10456"/>
             </w:tabs>
@@ -1973,10 +1995,11 @@
               <w:noProof/>
               <w:kern w:val="2"/>
               <w:sz w:val="24"/>
+              <w:lang w:val="de-DE" w:eastAsia="de-DE"/>
               <w14:ligatures w14:val="standardContextual"/>
             </w:rPr>
           </w:pPr>
-          <w:hyperlink w:anchor="_Toc228644224" w:history="1">
+          <w:hyperlink w:anchor="_Toc234244610" w:history="1">
             <w:r>
               <w:rPr>
                 <w:rStyle w:val="Hyperlink"/>
@@ -2003,7 +2026,7 @@
                 <w:noProof/>
                 <w:webHidden/>
               </w:rPr>
-              <w:instrText xml:space="preserve"> PAGEREF _Toc228644224 \h </w:instrText>
+              <w:instrText xml:space="preserve"> PAGEREF _Toc234244610 \h </w:instrText>
             </w:r>
             <w:r>
               <w:rPr>
@@ -2023,7 +2046,7 @@
                 <w:noProof/>
                 <w:webHidden/>
               </w:rPr>
-              <w:t>33</w:t>
+              <w:t>37</w:t>
             </w:r>
             <w:r>
               <w:rPr>
@@ -2036,7 +2059,7 @@
         </w:p>
         <w:p>
           <w:pPr>
-            <w:pStyle w:val="TOC2"/>
+            <w:pStyle w:val="Verzeichnis2"/>
             <w:tabs>
               <w:tab w:val="right" w:leader="dot" w:pos="10456"/>
             </w:tabs>
@@ -2047,10 +2070,11 @@
               <w:noProof/>
               <w:kern w:val="2"/>
               <w:sz w:val="24"/>
+              <w:lang w:val="de-DE" w:eastAsia="de-DE"/>
               <w14:ligatures w14:val="standardContextual"/>
             </w:rPr>
           </w:pPr>
-          <w:hyperlink w:anchor="_Toc228644225" w:history="1">
+          <w:hyperlink w:anchor="_Toc234244611" w:history="1">
             <w:r>
               <w:rPr>
                 <w:rStyle w:val="Hyperlink"/>
@@ -2077,7 +2101,7 @@
                 <w:noProof/>
                 <w:webHidden/>
               </w:rPr>
-              <w:instrText xml:space="preserve"> PAGEREF _Toc228644225 \h </w:instrText>
+              <w:instrText xml:space="preserve"> PAGEREF _Toc234244611 \h </w:instrText>
             </w:r>
             <w:r>
               <w:rPr>
@@ -2097,7 +2121,7 @@
                 <w:noProof/>
                 <w:webHidden/>
               </w:rPr>
-              <w:t>36</w:t>
+              <w:t>41</w:t>
             </w:r>
             <w:r>
               <w:rPr>
@@ -2110,7 +2134,7 @@
         </w:p>
         <w:p>
           <w:pPr>
-            <w:pStyle w:val="TOC1"/>
+            <w:pStyle w:val="Verzeichnis1"/>
             <w:tabs>
               <w:tab w:val="right" w:leader="dot" w:pos="10456"/>
             </w:tabs>
@@ -2122,10 +2146,11 @@
               <w:iCs w:val="0"/>
               <w:noProof/>
               <w:kern w:val="2"/>
+              <w:lang w:val="de-DE" w:eastAsia="de-DE"/>
               <w14:ligatures w14:val="standardContextual"/>
             </w:rPr>
           </w:pPr>
-          <w:hyperlink w:anchor="_Toc228644226" w:history="1">
+          <w:hyperlink w:anchor="_Toc234244612" w:history="1">
             <w:r>
               <w:rPr>
                 <w:rStyle w:val="Hyperlink"/>
@@ -2152,7 +2177,7 @@
                 <w:noProof/>
                 <w:webHidden/>
               </w:rPr>
-              <w:instrText xml:space="preserve"> PAGEREF _Toc228644226 \h </w:instrText>
+              <w:instrText xml:space="preserve"> PAGEREF _Toc234244612 \h </w:instrText>
             </w:r>
             <w:r>
               <w:rPr>
@@ -2172,7 +2197,7 @@
                 <w:noProof/>
                 <w:webHidden/>
               </w:rPr>
-              <w:t>37</w:t>
+              <w:t>42</w:t>
             </w:r>
             <w:r>
               <w:rPr>
@@ -2185,7 +2210,7 @@
         </w:p>
         <w:p>
           <w:pPr>
-            <w:pStyle w:val="TOC1"/>
+            <w:pStyle w:val="Verzeichnis1"/>
             <w:tabs>
               <w:tab w:val="right" w:leader="dot" w:pos="10456"/>
             </w:tabs>
@@ -2197,10 +2222,11 @@
               <w:iCs w:val="0"/>
               <w:noProof/>
               <w:kern w:val="2"/>
+              <w:lang w:val="de-DE" w:eastAsia="de-DE"/>
               <w14:ligatures w14:val="standardContextual"/>
             </w:rPr>
           </w:pPr>
-          <w:hyperlink w:anchor="_Toc228644227" w:history="1">
+          <w:hyperlink w:anchor="_Toc234244613" w:history="1">
             <w:r>
               <w:rPr>
                 <w:rStyle w:val="Hyperlink"/>
@@ -2227,7 +2253,7 @@
                 <w:noProof/>
                 <w:webHidden/>
               </w:rPr>
-              <w:instrText xml:space="preserve"> PAGEREF _Toc228644227 \h </w:instrText>
+              <w:instrText xml:space="preserve"> PAGEREF _Toc234244613 \h </w:instrText>
             </w:r>
             <w:r>
               <w:rPr>
@@ -2247,7 +2273,7 @@
                 <w:noProof/>
                 <w:webHidden/>
               </w:rPr>
-              <w:t>40</w:t>
+              <w:t>45</w:t>
             </w:r>
             <w:r>
               <w:rPr>
@@ -2289,9 +2315,9 @@
     </w:p>
     <w:p>
       <w:pPr>
-        <w:pStyle w:val="Heading1"/>
-      </w:pPr>
-      <w:bookmarkStart w:id="1" w:name="_Toc228644202"/>
+        <w:pStyle w:val="berschrift1"/>
+      </w:pPr>
+      <w:bookmarkStart w:id="1" w:name="_Toc234244588"/>
       <w:r>
         <w:lastRenderedPageBreak/>
         <w:t>1 Einführung</w:t>
@@ -2335,7 +2361,7 @@
     </w:p>
     <w:p>
       <w:pPr>
-        <w:pStyle w:val="ListParagraph"/>
+        <w:pStyle w:val="Listenabsatz"/>
         <w:numPr>
           <w:ilvl w:val="0"/>
           <w:numId w:val="3"/>
@@ -2348,7 +2374,7 @@
     </w:p>
     <w:p>
       <w:pPr>
-        <w:pStyle w:val="ListParagraph"/>
+        <w:pStyle w:val="Listenabsatz"/>
         <w:numPr>
           <w:ilvl w:val="0"/>
           <w:numId w:val="3"/>
@@ -2361,7 +2387,7 @@
     </w:p>
     <w:p>
       <w:pPr>
-        <w:pStyle w:val="ListParagraph"/>
+        <w:pStyle w:val="Listenabsatz"/>
         <w:numPr>
           <w:ilvl w:val="0"/>
           <w:numId w:val="3"/>
@@ -2415,7 +2441,7 @@
           </w:tcPr>
           <w:p>
             <w:pPr>
-              <w:pStyle w:val="Heading4"/>
+              <w:pStyle w:val="berschrift4"/>
               <w:spacing w:line="276" w:lineRule="auto"/>
             </w:pPr>
             <w:r>
@@ -2440,7 +2466,7 @@
     </w:p>
     <w:p>
       <w:pPr>
-        <w:pStyle w:val="Heading3"/>
+        <w:pStyle w:val="berschrift3"/>
         <w:spacing w:line="276" w:lineRule="auto"/>
       </w:pPr>
       <w:r>
@@ -2518,9 +2544,9 @@
     </w:p>
     <w:p>
       <w:pPr>
-        <w:pStyle w:val="Heading1"/>
-      </w:pPr>
-      <w:bookmarkStart w:id="2" w:name="_Toc228644203"/>
+        <w:pStyle w:val="berschrift1"/>
+      </w:pPr>
+      <w:bookmarkStart w:id="2" w:name="_Toc234244589"/>
       <w:r>
         <w:lastRenderedPageBreak/>
         <w:t xml:space="preserve">Teil I: Formale </w:t>
@@ -2532,9 +2558,9 @@
     </w:p>
     <w:p>
       <w:pPr>
-        <w:pStyle w:val="Heading2"/>
-      </w:pPr>
-      <w:bookmarkStart w:id="3" w:name="_Toc228644204"/>
+        <w:pStyle w:val="berschrift2"/>
+      </w:pPr>
+      <w:bookmarkStart w:id="3" w:name="_Toc234244590"/>
       <w:r>
         <w:t>2</w:t>
       </w:r>
@@ -3059,7 +3085,7 @@
     </w:p>
     <w:p>
       <w:pPr>
-        <w:pStyle w:val="Heading3"/>
+        <w:pStyle w:val="berschrift3"/>
       </w:pPr>
       <w:r>
         <w:br/>
@@ -3489,6 +3515,11 @@
       <w:pPr>
         <w:pStyle w:val="Fett1"/>
       </w:pPr>
+    </w:p>
+    <w:p>
+      <w:pPr>
+        <w:pStyle w:val="Fett1"/>
+      </w:pPr>
       <w:r>
         <w:t xml:space="preserve">Formal:  </w:t>
       </w:r>
@@ -3592,39 +3623,57 @@
       </w:r>
     </w:p>
     <w:p>
-      <w:r>
+      <w:pPr>
         <w:rPr>
           <w:i/>
           <w:iCs/>
-        </w:rPr>
-        <w:t>(kein akzeptierender Zustand</w:t>
-      </w:r>
-      <w:r>
+          <w:lang w:val="de-DE"/>
+        </w:rPr>
+      </w:pPr>
+    </w:p>
+    <w:p>
+      <w:pPr>
         <w:rPr>
           <w:i/>
           <w:iCs/>
-        </w:rPr>
-        <w:t>,</w:t>
-      </w:r>
+          <w:lang w:val="de-DE"/>
+        </w:rPr>
+      </w:pPr>
+    </w:p>
+    <w:p>
       <w:r>
         <w:rPr>
           <w:i/>
           <w:iCs/>
         </w:rPr>
-        <w:br/>
+        <w:t>(kein akzeptierender Zustand</w:t>
       </w:r>
       <w:r>
         <w:rPr>
           <w:i/>
           <w:iCs/>
         </w:rPr>
+        <w:t>,</w:t>
+      </w:r>
+      <w:r>
+        <w:rPr>
+          <w:i/>
+          <w:iCs/>
+        </w:rPr>
+        <w:br/>
+      </w:r>
+      <w:r>
+        <w:rPr>
+          <w:i/>
+          <w:iCs/>
+        </w:rPr>
         <w:t>das Drehkreuz läuft endlos)</w:t>
       </w:r>
     </w:p>
     <w:tbl>
       <w:tblPr>
-        <w:tblStyle w:val="GridTable1Light-Accent1"/>
-        <w:tblpPr w:leftFromText="180" w:rightFromText="180" w:vertAnchor="text" w:horzAnchor="page" w:tblpX="6281" w:tblpY="1018"/>
+        <w:tblStyle w:val="Gitternetztabelle1hellAkzent1"/>
+        <w:tblpPr w:leftFromText="180" w:rightFromText="180" w:vertAnchor="text" w:horzAnchor="margin" w:tblpXSpec="right" w:tblpY="45"/>
         <w:tblW w:w="0" w:type="auto"/>
         <w:tblLook w:val="04A0" w:firstRow="1" w:lastRow="0" w:firstColumn="1" w:lastColumn="0" w:noHBand="0" w:noVBand="1"/>
       </w:tblPr>
@@ -3772,6 +3821,9 @@
       </w:tr>
     </w:tbl>
     <w:p>
+      <w:r>
+        <w:t xml:space="preserve"> </w:t>
+      </w:r>
       <w:r>
         <w:t xml:space="preserve">Im Zustandsdiagramm ist jeder Zustand ein Kreis, </w:t>
       </w:r>
@@ -3914,6 +3966,12 @@
         <w:t xml:space="preserve"> </w:t>
       </w:r>
     </w:p>
+    <w:p>
+      <w:r>
+        <w:br w:type="page"/>
+      </w:r>
+    </w:p>
+    <w:p/>
     <w:tbl>
       <w:tblPr>
         <w:tblW w:w="10198" w:type="dxa"/>
@@ -3965,7 +4023,83 @@
     </w:tbl>
     <w:p>
       <w:pPr>
-        <w:pStyle w:val="Heading3"/>
+        <w:rPr>
+          <w:lang w:val="de-DE"/>
+        </w:rPr>
+      </w:pPr>
+    </w:p>
+    <w:p>
+      <w:pPr>
+        <w:pStyle w:val="Fett1"/>
+      </w:pPr>
+      <w:r>
+        <w:t xml:space="preserve">Hinweis: Vollständige vs. partielle Automaten </w:t>
+      </w:r>
+    </w:p>
+    <w:p>
+      <w:pPr>
+        <w:rPr>
+          <w:lang w:val="de-DE"/>
+        </w:rPr>
+      </w:pPr>
+    </w:p>
+    <w:p>
+      <w:pPr>
+        <w:rPr>
+          <w:lang w:val="de-DE"/>
+        </w:rPr>
+      </w:pPr>
+      <w:r>
+        <w:t xml:space="preserve">Die Definition verlangt δ als totale Funktion: Für jedes Paar (Zustand, Eingabe) muss ein Folgezustand definiert sein. Unsere Tabellen lassen Übergänge offen („−") — streng genommen sind das partielle Automaten. </w:t>
+      </w:r>
+    </w:p>
+    <w:p>
+      <w:pPr>
+        <w:rPr>
+          <w:lang w:val="de-DE"/>
+        </w:rPr>
+      </w:pPr>
+    </w:p>
+    <w:p>
+      <w:pPr>
+        <w:rPr>
+          <w:lang w:val="de-DE"/>
+        </w:rPr>
+      </w:pPr>
+      <w:r>
+        <w:t xml:space="preserve">Vollständig macht man sie auf zwei Wegen: Selbstschleifen ergänzen („Eingabe wird ignoriert", z. B. δ(Zu, durchgehen) = Zu — das gesperrte Drehkreuz blockiert) oder einen Fangzustand einführen, der alle undefinierten Übergänge auffängt (genau das leistet „Trap" im Onlineshop-Beispiel). </w:t>
+      </w:r>
+    </w:p>
+    <w:p>
+      <w:pPr>
+        <w:rPr>
+          <w:lang w:val="de-DE"/>
+        </w:rPr>
+      </w:pPr>
+    </w:p>
+    <w:p>
+      <w:r>
+        <w:t>Unser LangGraph-Code wählt implizit die erste Variante: Kein passender if-Zweig → der Zustand bleibt, wie er ist.</w:t>
+      </w:r>
+    </w:p>
+    <w:p>
+      <w:pPr>
+        <w:rPr>
+          <w:rFonts w:eastAsia="Arial" w:cs="Arial"/>
+          <w:b/>
+          <w:bCs/>
+          <w:color w:val="2E86C1"/>
+          <w:sz w:val="24"/>
+          <w:lang w:val="de-DE" w:eastAsia="de-DE"/>
+        </w:rPr>
+      </w:pPr>
+      <w:r>
+        <w:br w:type="page"/>
+      </w:r>
+    </w:p>
+    <w:p>
+      <w:pPr>
+        <w:pStyle w:val="berschrift3"/>
       </w:pPr>
       <w:r>
         <w:lastRenderedPageBreak/>
@@ -4026,26 +4160,7 @@
           <w:color w:val="0000FF"/>
           <w:sz w:val="18"/>
           <w:szCs w:val="18"/>
-        </w:rPr>
-      </w:pPr>
-    </w:p>
-    <w:p>
-      <w:pPr>
-        <w:rPr>
-          <w:rFonts w:ascii="Menlo" w:hAnsi="Menlo" w:cs="Menlo"/>
-          <w:color w:val="0000FF"/>
-          <w:sz w:val="18"/>
-          <w:szCs w:val="18"/>
-        </w:rPr>
-      </w:pPr>
-    </w:p>
-    <w:p>
-      <w:pPr>
-        <w:rPr>
-          <w:rFonts w:ascii="Menlo" w:hAnsi="Menlo" w:cs="Menlo"/>
-          <w:color w:val="0000FF"/>
-          <w:sz w:val="18"/>
-          <w:szCs w:val="18"/>
+          <w:lang w:val="de-DE"/>
         </w:rPr>
       </w:pPr>
     </w:p>
@@ -4253,7 +4368,7 @@
     </w:p>
     <w:tbl>
       <w:tblPr>
-        <w:tblStyle w:val="TableGrid"/>
+        <w:tblStyle w:val="Tabellenraster"/>
         <w:tblpPr w:leftFromText="180" w:rightFromText="180" w:vertAnchor="text" w:horzAnchor="margin" w:tblpXSpec="right" w:tblpY="1216"/>
         <w:tblW w:w="0" w:type="auto"/>
         <w:tblBorders>
@@ -4268,17 +4383,20 @@
         <w:tblLook w:val="04A0" w:firstRow="1" w:lastRow="0" w:firstColumn="1" w:lastColumn="0" w:noHBand="0" w:noVBand="1"/>
       </w:tblPr>
       <w:tblGrid>
-        <w:gridCol w:w="3686"/>
+        <w:gridCol w:w="4962"/>
       </w:tblGrid>
       <w:tr>
+        <w:trPr>
+          <w:trHeight w:val="2835"/>
+        </w:trPr>
         <w:tc>
           <w:tcPr>
-            <w:tcW w:w="3686" w:type="dxa"/>
+            <w:tcW w:w="4962" w:type="dxa"/>
             <w:shd w:val="clear" w:color="auto" w:fill="EBF5FB"/>
           </w:tcPr>
           <w:p>
             <w:pPr>
-              <w:pStyle w:val="Heading4"/>
+              <w:pStyle w:val="berschrift4"/>
             </w:pPr>
             <w:r>
               <w:rPr>
@@ -4288,15 +4406,59 @@
               <w:br/>
             </w:r>
             <w:r>
-              <w:t>Merkregel:</w:t>
-            </w:r>
-          </w:p>
-          <w:p>
-            <w:r>
-              <w:t>In Produktionscode gilt: Kritische Zustandsänderungen gehören auf die Transition, nicht in die Entry-Action des Zielknotens — weil der Zielknoten vielleicht nie läuft.</w:t>
-            </w:r>
-          </w:p>
-          <w:p/>
+              <w:t>Merkregel</w:t>
+            </w:r>
+            <w:r>
+              <w:t xml:space="preserve"> </w:t>
+            </w:r>
+            <w:r>
+              <w:rPr>
+                <w:sz w:val="20"/>
+              </w:rPr>
+              <w:t xml:space="preserve">für Produktionscode: </w:t>
+            </w:r>
+          </w:p>
+          <w:p>
+            <w:pPr>
+              <w:rPr>
+                <w:sz w:val="20"/>
+                <w:szCs w:val="22"/>
+                <w:lang w:val="de-DE"/>
+              </w:rPr>
+            </w:pPr>
+            <w:r>
+              <w:rPr>
+                <w:sz w:val="20"/>
+                <w:szCs w:val="22"/>
+              </w:rPr>
+              <w:t xml:space="preserve">Kritische Zustandsänderungen (Zahlung buchen, Datei schreiben) gehören dorthin, wo sie garantiert ausgeführt werden — in unserer Architektur also in den Knoten, der sicher läuft, nicht in eine Entry-Action eines Zielknotens, dessen Ausführung von der weiteren Routenwahl abhängt. </w:t>
+            </w:r>
+          </w:p>
+          <w:p>
+            <w:pPr>
+              <w:rPr>
+                <w:sz w:val="20"/>
+                <w:szCs w:val="22"/>
+                <w:lang w:val="de-DE"/>
+              </w:rPr>
+            </w:pPr>
+          </w:p>
+          <w:p>
+            <w:r>
+              <w:rPr>
+                <w:sz w:val="20"/>
+                <w:szCs w:val="22"/>
+              </w:rPr>
+              <w:t>Die Moore/Mealy-Frage „Ausgabe im Knoten oder an der Kante?" ist in echten Agenten also keine Stilfrage, sondern eine Zuverlässigkeitsfrage.</w:t>
+            </w:r>
+            <w:r>
+              <w:rPr>
+                <w:sz w:val="20"/>
+                <w:szCs w:val="22"/>
+              </w:rPr>
+              <w:t xml:space="preserve"> </w:t>
+            </w:r>
+          </w:p>
         </w:tc>
       </w:tr>
     </w:tbl>
@@ -5618,9 +5780,9 @@
     </w:p>
     <w:p>
       <w:pPr>
-        <w:pStyle w:val="Heading2"/>
-      </w:pPr>
-      <w:bookmarkStart w:id="4" w:name="_Toc228644205"/>
+        <w:pStyle w:val="berschrift2"/>
+      </w:pPr>
+      <w:bookmarkStart w:id="4" w:name="_Toc234244591"/>
       <w:r>
         <w:lastRenderedPageBreak/>
         <w:t>Beispiel</w:t>
@@ -6369,7 +6531,7 @@
     <w:p/>
     <w:tbl>
       <w:tblPr>
-        <w:tblStyle w:val="GridTable1Light-Accent1"/>
+        <w:tblStyle w:val="Gitternetztabelle1hellAkzent1"/>
         <w:tblpPr w:leftFromText="180" w:rightFromText="180" w:vertAnchor="text" w:horzAnchor="margin" w:tblpY="90"/>
         <w:tblW w:w="0" w:type="auto"/>
         <w:tblLayout w:type="fixed"/>
@@ -6771,7 +6933,7 @@
     <w:p/>
     <w:p>
       <w:pPr>
-        <w:pStyle w:val="Heading2"/>
+        <w:pStyle w:val="berschrift2"/>
         <w:spacing w:before="240" w:after="160"/>
       </w:pPr>
     </w:p>
@@ -6865,7 +7027,7 @@
     </w:p>
     <w:p>
       <w:pPr>
-        <w:pStyle w:val="Heading3"/>
+        <w:pStyle w:val="berschrift3"/>
       </w:pPr>
       <w:r>
         <w:lastRenderedPageBreak/>
@@ -6905,7 +7067,7 @@
     <w:p/>
     <w:tbl>
       <w:tblPr>
-        <w:tblStyle w:val="TableGrid"/>
+        <w:tblStyle w:val="Tabellenraster"/>
         <w:tblW w:w="0" w:type="auto"/>
         <w:tblBorders>
           <w:top w:val="none" w:sz="0" w:space="0" w:color="auto"/>
@@ -8523,7 +8685,32 @@
                 <w:sz w:val="18"/>
                 <w:szCs w:val="18"/>
               </w:rPr>
-              <w:t>"currentState"</w:t>
+              <w:t>"</w:t>
+            </w:r>
+            <w:r>
+              <w:rPr>
+                <w:rFonts w:ascii="Menlo" w:hAnsi="Menlo" w:cs="Menlo"/>
+                <w:color w:val="A31515"/>
+                <w:sz w:val="18"/>
+                <w:szCs w:val="18"/>
+              </w:rPr>
+              <w:t>aktState</w:t>
+            </w:r>
+            <w:r>
+              <w:rPr>
+                <w:rFonts w:ascii="Menlo" w:hAnsi="Menlo" w:cs="Menlo"/>
+                <w:sz w:val="18"/>
+                <w:szCs w:val="18"/>
+              </w:rPr>
+              <w:t xml:space="preserve"> </w:t>
+            </w:r>
+            <w:r>
+              <w:rPr>
+                <w:rFonts w:ascii="Menlo" w:hAnsi="Menlo" w:cs="Menlo"/>
+                <w:sz w:val="18"/>
+                <w:szCs w:val="18"/>
+              </w:rPr>
+              <w:t>"</w:t>
             </w:r>
             <w:r>
               <w:rPr>
@@ -9868,9 +10055,9 @@
     </w:p>
     <w:p>
       <w:pPr>
-        <w:pStyle w:val="Heading2"/>
-      </w:pPr>
-      <w:bookmarkStart w:id="5" w:name="_Toc228644206"/>
+        <w:pStyle w:val="berschrift2"/>
+      </w:pPr>
+      <w:bookmarkStart w:id="5" w:name="_Toc234244592"/>
       <w:r>
         <w:lastRenderedPageBreak/>
         <w:t xml:space="preserve">Beispiel </w:t>
@@ -10515,11 +10702,6 @@
     </w:tbl>
     <w:p/>
     <w:p>
-      <w:pPr>
-        <w:rPr>
-          <w:lang w:val="en-GB"/>
-        </w:rPr>
-      </w:pPr>
       <w:r>
         <w:rPr>
           <w:noProof/>
@@ -10593,157 +10775,50 @@
         <w:rPr>
           <w:b/>
           <w:bCs/>
-          <w:lang w:val="en-GB"/>
         </w:rPr>
         <w:t>Formal:</w:t>
       </w:r>
       <w:r>
-        <w:rPr>
-          <w:lang w:val="en-GB"/>
-        </w:rPr>
         <w:t xml:space="preserve">  </w:t>
       </w:r>
       <w:r>
-        <w:rPr>
-          <w:lang w:val="en-GB"/>
-        </w:rPr>
         <w:br/>
-        <w:t xml:space="preserve">Q = {Shop, Kasse, Deal, </w:t>
-      </w:r>
-      <w:proofErr w:type="gramStart"/>
-      <w:r>
-        <w:rPr>
-          <w:lang w:val="en-GB"/>
-        </w:rPr>
-        <w:t>Trap }</w:t>
-      </w:r>
-      <w:proofErr w:type="gramEnd"/>
-      <w:r>
-        <w:rPr>
-          <w:lang w:val="en-GB"/>
-        </w:rPr>
+        <w:t>Q = {Shop, Kasse, Deal, Trap }</w:t>
+      </w:r>
+      <w:r>
         <w:br/>
       </w:r>
       <w:r>
         <w:t>Σ</w:t>
       </w:r>
       <w:r>
-        <w:rPr>
-          <w:lang w:val="en-GB"/>
-        </w:rPr>
-        <w:t xml:space="preserve"> = {</w:t>
-      </w:r>
-      <w:proofErr w:type="spellStart"/>
-      <w:proofErr w:type="gramStart"/>
-      <w:r>
-        <w:rPr>
-          <w:lang w:val="en-GB"/>
-        </w:rPr>
-        <w:t>error,checkout</w:t>
-      </w:r>
-      <w:proofErr w:type="gramEnd"/>
-      <w:r>
-        <w:rPr>
-          <w:lang w:val="en-GB"/>
-        </w:rPr>
-        <w:t>,</w:t>
-      </w:r>
-      <w:proofErr w:type="gramStart"/>
-      <w:r>
-        <w:rPr>
-          <w:lang w:val="en-GB"/>
-        </w:rPr>
-        <w:t>back,pay</w:t>
-      </w:r>
-      <w:proofErr w:type="spellEnd"/>
-      <w:proofErr w:type="gramEnd"/>
-      <w:r>
-        <w:rPr>
-          <w:lang w:val="en-GB"/>
-        </w:rPr>
-        <w:t>}</w:t>
-      </w:r>
-      <w:r>
-        <w:rPr>
-          <w:lang w:val="en-GB"/>
-        </w:rPr>
+        <w:t xml:space="preserve"> = {error,checkout,back,pay}</w:t>
+      </w:r>
+      <w:r>
         <w:br/>
         <w:t>q</w:t>
       </w:r>
       <w:r>
         <w:rPr>
           <w:rFonts w:ascii="Cambria Math" w:hAnsi="Cambria Math" w:cs="Cambria Math"/>
-          <w:lang w:val="en-GB"/>
         </w:rPr>
         <w:t>₀</w:t>
       </w:r>
       <w:r>
-        <w:rPr>
-          <w:lang w:val="en-GB"/>
-        </w:rPr>
-        <w:t xml:space="preserve"> = </w:t>
-      </w:r>
-      <w:r>
-        <w:rPr>
-          <w:lang w:val="en-GB"/>
-        </w:rPr>
-        <w:t>Shop</w:t>
-      </w:r>
-      <w:r>
-        <w:rPr>
-          <w:lang w:val="en-GB"/>
-        </w:rPr>
+        <w:t xml:space="preserve"> = Shop</w:t>
+      </w:r>
+      <w:r>
         <w:br/>
-        <w:t>F = {</w:t>
-      </w:r>
-      <w:proofErr w:type="spellStart"/>
-      <w:proofErr w:type="gramStart"/>
-      <w:r>
-        <w:rPr>
-          <w:lang w:val="en-GB"/>
-        </w:rPr>
-        <w:t>Deal,Trap</w:t>
-      </w:r>
-      <w:proofErr w:type="spellEnd"/>
-      <w:proofErr w:type="gramEnd"/>
-      <w:r>
-        <w:rPr>
-          <w:lang w:val="en-GB"/>
-        </w:rPr>
-        <w:t>}</w:t>
-      </w:r>
-    </w:p>
-    <w:p>
-      <w:pPr>
-        <w:rPr>
-          <w:lang w:val="en-GB"/>
-        </w:rPr>
-      </w:pPr>
-    </w:p>
-    <w:p>
-      <w:pPr>
-        <w:rPr>
-          <w:lang w:val="en-GB"/>
-        </w:rPr>
-      </w:pPr>
-    </w:p>
-    <w:p>
-      <w:pPr>
-        <w:rPr>
-          <w:lang w:val="en-GB"/>
-        </w:rPr>
-      </w:pPr>
-    </w:p>
-    <w:p>
-      <w:pPr>
-        <w:rPr>
-          <w:lang w:val="en-GB"/>
-        </w:rPr>
-      </w:pPr>
-    </w:p>
+        <w:t>F = {Deal,Trap}</w:t>
+      </w:r>
+    </w:p>
+    <w:p/>
+    <w:p/>
+    <w:p/>
+    <w:p/>
     <w:tbl>
       <w:tblPr>
-        <w:tblStyle w:val="GridTable1Light-Accent1"/>
+        <w:tblStyle w:val="Gitternetztabelle1hellAkzent1"/>
         <w:tblpPr w:leftFromText="180" w:rightFromText="180" w:vertAnchor="text" w:horzAnchor="margin" w:tblpY="519"/>
         <w:tblW w:w="0" w:type="auto"/>
         <w:tblLook w:val="04A0" w:firstRow="1" w:lastRow="0" w:firstColumn="1" w:lastColumn="0" w:noHBand="0" w:noVBand="1"/>
@@ -11105,7 +11180,7 @@
     </w:tbl>
     <w:p>
       <w:pPr>
-        <w:pStyle w:val="Heading2"/>
+        <w:pStyle w:val="berschrift2"/>
         <w:spacing w:before="240" w:after="160"/>
         <w:rPr>
           <w:lang w:val="en-GB"/>
@@ -11114,7 +11189,7 @@
     </w:p>
     <w:p>
       <w:pPr>
-        <w:pStyle w:val="Heading2"/>
+        <w:pStyle w:val="berschrift2"/>
         <w:spacing w:before="240" w:after="160"/>
         <w:rPr>
           <w:lang w:val="en-GB"/>
@@ -11236,7 +11311,7 @@
     </w:p>
     <w:p>
       <w:pPr>
-        <w:pStyle w:val="Heading3"/>
+        <w:pStyle w:val="berschrift3"/>
       </w:pPr>
       <w:r>
         <w:lastRenderedPageBreak/>
@@ -13326,6 +13401,7 @@
           <w:sz w:val="18"/>
           <w:szCs w:val="18"/>
         </w:rPr>
+        <w:lastRenderedPageBreak/>
         <w:t xml:space="preserve">    )</w:t>
       </w:r>
     </w:p>
@@ -13397,10 +13473,10 @@
     </w:p>
     <w:p>
       <w:pPr>
-        <w:pStyle w:val="Heading2"/>
+        <w:pStyle w:val="berschrift2"/>
         <w:spacing w:before="240" w:after="160"/>
       </w:pPr>
-      <w:bookmarkStart w:id="6" w:name="_Toc228644207"/>
+      <w:bookmarkStart w:id="6" w:name="_Toc234244593"/>
       <w:r>
         <w:lastRenderedPageBreak/>
         <w:t>4 Der Moore-Automat</w:t>
@@ -13702,7 +13778,7 @@
     <w:p/>
     <w:p>
       <w:pPr>
-        <w:pStyle w:val="Heading4"/>
+        <w:pStyle w:val="berschrift4"/>
       </w:pPr>
       <w:r>
         <w:t>Beispiel: Getränkeautomat (vereinfacht)</w:t>
@@ -14667,7 +14743,7 @@
           </w:tcPr>
           <w:p>
             <w:pPr>
-              <w:pStyle w:val="Heading4"/>
+              <w:pStyle w:val="berschrift4"/>
             </w:pPr>
             <w:r>
               <w:t>Schlüsseleigenschaft</w:t>
@@ -14691,7 +14767,7 @@
     </w:p>
     <w:p>
       <w:pPr>
-        <w:pStyle w:val="Heading3"/>
+        <w:pStyle w:val="berschrift3"/>
       </w:pPr>
       <w:r>
         <w:lastRenderedPageBreak/>
@@ -14724,7 +14800,7 @@
     </w:p>
     <w:tbl>
       <w:tblPr>
-        <w:tblStyle w:val="TableGrid"/>
+        <w:tblStyle w:val="Tabellenraster"/>
         <w:tblW w:w="0" w:type="auto"/>
         <w:tblBorders>
           <w:top w:val="none" w:sz="0" w:space="0" w:color="auto"/>
@@ -18157,6 +18233,7 @@
           <w:sz w:val="18"/>
           <w:szCs w:val="18"/>
         </w:rPr>
+        <w:lastRenderedPageBreak/>
         <w:t xml:space="preserve">            {</w:t>
       </w:r>
       <w:r>
@@ -18338,7 +18415,7 @@
           <w:color w:val="1B4F72"/>
           <w:sz w:val="18"/>
           <w:szCs w:val="18"/>
-          <w:lang w:val="en-GB" w:eastAsia="de-DE"/>
+          <w:lang w:val="de-DE" w:eastAsia="de-DE"/>
         </w:rPr>
       </w:pPr>
       <w:r>
@@ -18352,25 +18429,13 @@
     </w:p>
     <w:p>
       <w:pPr>
-        <w:pStyle w:val="Heading2"/>
+        <w:pStyle w:val="berschrift2"/>
         <w:spacing w:before="240" w:after="160"/>
-        <w:rPr>
-          <w:lang w:val="en-GB"/>
-        </w:rPr>
-      </w:pPr>
-      <w:bookmarkStart w:id="7" w:name="_Toc228644208"/>
-      <w:r>
-        <w:rPr>
-          <w:lang w:val="en-GB"/>
-        </w:rPr>
+      </w:pPr>
+      <w:bookmarkStart w:id="7" w:name="_Toc234244594"/>
+      <w:r>
         <w:lastRenderedPageBreak/>
-        <w:t>5</w:t>
-      </w:r>
-      <w:r>
-        <w:rPr>
-          <w:lang w:val="en-GB"/>
-        </w:rPr>
-        <w:t xml:space="preserve"> Der Mealy-Automat</w:t>
+        <w:t>5 Der Mealy-Automat</w:t>
       </w:r>
       <w:bookmarkEnd w:id="7"/>
     </w:p>
@@ -18669,7 +18734,7 @@
     <w:p/>
     <w:p>
       <w:pPr>
-        <w:pStyle w:val="Heading3"/>
+        <w:pStyle w:val="berschrift3"/>
         <w:spacing w:after="160"/>
       </w:pPr>
       <w:r>
@@ -19580,7 +19645,7 @@
           </w:tcPr>
           <w:p>
             <w:pPr>
-              <w:pStyle w:val="Heading4"/>
+              <w:pStyle w:val="berschrift4"/>
             </w:pPr>
             <w:r>
               <w:t>Vergleich auf einen Blick</w:t>
@@ -19596,7 +19661,7 @@
     </w:tbl>
     <w:p>
       <w:pPr>
-        <w:pStyle w:val="Heading3"/>
+        <w:pStyle w:val="berschrift3"/>
       </w:pPr>
     </w:p>
     <w:p>
@@ -19616,7 +19681,7 @@
     </w:p>
     <w:p>
       <w:pPr>
-        <w:pStyle w:val="Heading3"/>
+        <w:pStyle w:val="berschrift3"/>
       </w:pPr>
       <w:r>
         <w:lastRenderedPageBreak/>
@@ -19646,7 +19711,7 @@
     </w:p>
     <w:p>
       <w:pPr>
-        <w:pStyle w:val="Heading3"/>
+        <w:pStyle w:val="berschrift3"/>
       </w:pPr>
     </w:p>
     <w:p>
@@ -21286,6 +21351,7 @@
           <w:sz w:val="18"/>
           <w:szCs w:val="18"/>
         </w:rPr>
+        <w:lastRenderedPageBreak/>
         <w:t xml:space="preserve">    graph.add_node(</w:t>
       </w:r>
       <w:r>
@@ -21574,9 +21640,9 @@
     </w:p>
     <w:p>
       <w:pPr>
-        <w:pStyle w:val="Heading2"/>
-      </w:pPr>
-      <w:bookmarkStart w:id="8" w:name="_Toc228644209"/>
+        <w:pStyle w:val="berschrift2"/>
+      </w:pPr>
+      <w:bookmarkStart w:id="8" w:name="_Toc234244595"/>
       <w:r>
         <w:lastRenderedPageBreak/>
         <w:t>Beispiel</w:t>
@@ -21766,15 +21832,15 @@
     <w:p/>
     <w:p>
       <w:pPr>
-        <w:pStyle w:val="NormalWeb"/>
-      </w:pPr>
-    </w:p>
-    <w:p>
-      <w:pPr>
-        <w:pStyle w:val="Heading3"/>
+        <w:pStyle w:val="StandardWeb"/>
+      </w:pPr>
+    </w:p>
+    <w:p>
+      <w:pPr>
+        <w:pStyle w:val="berschrift3"/>
         <w:spacing w:after="160"/>
         <w:rPr>
-          <w:lang w:val="en-DE"/>
+          <w:lang/>
         </w:rPr>
       </w:pPr>
     </w:p>
@@ -21783,23 +21849,23 @@
     <w:p/>
     <w:p>
       <w:pPr>
-        <w:pStyle w:val="Heading3"/>
-        <w:rPr>
-          <w:lang w:val="en-DE"/>
-        </w:rPr>
-      </w:pPr>
-    </w:p>
-    <w:p>
-      <w:pPr>
-        <w:pStyle w:val="Heading3"/>
-        <w:rPr>
-          <w:lang w:val="en-DE"/>
-        </w:rPr>
-      </w:pPr>
-    </w:p>
-    <w:p>
-      <w:pPr>
-        <w:pStyle w:val="Heading3"/>
+        <w:pStyle w:val="berschrift3"/>
+        <w:rPr>
+          <w:lang/>
+        </w:rPr>
+      </w:pPr>
+    </w:p>
+    <w:p>
+      <w:pPr>
+        <w:pStyle w:val="berschrift3"/>
+        <w:rPr>
+          <w:lang/>
+        </w:rPr>
+      </w:pPr>
+    </w:p>
+    <w:p>
+      <w:pPr>
+        <w:pStyle w:val="berschrift3"/>
       </w:pPr>
       <w:r>
         <w:t>Übungsaufgaben:</w:t>
@@ -22067,10 +22133,10 @@
     </w:p>
     <w:p>
       <w:pPr>
-        <w:pStyle w:val="Heading2"/>
+        <w:pStyle w:val="berschrift2"/>
         <w:spacing w:before="240" w:after="160"/>
       </w:pPr>
-      <w:bookmarkStart w:id="9" w:name="_Toc228644210"/>
+      <w:bookmarkStart w:id="9" w:name="_Toc234244596"/>
       <w:r>
         <w:lastRenderedPageBreak/>
         <w:t xml:space="preserve">5 </w:t>
@@ -22109,7 +22175,7 @@
     <w:p/>
     <w:p>
       <w:pPr>
-        <w:pStyle w:val="ListParagraph"/>
+        <w:pStyle w:val="Listenabsatz"/>
         <w:numPr>
           <w:ilvl w:val="0"/>
           <w:numId w:val="2"/>
@@ -22121,7 +22187,7 @@
     </w:p>
     <w:p>
       <w:pPr>
-        <w:pStyle w:val="ListParagraph"/>
+        <w:pStyle w:val="Listenabsatz"/>
         <w:numPr>
           <w:ilvl w:val="0"/>
           <w:numId w:val="2"/>
@@ -22133,7 +22199,7 @@
     </w:p>
     <w:p>
       <w:pPr>
-        <w:pStyle w:val="ListParagraph"/>
+        <w:pStyle w:val="Listenabsatz"/>
         <w:numPr>
           <w:ilvl w:val="0"/>
           <w:numId w:val="2"/>
@@ -22690,7 +22756,7 @@
           </w:tcPr>
           <w:p>
             <w:pPr>
-              <w:pStyle w:val="Heading4"/>
+              <w:pStyle w:val="berschrift4"/>
             </w:pPr>
             <w:r>
               <w:t>Die Brücke zu LangGraph</w:t>
@@ -22711,9 +22777,9 @@
     </w:p>
     <w:p>
       <w:pPr>
-        <w:pStyle w:val="Heading1"/>
-      </w:pPr>
-      <w:bookmarkStart w:id="10" w:name="_Toc228644211"/>
+        <w:pStyle w:val="berschrift1"/>
+      </w:pPr>
+      <w:bookmarkStart w:id="10" w:name="_Toc234244597"/>
       <w:r>
         <w:lastRenderedPageBreak/>
         <w:t xml:space="preserve">Teil II: Von der Theorie zu </w:t>
@@ -22727,10 +22793,10 @@
     </w:p>
     <w:p>
       <w:pPr>
-        <w:pStyle w:val="Heading2"/>
+        <w:pStyle w:val="berschrift2"/>
         <w:spacing w:before="240" w:after="160"/>
       </w:pPr>
-      <w:bookmarkStart w:id="11" w:name="_Toc228644212"/>
+      <w:bookmarkStart w:id="11" w:name="_Toc234244598"/>
       <w:proofErr w:type="gramStart"/>
       <w:r>
         <w:t>6  Konzept</w:t>
@@ -23279,7 +23345,7 @@
           </w:tcPr>
           <w:p>
             <w:pPr>
-              <w:pStyle w:val="Heading4"/>
+              <w:pStyle w:val="berschrift4"/>
             </w:pPr>
             <w:r>
               <w:t>Merkregel</w:t>
@@ -23296,7 +23362,7 @@
     <w:p/>
     <w:p>
       <w:pPr>
-        <w:pStyle w:val="Heading3"/>
+        <w:pStyle w:val="berschrift3"/>
       </w:pPr>
       <w:r>
         <w:t xml:space="preserve">Langgraph </w:t>
@@ -24341,9 +24407,9 @@
     </w:p>
     <w:p>
       <w:pPr>
-        <w:pStyle w:val="Heading2"/>
-      </w:pPr>
-      <w:bookmarkStart w:id="12" w:name="_Toc228644213"/>
+        <w:pStyle w:val="berschrift2"/>
+      </w:pPr>
+      <w:bookmarkStart w:id="12" w:name="_Toc234244599"/>
       <w:r>
         <w:lastRenderedPageBreak/>
         <w:t>7 Konzept 2: Bedingte Übergänge</w:t>
@@ -24404,7 +24470,7 @@
       <w:pPr>
         <w:jc w:val="center"/>
         <w:rPr>
-          <w:rStyle w:val="Emphasis"/>
+          <w:rStyle w:val="Hervorhebung"/>
         </w:rPr>
       </w:pPr>
     </w:p>
@@ -24412,12 +24478,12 @@
       <w:pPr>
         <w:jc w:val="center"/>
         <w:rPr>
-          <w:rStyle w:val="Emphasis"/>
-        </w:rPr>
-      </w:pPr>
-      <w:r>
-        <w:rPr>
-          <w:rStyle w:val="Emphasis"/>
+          <w:rStyle w:val="Hervorhebung"/>
+        </w:rPr>
+      </w:pPr>
+      <w:r>
+        <w:rPr>
+          <w:rStyle w:val="Hervorhebung"/>
         </w:rPr>
         <w:t>Auffällig: Nach der Recherche geht es direkt zur Ausgabe — ohne zu prüfen, ob das Ergebnis ausreicht. Wie man den Graphen so erweitert, dass er bei Bedarf nochmal recherchiert, zeigt Konzept 4 (Zyklen).</w:t>
       </w:r>
@@ -24430,7 +24496,7 @@
     <w:p/>
     <w:tbl>
       <w:tblPr>
-        <w:tblW w:w="10064" w:type="dxa"/>
+        <w:tblW w:w="10347" w:type="dxa"/>
         <w:tblBorders>
           <w:top w:val="single" w:sz="4" w:space="0" w:color="auto"/>
           <w:left w:val="single" w:sz="4" w:space="0" w:color="auto"/>
@@ -24447,8 +24513,8 @@
       </w:tblPr>
       <w:tblGrid>
         <w:gridCol w:w="2800"/>
-        <w:gridCol w:w="3400"/>
-        <w:gridCol w:w="3864"/>
+        <w:gridCol w:w="3862"/>
+        <w:gridCol w:w="3685"/>
       </w:tblGrid>
       <w:tr>
         <w:tc>
@@ -24484,7 +24550,7 @@
         </w:tc>
         <w:tc>
           <w:tcPr>
-            <w:tcW w:w="3400" w:type="dxa"/>
+            <w:tcW w:w="3862" w:type="dxa"/>
             <w:tcBorders>
               <w:top w:val="single" w:sz="1" w:space="0" w:color="BDC3C7"/>
               <w:left w:val="single" w:sz="1" w:space="0" w:color="BDC3C7"/>
@@ -24515,7 +24581,7 @@
         </w:tc>
         <w:tc>
           <w:tcPr>
-            <w:tcW w:w="3864" w:type="dxa"/>
+            <w:tcW w:w="3685" w:type="dxa"/>
             <w:tcBorders>
               <w:top w:val="single" w:sz="1" w:space="0" w:color="BDC3C7"/>
               <w:left w:val="single" w:sz="1" w:space="0" w:color="BDC3C7"/>
@@ -24571,7 +24637,7 @@
         </w:tc>
         <w:tc>
           <w:tcPr>
-            <w:tcW w:w="3400" w:type="dxa"/>
+            <w:tcW w:w="3862" w:type="dxa"/>
             <w:tcBorders>
               <w:top w:val="single" w:sz="1" w:space="0" w:color="BDC3C7"/>
               <w:left w:val="single" w:sz="1" w:space="0" w:color="BDC3C7"/>
@@ -24594,7 +24660,7 @@
         </w:tc>
         <w:tc>
           <w:tcPr>
-            <w:tcW w:w="3864" w:type="dxa"/>
+            <w:tcW w:w="3685" w:type="dxa"/>
             <w:tcBorders>
               <w:top w:val="single" w:sz="1" w:space="0" w:color="BDC3C7"/>
               <w:left w:val="single" w:sz="1" w:space="0" w:color="BDC3C7"/>
@@ -24645,7 +24711,7 @@
         </w:tc>
         <w:tc>
           <w:tcPr>
-            <w:tcW w:w="3400" w:type="dxa"/>
+            <w:tcW w:w="3862" w:type="dxa"/>
             <w:tcBorders>
               <w:top w:val="single" w:sz="1" w:space="0" w:color="BDC3C7"/>
               <w:left w:val="single" w:sz="1" w:space="0" w:color="BDC3C7"/>
@@ -24661,14 +24727,22 @@
             </w:tcMar>
           </w:tcPr>
           <w:p>
-            <w:r>
-              <w:t>Rückgabewert der Routing-Fn.</w:t>
+            <w:pPr>
+              <w:rPr>
+                <w:lang w:val="de-DE"/>
+              </w:rPr>
+            </w:pPr>
+            <w:r>
+              <w:rPr>
+                <w:lang w:val="de-DE"/>
+              </w:rPr>
+              <w:t>Vom Router gelesene State-Felder</w:t>
             </w:r>
           </w:p>
         </w:tc>
         <w:tc>
           <w:tcPr>
-            <w:tcW w:w="3864" w:type="dxa"/>
+            <w:tcW w:w="3685" w:type="dxa"/>
             <w:tcBorders>
               <w:top w:val="single" w:sz="1" w:space="0" w:color="BDC3C7"/>
               <w:left w:val="single" w:sz="1" w:space="0" w:color="BDC3C7"/>
@@ -24688,7 +24762,20 @@
               <w:rPr>
                 <w:rFonts w:eastAsia="Consolas"/>
               </w:rPr>
-              <w:t>Bestimmt den Pfad</w:t>
+              <w:t>Bestimm</w:t>
+            </w:r>
+            <w:r>
+              <w:rPr>
+                <w:rFonts w:eastAsia="Consolas"/>
+                <w:lang w:val="de-DE"/>
+              </w:rPr>
+              <w:t>en</w:t>
+            </w:r>
+            <w:r>
+              <w:rPr>
+                <w:rFonts w:eastAsia="Consolas"/>
+              </w:rPr>
+              <w:t xml:space="preserve"> den Pfad</w:t>
             </w:r>
           </w:p>
         </w:tc>
@@ -24719,7 +24806,7 @@
         </w:tc>
         <w:tc>
           <w:tcPr>
-            <w:tcW w:w="3400" w:type="dxa"/>
+            <w:tcW w:w="3862" w:type="dxa"/>
             <w:tcBorders>
               <w:top w:val="single" w:sz="1" w:space="0" w:color="BDC3C7"/>
               <w:left w:val="single" w:sz="1" w:space="0" w:color="BDC3C7"/>
@@ -24742,7 +24829,7 @@
         </w:tc>
         <w:tc>
           <w:tcPr>
-            <w:tcW w:w="3864" w:type="dxa"/>
+            <w:tcW w:w="3685" w:type="dxa"/>
             <w:tcBorders>
               <w:top w:val="single" w:sz="1" w:space="0" w:color="BDC3C7"/>
               <w:left w:val="single" w:sz="1" w:space="0" w:color="BDC3C7"/>
@@ -24772,7 +24859,7 @@
     <w:p/>
     <w:tbl>
       <w:tblPr>
-        <w:tblW w:w="10057" w:type="dxa"/>
+        <w:tblW w:w="10340" w:type="dxa"/>
         <w:tblBorders>
           <w:top w:val="single" w:sz="4" w:space="0" w:color="auto"/>
           <w:left w:val="single" w:sz="4" w:space="0" w:color="auto"/>
@@ -24788,12 +24875,12 @@
         <w:tblLook w:val="0000" w:firstRow="0" w:lastRow="0" w:firstColumn="0" w:lastColumn="0" w:noHBand="0" w:noVBand="0"/>
       </w:tblPr>
       <w:tblGrid>
-        <w:gridCol w:w="10057"/>
+        <w:gridCol w:w="10340"/>
       </w:tblGrid>
       <w:tr>
         <w:tc>
           <w:tcPr>
-            <w:tcW w:w="10057" w:type="dxa"/>
+            <w:tcW w:w="10340" w:type="dxa"/>
             <w:tcBorders>
               <w:top w:val="single" w:sz="1" w:space="0" w:color="2E86C1"/>
               <w:left w:val="single" w:sz="6" w:space="0" w:color="2E86C1"/>
@@ -24810,7 +24897,7 @@
           </w:tcPr>
           <w:p>
             <w:pPr>
-              <w:pStyle w:val="Heading4"/>
+              <w:pStyle w:val="berschrift4"/>
             </w:pPr>
             <w:r>
               <w:t>Merkregel</w:t>
@@ -24840,7 +24927,7 @@
           <w:p/>
           <w:p>
             <w:pPr>
-              <w:pStyle w:val="Heading4"/>
+              <w:pStyle w:val="berschrift4"/>
             </w:pPr>
             <w:r>
               <w:t>Wichtiger Hinweis:</w:t>
@@ -24958,13 +25045,49 @@
     <w:p>
       <w:r>
         <w:lastRenderedPageBreak/>
-        <w:t>Der Bezug zu Mealy wird hier besonders deutlich: Die Routing-Funktion ist eine Funktion λ(q, D), die vom aktuellen Kontrollzustand (welcher Knoten) UND vom Datenzustand (was steht im State) abhängt — genau wie die Ausgabefunktion eines Mealy-Automaten.</w:t>
-      </w:r>
-    </w:p>
-    <w:p/>
-    <w:p>
-      <w:pPr>
-        <w:pStyle w:val="Heading3"/>
+        <w:t xml:space="preserve">Präzise eingeordnet: Die Routing-Funktion ist die </w:t>
+      </w:r>
+      <w:r>
+        <w:rPr>
+          <w:b/>
+          <w:bCs/>
+        </w:rPr>
+        <w:t>Übergangsfunktion δ(q, D)</w:t>
+      </w:r>
+      <w:r>
+        <w:t xml:space="preserve"> — sie hängt vom aktuellen Kontrollzustand (welcher Knoten) UND vom Datenzustand ab und bestimmt den </w:t>
+      </w:r>
+      <w:r>
+        <w:rPr>
+          <w:i/>
+          <w:iCs/>
+        </w:rPr>
+        <w:t>Folgeknoten</w:t>
+      </w:r>
+      <w:r>
+        <w:t xml:space="preserve">. Der Mealy-Charakter von LangGraph zeigt sich dagegen an der </w:t>
+      </w:r>
+      <w:r>
+        <w:rPr>
+          <w:b/>
+          <w:bCs/>
+        </w:rPr>
+        <w:t>Knotenfunktion</w:t>
+      </w:r>
+      <w:r>
+        <w:t xml:space="preserve">: Ihr State-Update — die „Ausgabe" λ(q, D) — hängt ebenfalls von Knoten UND Daten ab, so wie die Ausgabefunktion eines Mealy-Automaten von Zustand und Eingabe abhängt. Merksatz: </w:t>
+      </w:r>
+      <w:r>
+        <w:rPr>
+          <w:b/>
+          <w:bCs/>
+        </w:rPr>
+        <w:t>Router = δ (wohin?), Knotenfunktion = λ (was wird ausgegeben?).</w:t>
+      </w:r>
+    </w:p>
+    <w:p>
+      <w:pPr>
+        <w:pStyle w:val="berschrift3"/>
       </w:pPr>
       <w:r>
         <w:t xml:space="preserve">Langgraph </w:t>
@@ -26321,10 +26444,10 @@
     </w:p>
     <w:p>
       <w:pPr>
-        <w:pStyle w:val="Heading2"/>
+        <w:pStyle w:val="berschrift2"/>
         <w:spacing w:before="240" w:after="160"/>
       </w:pPr>
-      <w:bookmarkStart w:id="13" w:name="_Toc228644214"/>
+      <w:bookmarkStart w:id="13" w:name="_Toc234244600"/>
       <w:r>
         <w:lastRenderedPageBreak/>
         <w:t>8 Konzept 3: Der Datenzustand als Rucksack</w:t>
@@ -26341,7 +26464,7 @@
     </w:p>
     <w:tbl>
       <w:tblPr>
-        <w:tblStyle w:val="TableGrid"/>
+        <w:tblStyle w:val="Tabellenraster"/>
         <w:tblW w:w="0" w:type="auto"/>
         <w:tblBorders>
           <w:top w:val="none" w:sz="0" w:space="0" w:color="auto"/>
@@ -26418,12 +26541,12 @@
           </w:tcPr>
           <w:p>
             <w:pPr>
-              <w:pStyle w:val="Heading4"/>
-            </w:pPr>
-          </w:p>
-          <w:p>
-            <w:pPr>
-              <w:pStyle w:val="Heading4"/>
+              <w:pStyle w:val="berschrift4"/>
+            </w:pPr>
+          </w:p>
+          <w:p>
+            <w:pPr>
+              <w:pStyle w:val="berschrift4"/>
             </w:pPr>
             <w:r>
               <w:br/>
@@ -26441,12 +26564,12 @@
           <w:p>
             <w:pPr>
               <w:rPr>
-                <w:rStyle w:val="Emphasis"/>
-              </w:rPr>
-            </w:pPr>
-            <w:r>
-              <w:rPr>
-                <w:rStyle w:val="Emphasis"/>
+                <w:rStyle w:val="Hervorhebung"/>
+              </w:rPr>
+            </w:pPr>
+            <w:r>
+              <w:rPr>
+                <w:rStyle w:val="Hervorhebung"/>
               </w:rPr>
               <w:t>Wie sich der Rucksack bei Updates verhält — ob ein Feld überschrieben oder erweitert wird — hängt davon ab, ob ein Reducer definiert ist.</w:t>
             </w:r>
@@ -26454,19 +26577,19 @@
           <w:p>
             <w:pPr>
               <w:rPr>
-                <w:rStyle w:val="Emphasis"/>
-              </w:rPr>
-            </w:pPr>
-          </w:p>
-          <w:p>
-            <w:pPr>
-              <w:rPr>
-                <w:rStyle w:val="Emphasis"/>
-              </w:rPr>
-            </w:pPr>
-            <w:r>
-              <w:rPr>
-                <w:rStyle w:val="Emphasis"/>
+                <w:rStyle w:val="Hervorhebung"/>
+              </w:rPr>
+            </w:pPr>
+          </w:p>
+          <w:p>
+            <w:pPr>
+              <w:rPr>
+                <w:rStyle w:val="Hervorhebung"/>
+              </w:rPr>
+            </w:pPr>
+            <w:r>
+              <w:rPr>
+                <w:rStyle w:val="Hervorhebung"/>
               </w:rPr>
               <w:t>Dieses zentrale Konzept wird im folgenden Kapitel 8.1 ausführlich behandelt.</w:t>
             </w:r>
@@ -26515,7 +26638,7 @@
           </w:tcPr>
           <w:p>
             <w:pPr>
-              <w:pStyle w:val="Heading4"/>
+              <w:pStyle w:val="berschrift4"/>
             </w:pPr>
             <w:r>
               <w:t>Merkregel</w:t>
@@ -26531,12 +26654,12 @@
     </w:tbl>
     <w:p>
       <w:pPr>
-        <w:pStyle w:val="Heading4"/>
-      </w:pPr>
-    </w:p>
-    <w:p>
-      <w:pPr>
-        <w:pStyle w:val="Heading4"/>
+        <w:pStyle w:val="berschrift4"/>
+      </w:pPr>
+    </w:p>
+    <w:p>
+      <w:pPr>
+        <w:pStyle w:val="berschrift4"/>
         <w:rPr>
           <w:color w:val="2E86C1"/>
           <w:sz w:val="24"/>
@@ -26746,12 +26869,12 @@
     </w:p>
     <w:p>
       <w:pPr>
-        <w:pStyle w:val="Heading3"/>
-      </w:pPr>
-    </w:p>
-    <w:p>
-      <w:pPr>
-        <w:pStyle w:val="Heading4"/>
+        <w:pStyle w:val="berschrift3"/>
+      </w:pPr>
+    </w:p>
+    <w:p>
+      <w:pPr>
+        <w:pStyle w:val="berschrift4"/>
       </w:pPr>
       <w:r>
         <w:t xml:space="preserve">Langgraph </w:t>
@@ -27060,11 +27183,11 @@
     </w:p>
     <w:p>
       <w:pPr>
-        <w:pStyle w:val="Heading2"/>
+        <w:pStyle w:val="berschrift2"/>
         <w:spacing w:before="240" w:after="160"/>
       </w:pPr>
       <w:bookmarkStart w:id="14" w:name="_Toc228607050"/>
-      <w:bookmarkStart w:id="15" w:name="_Toc228644215"/>
+      <w:bookmarkStart w:id="15" w:name="_Toc234244601"/>
       <w:r>
         <w:lastRenderedPageBreak/>
         <w:t>8.1 Konzept 3.5: Reducer — Wenn der Rucksack wächst, statt sich zu leeren</w:t>
@@ -27121,80 +27244,39 @@
       <w:pPr>
         <w:spacing w:line="276" w:lineRule="auto"/>
         <w:rPr>
-          <w:rStyle w:val="IntenseEmphasis"/>
-        </w:rPr>
-      </w:pPr>
-      <w:r>
-        <w:rPr>
-          <w:rStyle w:val="IntenseEmphasis"/>
-        </w:rPr>
-        <w:t>Der Name ‚Reducer' kommt aus der funktionalen Programmierung, wo ‚reduce' bedeutet: mehrere Werte zu einem einzigen zusammenführen. Gemeint ist also nicht ‚verkleinern', sondern ‚zusammenführen'</w:t>
-      </w:r>
-      <w:r>
-        <w:rPr>
-          <w:rStyle w:val="IntenseEmphasis"/>
-        </w:rPr>
-        <w:t>:</w:t>
-      </w:r>
-      <w:r>
-        <w:rPr>
-          <w:rStyle w:val="IntenseEmphasis"/>
+          <w:rStyle w:val="IntensiveHervorhebung"/>
+        </w:rPr>
+      </w:pPr>
+      <w:r>
+        <w:rPr>
+          <w:rStyle w:val="IntensiveHervorhebung"/>
+        </w:rPr>
+        <w:t>Der Name ‚Reducer' kommt aus der funktionalen Programmierung, wo ‚reduce' bedeutet: mehrere Werte zu einem einzigen zusammenführen. Gemeint ist also nicht ‚verkleinern', sondern ‚zusammenführen':</w:t>
+      </w:r>
+      <w:r>
+        <w:rPr>
+          <w:rStyle w:val="IntensiveHervorhebung"/>
         </w:rPr>
         <w:br/>
-      </w:r>
-      <w:r>
-        <w:rPr>
-          <w:rStyle w:val="IntenseEmphasis"/>
-        </w:rPr>
-        <w:t xml:space="preserve">LangGraph hat den Begriff von Redux geerbt. </w:t>
-      </w:r>
-      <w:r>
-        <w:rPr>
-          <w:rStyle w:val="IntenseEmphasis"/>
-        </w:rPr>
-        <w:t>Hier</w:t>
-      </w:r>
-      <w:r>
-        <w:rPr>
-          <w:rStyle w:val="IntenseEmphasis"/>
-        </w:rPr>
-        <w:t xml:space="preserve"> — Listen verlängern mit operator.add — wirkt der Name </w:t>
-      </w:r>
-      <w:r>
-        <w:rPr>
-          <w:rStyle w:val="IntenseEmphasis"/>
-        </w:rPr>
-        <w:t>eigentlich</w:t>
-      </w:r>
-      <w:r>
-        <w:rPr>
-          <w:rStyle w:val="IntenseEmphasis"/>
-        </w:rPr>
-        <w:t xml:space="preserve"> paradox, weil das Ergebnis offensichtlich wächst. Aber aus der Perspektive des Frameworks ist die Logik dieselbe: </w:t>
-      </w:r>
-      <w:r>
-        <w:rPr>
-          <w:rStyle w:val="IntenseEmphasis"/>
+        <w:t xml:space="preserve">LangGraph hat den Begriff von Redux geerbt. Hier — Listen verlängern mit operator.add — wirkt der Name eigentlich paradox, weil das Ergebnis offensichtlich wächst. Aber aus der Perspektive des Frameworks ist die Logik dieselbe: </w:t>
+      </w:r>
+      <w:r>
+        <w:rPr>
+          <w:rStyle w:val="IntensiveHervorhebung"/>
         </w:rPr>
         <w:t xml:space="preserve"> Z</w:t>
       </w:r>
       <w:r>
         <w:rPr>
-          <w:rStyle w:val="IntenseEmphasis"/>
-        </w:rPr>
-        <w:t>wei Inputs (alter State-Wert + neues Update) werden zu einem einzigen gespeicherten Wert zusammengeführt. Diese Zusammenführung ist die Reduktion — nicht im Sinne von „kürzen", sondern im Sinne von „aus zwei mach eins"</w:t>
-      </w:r>
-      <w:r>
-        <w:rPr>
-          <w:rStyle w:val="IntenseEmphasis"/>
-        </w:rPr>
-        <w:t>.</w:t>
+          <w:rStyle w:val="IntensiveHervorhebung"/>
+        </w:rPr>
+        <w:t>wei Inputs (alter State-Wert + neues Update) werden zu einem einzigen gespeicherten Wert zusammengeführt. Diese Zusammenführung ist die Reduktion — nicht im Sinne von „kürzen", sondern im Sinne von „aus zwei mach eins".</w:t>
       </w:r>
     </w:p>
     <w:p/>
     <w:p>
       <w:pPr>
-        <w:pStyle w:val="Heading3"/>
+        <w:pStyle w:val="berschrift3"/>
       </w:pPr>
       <w:r>
         <w:t>Das Kernproblem: Überschreiben vs. Aggregieren</w:t>
@@ -27325,7 +27407,7 @@
     <w:p/>
     <w:p>
       <w:pPr>
-        <w:pStyle w:val="Heading3"/>
+        <w:pStyle w:val="berschrift3"/>
       </w:pPr>
       <w:r>
         <w:lastRenderedPageBreak/>
@@ -27603,7 +27685,28 @@
           <w:sz w:val="18"/>
           <w:szCs w:val="18"/>
         </w:rPr>
-        <w:t xml:space="preserve">    route: str</w:t>
+        <w:t xml:space="preserve">    </w:t>
+      </w:r>
+      <w:proofErr w:type="spellStart"/>
+      <w:r>
+        <w:rPr>
+          <w:rFonts w:ascii="Menlo" w:hAnsi="Menlo" w:cs="Menlo"/>
+          <w:color w:val="000000"/>
+          <w:sz w:val="18"/>
+          <w:szCs w:val="18"/>
+          <w:lang w:val="de-DE"/>
+        </w:rPr>
+        <w:t>letzter_fehler</w:t>
+      </w:r>
+      <w:proofErr w:type="spellEnd"/>
+      <w:r>
+        <w:rPr>
+          <w:rFonts w:ascii="Menlo" w:hAnsi="Menlo" w:cs="Menlo"/>
+          <w:color w:val="000000"/>
+          <w:sz w:val="18"/>
+          <w:szCs w:val="18"/>
+        </w:rPr>
+        <w:t>: str</w:t>
       </w:r>
     </w:p>
     <w:p>
@@ -27638,7 +27741,45 @@
           <w:sz w:val="18"/>
           <w:szCs w:val="18"/>
         </w:rPr>
-        <w:t xml:space="preserve">    # Mit Reducer: neuer Wert wird ANGEHÄNGT</w:t>
+        <w:t xml:space="preserve">    # Mit Reducer: neue Wert</w:t>
+      </w:r>
+      <w:r>
+        <w:rPr>
+          <w:rFonts w:ascii="Menlo" w:hAnsi="Menlo" w:cs="Menlo"/>
+          <w:color w:val="008000"/>
+          <w:sz w:val="18"/>
+          <w:szCs w:val="18"/>
+          <w:lang w:val="de-DE"/>
+        </w:rPr>
+        <w:t>e</w:t>
+      </w:r>
+      <w:r>
+        <w:rPr>
+          <w:rFonts w:ascii="Menlo" w:hAnsi="Menlo" w:cs="Menlo"/>
+          <w:color w:val="008000"/>
+          <w:sz w:val="18"/>
+          <w:szCs w:val="18"/>
+        </w:rPr>
+        <w:t xml:space="preserve"> </w:t>
+      </w:r>
+      <w:r>
+        <w:rPr>
+          <w:rFonts w:ascii="Menlo" w:hAnsi="Menlo" w:cs="Menlo"/>
+          <w:color w:val="008000"/>
+          <w:sz w:val="18"/>
+          <w:szCs w:val="18"/>
+          <w:lang w:val="de-DE"/>
+        </w:rPr>
+        <w:t>werden</w:t>
+      </w:r>
+      <w:r>
+        <w:rPr>
+          <w:rFonts w:ascii="Menlo" w:hAnsi="Menlo" w:cs="Menlo"/>
+          <w:color w:val="008000"/>
+          <w:sz w:val="18"/>
+          <w:szCs w:val="18"/>
+        </w:rPr>
+        <w:t xml:space="preserve"> ANGEHÄNGT</w:t>
       </w:r>
     </w:p>
     <w:p>
@@ -27662,23 +27803,46 @@
         </w:rPr>
         <w:t xml:space="preserve">    </w:t>
       </w:r>
-      <w:r>
-        <w:rPr>
-          <w:rFonts w:ascii="Menlo" w:hAnsi="Menlo" w:cs="Menlo"/>
-          <w:color w:val="000000"/>
-          <w:sz w:val="18"/>
-          <w:szCs w:val="18"/>
-        </w:rPr>
-        <w:t>result</w:t>
-      </w:r>
-      <w:r>
-        <w:rPr>
-          <w:rFonts w:ascii="Menlo" w:hAnsi="Menlo" w:cs="Menlo"/>
-          <w:color w:val="000000"/>
-          <w:sz w:val="18"/>
-          <w:szCs w:val="18"/>
-        </w:rPr>
-        <w:t>: Annotated[list, add_messages]</w:t>
+      <w:proofErr w:type="spellStart"/>
+      <w:r>
+        <w:rPr>
+          <w:rFonts w:ascii="Menlo" w:hAnsi="Menlo" w:cs="Menlo"/>
+          <w:color w:val="000000"/>
+          <w:sz w:val="18"/>
+          <w:szCs w:val="18"/>
+          <w:lang w:val="de-DE"/>
+        </w:rPr>
+        <w:t>nachrichten</w:t>
+      </w:r>
+      <w:proofErr w:type="spellEnd"/>
+      <w:r>
+        <w:rPr>
+          <w:rFonts w:ascii="Menlo" w:hAnsi="Menlo" w:cs="Menlo"/>
+          <w:color w:val="000000"/>
+          <w:sz w:val="18"/>
+          <w:szCs w:val="18"/>
+        </w:rPr>
+        <w:t xml:space="preserve">: </w:t>
+      </w:r>
+      <w:proofErr w:type="gramStart"/>
+      <w:r>
+        <w:rPr>
+          <w:rFonts w:ascii="Menlo" w:hAnsi="Menlo" w:cs="Menlo"/>
+          <w:color w:val="000000"/>
+          <w:sz w:val="18"/>
+          <w:szCs w:val="18"/>
+        </w:rPr>
+        <w:t>Annotated[</w:t>
+      </w:r>
+      <w:proofErr w:type="gramEnd"/>
+      <w:r>
+        <w:rPr>
+          <w:rFonts w:ascii="Menlo" w:hAnsi="Menlo" w:cs="Menlo"/>
+          <w:color w:val="000000"/>
+          <w:sz w:val="18"/>
+          <w:szCs w:val="18"/>
+        </w:rPr>
+        <w:t>list, add_messages]</w:t>
       </w:r>
     </w:p>
     <w:p>
@@ -27723,7 +27887,7 @@
     <w:p/>
     <w:p>
       <w:pPr>
-        <w:pStyle w:val="Heading4"/>
+        <w:pStyle w:val="berschrift4"/>
       </w:pPr>
       <w:r>
         <w:t xml:space="preserve">Die gängigsten Reducer in </w:t>
@@ -27995,7 +28159,7 @@
     <w:p/>
     <w:p>
       <w:pPr>
-        <w:pStyle w:val="Heading4"/>
+        <w:pStyle w:val="berschrift4"/>
       </w:pPr>
       <w:r>
         <w:t>Wann brauche ich einen Reducer?</w:t>
@@ -28011,7 +28175,7 @@
     </w:p>
     <w:p>
       <w:pPr>
-        <w:pStyle w:val="ListParagraph"/>
+        <w:pStyle w:val="Listenabsatz"/>
         <w:numPr>
           <w:ilvl w:val="0"/>
           <w:numId w:val="5"/>
@@ -28032,7 +28196,7 @@
     </w:p>
     <w:p>
       <w:pPr>
-        <w:pStyle w:val="ListParagraph"/>
+        <w:pStyle w:val="Listenabsatz"/>
         <w:numPr>
           <w:ilvl w:val="0"/>
           <w:numId w:val="5"/>
@@ -28092,7 +28256,7 @@
           </w:tcPr>
           <w:p>
             <w:pPr>
-              <w:pStyle w:val="Heading4"/>
+              <w:pStyle w:val="berschrift4"/>
             </w:pPr>
             <w:r>
               <w:t>Merkregel</w:t>
@@ -28109,10 +28273,10 @@
     <w:p/>
     <w:p>
       <w:pPr>
-        <w:pStyle w:val="Heading2"/>
+        <w:pStyle w:val="berschrift2"/>
         <w:spacing w:before="240" w:after="160"/>
         <w:rPr>
-          <w:lang w:val="en-DE"/>
+          <w:lang/>
         </w:rPr>
       </w:pPr>
     </w:p>
@@ -28134,10 +28298,10 @@
     </w:p>
     <w:p>
       <w:pPr>
-        <w:pStyle w:val="Heading2"/>
+        <w:pStyle w:val="berschrift2"/>
         <w:spacing w:before="240" w:after="160"/>
       </w:pPr>
-      <w:bookmarkStart w:id="16" w:name="_Toc228644216"/>
+      <w:bookmarkStart w:id="16" w:name="_Toc234244602"/>
       <w:r>
         <w:lastRenderedPageBreak/>
         <w:t>9 Konzept 4: Zyklen — vom Workflow zum Agenten</w:t>
@@ -28208,7 +28372,7 @@
     </w:p>
     <w:p>
       <w:pPr>
-        <w:pStyle w:val="Heading3"/>
+        <w:pStyle w:val="berschrift3"/>
       </w:pPr>
       <w:r>
         <w:t xml:space="preserve">Langgraph </w:t>
@@ -29638,7 +29802,7 @@
     </w:p>
     <w:p>
       <w:pPr>
-        <w:pStyle w:val="Heading3"/>
+        <w:pStyle w:val="berschrift3"/>
       </w:pPr>
       <w:r>
         <w:lastRenderedPageBreak/>
@@ -29918,11 +30082,10 @@
         <w:t>})</w:t>
       </w:r>
     </w:p>
-    <w:p/>
-    <w:p>
-      <w:pPr>
-        <w:rPr>
-          <w:lang w:val="en-US"/>
+    <w:p>
+      <w:pPr>
+        <w:rPr>
+          <w:lang w:val="de-DE"/>
         </w:rPr>
       </w:pPr>
     </w:p>
@@ -29966,7 +30129,7 @@
           </w:tcPr>
           <w:p>
             <w:pPr>
-              <w:pStyle w:val="Heading4"/>
+              <w:pStyle w:val="berschrift4"/>
             </w:pPr>
             <w:r>
               <w:t>Merkregel</w:t>
@@ -29981,19 +30144,12 @@
       </w:tr>
     </w:tbl>
     <w:p/>
-    <w:p/>
-    <w:p>
-      <w:pPr>
-        <w:pStyle w:val="Heading2"/>
+    <w:p>
+      <w:pPr>
+        <w:pStyle w:val="berschrift2"/>
         <w:spacing w:before="240" w:after="160"/>
       </w:pPr>
-    </w:p>
-    <w:p>
-      <w:pPr>
-        <w:pStyle w:val="Heading2"/>
-        <w:spacing w:before="240" w:after="160"/>
-      </w:pPr>
-      <w:bookmarkStart w:id="17" w:name="_Toc228644217"/>
+      <w:bookmarkStart w:id="17" w:name="_Toc234244603"/>
       <w:r>
         <w:t>10 Zusammenfassung: Die vollständige Mapping-Tabelle</w:t>
       </w:r>
@@ -30544,7 +30700,7 @@
               <w:rPr>
                 <w:rFonts w:eastAsia="Consolas"/>
               </w:rPr>
-              <w:t>Datenzustand</w:t>
+              <w:t>keine direkte Entsprechung; Eingaben werden einmalig in den Datenzustand injiziert</w:t>
             </w:r>
           </w:p>
         </w:tc>
@@ -30566,6 +30722,150 @@
             </w:tcMar>
           </w:tcPr>
           <w:p>
+            <w:r>
+              <w:rPr>
+                <w:rFonts w:eastAsia="Consolas"/>
+              </w:rPr>
+              <w:t>app.invoke(initial_state)</w:t>
+            </w:r>
+          </w:p>
+        </w:tc>
+      </w:tr>
+      <w:tr>
+        <w:tc>
+          <w:tcPr>
+            <w:tcW w:w="2374" w:type="dxa"/>
+            <w:tcBorders>
+              <w:top w:val="single" w:sz="1" w:space="0" w:color="BDC3C7"/>
+              <w:left w:val="single" w:sz="1" w:space="0" w:color="BDC3C7"/>
+              <w:bottom w:val="single" w:sz="1" w:space="0" w:color="BDC3C7"/>
+              <w:right w:val="single" w:sz="1" w:space="0" w:color="BDC3C7"/>
+            </w:tcBorders>
+            <w:shd w:val="clear" w:color="auto" w:fill="F6C5AC" w:themeFill="accent2" w:themeFillTint="66"/>
+            <w:tcMar>
+              <w:top w:w="60" w:type="dxa"/>
+              <w:left w:w="100" w:type="dxa"/>
+              <w:bottom w:w="60" w:type="dxa"/>
+              <w:right w:w="100" w:type="dxa"/>
+            </w:tcMar>
+          </w:tcPr>
+          <w:p>
+            <w:pPr>
+              <w:rPr>
+                <w:lang w:val="de-DE"/>
+              </w:rPr>
+            </w:pPr>
+            <w:r>
+              <w:rPr>
+                <w:lang w:val="de-DE"/>
+              </w:rPr>
+              <w:t>Datenzustand D</w:t>
+            </w:r>
+          </w:p>
+        </w:tc>
+        <w:tc>
+          <w:tcPr>
+            <w:tcW w:w="1736" w:type="dxa"/>
+            <w:tcBorders>
+              <w:top w:val="single" w:sz="1" w:space="0" w:color="BDC3C7"/>
+              <w:left w:val="single" w:sz="1" w:space="0" w:color="BDC3C7"/>
+              <w:bottom w:val="single" w:sz="1" w:space="0" w:color="BDC3C7"/>
+              <w:right w:val="single" w:sz="1" w:space="0" w:color="BDC3C7"/>
+            </w:tcBorders>
+            <w:shd w:val="clear" w:color="auto" w:fill="F6C5AC" w:themeFill="accent2" w:themeFillTint="66"/>
+            <w:tcMar>
+              <w:top w:w="60" w:type="dxa"/>
+              <w:left w:w="100" w:type="dxa"/>
+              <w:bottom w:w="60" w:type="dxa"/>
+              <w:right w:w="100" w:type="dxa"/>
+            </w:tcMar>
+          </w:tcPr>
+          <w:p>
+            <w:pPr>
+              <w:rPr>
+                <w:lang w:val="de-DE"/>
+              </w:rPr>
+            </w:pPr>
+            <w:r>
+              <w:rPr>
+                <w:lang w:val="de-DE"/>
+              </w:rPr>
+              <w:t>D</w:t>
+            </w:r>
+          </w:p>
+        </w:tc>
+        <w:tc>
+          <w:tcPr>
+            <w:tcW w:w="2835" w:type="dxa"/>
+            <w:tcBorders>
+              <w:top w:val="single" w:sz="1" w:space="0" w:color="BDC3C7"/>
+              <w:left w:val="single" w:sz="1" w:space="0" w:color="BDC3C7"/>
+              <w:bottom w:val="single" w:sz="1" w:space="0" w:color="BDC3C7"/>
+              <w:right w:val="single" w:sz="1" w:space="0" w:color="BDC3C7"/>
+            </w:tcBorders>
+            <w:shd w:val="clear" w:color="auto" w:fill="F6C5AC" w:themeFill="accent2" w:themeFillTint="66"/>
+            <w:tcMar>
+              <w:top w:w="60" w:type="dxa"/>
+              <w:left w:w="100" w:type="dxa"/>
+              <w:bottom w:w="60" w:type="dxa"/>
+              <w:right w:w="100" w:type="dxa"/>
+            </w:tcMar>
+          </w:tcPr>
+          <w:p>
+            <w:pPr>
+              <w:rPr>
+                <w:rFonts w:eastAsia="Consolas"/>
+                <w:lang w:val="de-DE"/>
+              </w:rPr>
+            </w:pPr>
+            <w:r>
+              <w:rPr>
+                <w:rFonts w:eastAsia="Consolas"/>
+                <w:lang w:val="de-DE"/>
+              </w:rPr>
+              <w:t>State-</w:t>
+            </w:r>
+            <w:proofErr w:type="spellStart"/>
+            <w:r>
+              <w:rPr>
+                <w:rFonts w:eastAsia="Consolas"/>
+                <w:lang w:val="de-DE"/>
+              </w:rPr>
+              <w:t>Object</w:t>
+            </w:r>
+            <w:proofErr w:type="spellEnd"/>
+            <w:r>
+              <w:rPr>
+                <w:rFonts w:eastAsia="Consolas"/>
+                <w:lang w:val="de-DE"/>
+              </w:rPr>
+              <w:t xml:space="preserve"> („Rucksack“)</w:t>
+            </w:r>
+          </w:p>
+        </w:tc>
+        <w:tc>
+          <w:tcPr>
+            <w:tcW w:w="3260" w:type="dxa"/>
+            <w:tcBorders>
+              <w:top w:val="single" w:sz="1" w:space="0" w:color="BDC3C7"/>
+              <w:left w:val="single" w:sz="1" w:space="0" w:color="BDC3C7"/>
+              <w:bottom w:val="single" w:sz="1" w:space="0" w:color="BDC3C7"/>
+              <w:right w:val="single" w:sz="1" w:space="0" w:color="BDC3C7"/>
+            </w:tcBorders>
+            <w:shd w:val="clear" w:color="auto" w:fill="F6C5AC" w:themeFill="accent2" w:themeFillTint="66"/>
+            <w:tcMar>
+              <w:top w:w="60" w:type="dxa"/>
+              <w:left w:w="100" w:type="dxa"/>
+              <w:bottom w:w="60" w:type="dxa"/>
+              <w:right w:w="100" w:type="dxa"/>
+            </w:tcMar>
+          </w:tcPr>
+          <w:p>
+            <w:pPr>
+              <w:rPr>
+                <w:rFonts w:eastAsia="Consolas"/>
+              </w:rPr>
+            </w:pPr>
             <w:r>
               <w:rPr>
                 <w:rFonts w:eastAsia="Consolas"/>
@@ -31294,9 +31594,9 @@
     <w:p/>
     <w:p>
       <w:pPr>
-        <w:pStyle w:val="Heading2"/>
-      </w:pPr>
-      <w:bookmarkStart w:id="18" w:name="_Toc228644218"/>
+        <w:pStyle w:val="berschrift2"/>
+      </w:pPr>
+      <w:bookmarkStart w:id="18" w:name="_Toc234244604"/>
       <w:r>
         <w:t xml:space="preserve">Automatentypus von </w:t>
       </w:r>
@@ -31324,7 +31624,7 @@
     <w:p/>
     <w:p>
       <w:pPr>
-        <w:pStyle w:val="ListParagraph"/>
+        <w:pStyle w:val="Listenabsatz"/>
         <w:numPr>
           <w:ilvl w:val="0"/>
           <w:numId w:val="4"/>
@@ -31345,7 +31645,7 @@
     </w:p>
     <w:p>
       <w:pPr>
-        <w:pStyle w:val="ListParagraph"/>
+        <w:pStyle w:val="Listenabsatz"/>
         <w:numPr>
           <w:ilvl w:val="0"/>
           <w:numId w:val="4"/>
@@ -31368,10 +31668,10 @@
     </w:p>
     <w:p>
       <w:pPr>
-        <w:pStyle w:val="Heading2"/>
+        <w:pStyle w:val="berschrift2"/>
         <w:spacing w:before="240" w:after="160"/>
       </w:pPr>
-      <w:bookmarkStart w:id="19" w:name="_Toc228644219"/>
+      <w:bookmarkStart w:id="19" w:name="_Toc234244605"/>
       <w:r>
         <w:lastRenderedPageBreak/>
         <w:t xml:space="preserve">11 Einen </w:t>
@@ -31394,7 +31694,7 @@
     <w:p/>
     <w:p>
       <w:pPr>
-        <w:pStyle w:val="ListParagraph"/>
+        <w:pStyle w:val="Listenabsatz"/>
         <w:numPr>
           <w:ilvl w:val="0"/>
           <w:numId w:val="4"/>
@@ -31422,7 +31722,7 @@
     <w:p/>
     <w:p>
       <w:pPr>
-        <w:pStyle w:val="ListParagraph"/>
+        <w:pStyle w:val="Listenabsatz"/>
         <w:numPr>
           <w:ilvl w:val="0"/>
           <w:numId w:val="4"/>
@@ -31442,7 +31742,7 @@
     <w:p/>
     <w:p>
       <w:pPr>
-        <w:pStyle w:val="ListParagraph"/>
+        <w:pStyle w:val="Listenabsatz"/>
         <w:numPr>
           <w:ilvl w:val="0"/>
           <w:numId w:val="4"/>
@@ -31462,7 +31762,7 @@
     <w:p/>
     <w:p>
       <w:pPr>
-        <w:pStyle w:val="ListParagraph"/>
+        <w:pStyle w:val="Listenabsatz"/>
         <w:numPr>
           <w:ilvl w:val="0"/>
           <w:numId w:val="4"/>
@@ -31549,7 +31849,7 @@
     </w:p>
     <w:p>
       <w:pPr>
-        <w:pStyle w:val="Heading3"/>
+        <w:pStyle w:val="berschrift3"/>
         <w:rPr>
           <w:color w:val="1B4F72"/>
         </w:rPr>
@@ -32373,9 +32673,9 @@
     </w:p>
     <w:p>
       <w:pPr>
-        <w:pStyle w:val="Heading1"/>
-      </w:pPr>
-      <w:bookmarkStart w:id="20" w:name="_Toc228644220"/>
+        <w:pStyle w:val="berschrift1"/>
+      </w:pPr>
+      <w:bookmarkStart w:id="20" w:name="_Toc234244606"/>
       <w:r>
         <w:lastRenderedPageBreak/>
         <w:t xml:space="preserve">Teil III: </w:t>
@@ -32394,10 +32694,10 @@
     <w:p/>
     <w:p>
       <w:pPr>
-        <w:pStyle w:val="Heading2"/>
+        <w:pStyle w:val="berschrift2"/>
         <w:spacing w:before="240" w:after="160"/>
       </w:pPr>
-      <w:bookmarkStart w:id="21" w:name="_Toc228644221"/>
+      <w:bookmarkStart w:id="21" w:name="_Toc234244607"/>
       <w:r>
         <w:t>Typ A: Code → Diagramm</w:t>
       </w:r>
@@ -32449,7 +32749,7 @@
           </w:tcPr>
           <w:p>
             <w:pPr>
-              <w:pStyle w:val="Heading4"/>
+              <w:pStyle w:val="berschrift4"/>
             </w:pPr>
             <w:r>
               <w:rPr>
@@ -32740,19 +33040,19 @@
           <w:p>
             <w:pPr>
               <w:rPr>
-                <w:rStyle w:val="Emphasis"/>
-              </w:rPr>
-            </w:pPr>
-            <w:r>
-              <w:rPr>
-                <w:rStyle w:val="Emphasis"/>
+                <w:rStyle w:val="Hervorhebung"/>
+              </w:rPr>
+            </w:pPr>
+            <w:r>
+              <w:rPr>
+                <w:rStyle w:val="Hervorhebung"/>
                 <w:rFonts w:ascii="Segoe UI Symbol" w:hAnsi="Segoe UI Symbol" w:cs="Segoe UI Symbol"/>
               </w:rPr>
               <w:t>▸</w:t>
             </w:r>
             <w:r>
               <w:rPr>
-                <w:rStyle w:val="Emphasis"/>
+                <w:rStyle w:val="Hervorhebung"/>
               </w:rPr>
               <w:t xml:space="preserve"> Hinweis: Drei Knoten, keine Verzweigung, kein Zyklus.</w:t>
             </w:r>
@@ -32802,7 +33102,7 @@
           </w:tcPr>
           <w:p>
             <w:pPr>
-              <w:pStyle w:val="Heading4"/>
+              <w:pStyle w:val="berschrift4"/>
             </w:pPr>
             <w:r>
               <w:t>Aufgabe A2:  Einfache Verzweigung</w:t>
@@ -33694,7 +33994,7 @@
                 <w:rFonts w:ascii="Menlo" w:eastAsia="Consolas" w:hAnsi="Menlo" w:cs="Menlo"/>
                 <w:sz w:val="18"/>
                 <w:szCs w:val="20"/>
-                <w:lang w:val="de-DE"/>
+                <w:lang w:val="en-US"/>
               </w:rPr>
             </w:pPr>
             <w:proofErr w:type="spellStart"/>
@@ -33703,7 +34003,7 @@
                 <w:rFonts w:ascii="Menlo" w:eastAsia="Consolas" w:hAnsi="Menlo" w:cs="Menlo"/>
                 <w:sz w:val="18"/>
                 <w:szCs w:val="20"/>
-                <w:lang w:val="de-DE"/>
+                <w:lang w:val="en-US"/>
               </w:rPr>
               <w:t>graph.add_</w:t>
             </w:r>
@@ -33713,7 +34013,7 @@
                 <w:rFonts w:ascii="Menlo" w:eastAsia="Consolas" w:hAnsi="Menlo" w:cs="Menlo"/>
                 <w:sz w:val="18"/>
                 <w:szCs w:val="20"/>
-                <w:lang w:val="de-DE"/>
+                <w:lang w:val="en-US"/>
               </w:rPr>
               <w:t>edge</w:t>
             </w:r>
@@ -33723,7 +34023,7 @@
                 <w:rFonts w:ascii="Menlo" w:eastAsia="Consolas" w:hAnsi="Menlo" w:cs="Menlo"/>
                 <w:sz w:val="18"/>
                 <w:szCs w:val="20"/>
-                <w:lang w:val="de-DE"/>
+                <w:lang w:val="en-US"/>
               </w:rPr>
               <w:t>(</w:t>
             </w:r>
@@ -33733,28 +34033,48 @@
                 <w:rFonts w:ascii="Menlo" w:eastAsia="Consolas" w:hAnsi="Menlo" w:cs="Menlo"/>
                 <w:sz w:val="18"/>
                 <w:szCs w:val="20"/>
-                <w:lang w:val="de-DE"/>
-              </w:rPr>
-              <w:t>"formatieren", END)</w:t>
+                <w:lang w:val="en-US"/>
+              </w:rPr>
+              <w:t>"</w:t>
+            </w:r>
+            <w:proofErr w:type="spellStart"/>
+            <w:r>
+              <w:rPr>
+                <w:rFonts w:ascii="Menlo" w:eastAsia="Consolas" w:hAnsi="Menlo" w:cs="Menlo"/>
+                <w:sz w:val="18"/>
+                <w:szCs w:val="20"/>
+                <w:lang w:val="en-US"/>
+              </w:rPr>
+              <w:t>formatieren</w:t>
+            </w:r>
+            <w:proofErr w:type="spellEnd"/>
+            <w:r>
+              <w:rPr>
+                <w:rFonts w:ascii="Menlo" w:eastAsia="Consolas" w:hAnsi="Menlo" w:cs="Menlo"/>
+                <w:sz w:val="18"/>
+                <w:szCs w:val="20"/>
+                <w:lang w:val="en-US"/>
+              </w:rPr>
+              <w:t>", END)</w:t>
             </w:r>
           </w:p>
           <w:p/>
           <w:p>
             <w:pPr>
               <w:rPr>
-                <w:rStyle w:val="Emphasis"/>
-              </w:rPr>
-            </w:pPr>
-            <w:r>
-              <w:rPr>
-                <w:rStyle w:val="Emphasis"/>
+                <w:rStyle w:val="Hervorhebung"/>
+              </w:rPr>
+            </w:pPr>
+            <w:r>
+              <w:rPr>
+                <w:rStyle w:val="Hervorhebung"/>
                 <w:rFonts w:ascii="Segoe UI Symbol" w:hAnsi="Segoe UI Symbol" w:cs="Segoe UI Symbol"/>
               </w:rPr>
               <w:t>▸</w:t>
             </w:r>
             <w:r>
               <w:rPr>
-                <w:rStyle w:val="Emphasis"/>
+                <w:rStyle w:val="Hervorhebung"/>
               </w:rPr>
               <w:t xml:space="preserve"> Hinweis: Wo vereinigen sich die beiden Pfade wieder?</w:t>
             </w:r>
@@ -33809,7 +34129,7 @@
           </w:tcPr>
           <w:p>
             <w:pPr>
-              <w:pStyle w:val="Heading4"/>
+              <w:pStyle w:val="berschrift4"/>
             </w:pPr>
             <w:r>
               <w:rPr>
@@ -34535,7 +34855,7 @@
                 <w:rFonts w:ascii="Menlo" w:eastAsia="Consolas" w:hAnsi="Menlo" w:cs="Menlo"/>
                 <w:sz w:val="18"/>
                 <w:szCs w:val="20"/>
-                <w:lang w:val="de-DE"/>
+                <w:lang w:val="en-US"/>
               </w:rPr>
             </w:pPr>
             <w:proofErr w:type="spellStart"/>
@@ -34544,7 +34864,7 @@
                 <w:rFonts w:ascii="Menlo" w:eastAsia="Consolas" w:hAnsi="Menlo" w:cs="Menlo"/>
                 <w:sz w:val="18"/>
                 <w:szCs w:val="20"/>
-                <w:lang w:val="de-DE"/>
+                <w:lang w:val="en-US"/>
               </w:rPr>
               <w:t>graph.add_</w:t>
             </w:r>
@@ -34554,7 +34874,7 @@
                 <w:rFonts w:ascii="Menlo" w:eastAsia="Consolas" w:hAnsi="Menlo" w:cs="Menlo"/>
                 <w:sz w:val="18"/>
                 <w:szCs w:val="20"/>
-                <w:lang w:val="de-DE"/>
+                <w:lang w:val="en-US"/>
               </w:rPr>
               <w:t>edge</w:t>
             </w:r>
@@ -34564,7 +34884,7 @@
                 <w:rFonts w:ascii="Menlo" w:eastAsia="Consolas" w:hAnsi="Menlo" w:cs="Menlo"/>
                 <w:sz w:val="18"/>
                 <w:szCs w:val="20"/>
-                <w:lang w:val="de-DE"/>
+                <w:lang w:val="en-US"/>
               </w:rPr>
               <w:t>(</w:t>
             </w:r>
@@ -34574,7 +34894,7 @@
                 <w:rFonts w:ascii="Menlo" w:eastAsia="Consolas" w:hAnsi="Menlo" w:cs="Menlo"/>
                 <w:sz w:val="18"/>
                 <w:szCs w:val="20"/>
-                <w:lang w:val="de-DE"/>
+                <w:lang w:val="en-US"/>
               </w:rPr>
               <w:t>START, "</w:t>
             </w:r>
@@ -34584,7 +34904,7 @@
                 <w:rFonts w:ascii="Menlo" w:eastAsia="Consolas" w:hAnsi="Menlo" w:cs="Menlo"/>
                 <w:sz w:val="18"/>
                 <w:szCs w:val="20"/>
-                <w:lang w:val="de-DE"/>
+                <w:lang w:val="en-US"/>
               </w:rPr>
               <w:t>eingang</w:t>
             </w:r>
@@ -34594,7 +34914,7 @@
                 <w:rFonts w:ascii="Menlo" w:eastAsia="Consolas" w:hAnsi="Menlo" w:cs="Menlo"/>
                 <w:sz w:val="18"/>
                 <w:szCs w:val="20"/>
-                <w:lang w:val="de-DE"/>
+                <w:lang w:val="en-US"/>
               </w:rPr>
               <w:t>")</w:t>
             </w:r>
@@ -34606,7 +34926,7 @@
                 <w:rFonts w:ascii="Menlo" w:eastAsia="Consolas" w:hAnsi="Menlo" w:cs="Menlo"/>
                 <w:sz w:val="18"/>
                 <w:szCs w:val="20"/>
-                <w:lang w:val="de-DE"/>
+                <w:lang w:val="en-US"/>
               </w:rPr>
             </w:pPr>
             <w:proofErr w:type="spellStart"/>
@@ -34615,7 +34935,7 @@
                 <w:rFonts w:ascii="Menlo" w:eastAsia="Consolas" w:hAnsi="Menlo" w:cs="Menlo"/>
                 <w:sz w:val="18"/>
                 <w:szCs w:val="20"/>
-                <w:lang w:val="de-DE"/>
+                <w:lang w:val="en-US"/>
               </w:rPr>
               <w:t>graph.add_conditional_</w:t>
             </w:r>
@@ -34625,7 +34945,7 @@
                 <w:rFonts w:ascii="Menlo" w:eastAsia="Consolas" w:hAnsi="Menlo" w:cs="Menlo"/>
                 <w:sz w:val="18"/>
                 <w:szCs w:val="20"/>
-                <w:lang w:val="de-DE"/>
+                <w:lang w:val="en-US"/>
               </w:rPr>
               <w:t>edges</w:t>
             </w:r>
@@ -34635,7 +34955,7 @@
                 <w:rFonts w:ascii="Menlo" w:eastAsia="Consolas" w:hAnsi="Menlo" w:cs="Menlo"/>
                 <w:sz w:val="18"/>
                 <w:szCs w:val="20"/>
-                <w:lang w:val="de-DE"/>
+                <w:lang w:val="en-US"/>
               </w:rPr>
               <w:t>(</w:t>
             </w:r>
@@ -34656,9 +34976,18 @@
                 <w:rFonts w:ascii="Menlo" w:eastAsia="Consolas" w:hAnsi="Menlo" w:cs="Menlo"/>
                 <w:sz w:val="18"/>
                 <w:szCs w:val="20"/>
-                <w:lang w:val="de-DE"/>
-              </w:rPr>
-              <w:t xml:space="preserve">    "</w:t>
+                <w:lang w:val="en-US"/>
+              </w:rPr>
+              <w:t xml:space="preserve">    </w:t>
+            </w:r>
+            <w:r>
+              <w:rPr>
+                <w:rFonts w:ascii="Menlo" w:eastAsia="Consolas" w:hAnsi="Menlo" w:cs="Menlo"/>
+                <w:sz w:val="18"/>
+                <w:szCs w:val="20"/>
+                <w:lang w:val="de-DE"/>
+              </w:rPr>
+              <w:t>"</w:t>
             </w:r>
             <w:proofErr w:type="spellStart"/>
             <w:r>
@@ -35175,19 +35504,19 @@
           <w:p>
             <w:pPr>
               <w:rPr>
-                <w:rStyle w:val="Emphasis"/>
-              </w:rPr>
-            </w:pPr>
-            <w:r>
-              <w:rPr>
-                <w:rStyle w:val="Emphasis"/>
+                <w:rStyle w:val="Hervorhebung"/>
+              </w:rPr>
+            </w:pPr>
+            <w:r>
+              <w:rPr>
+                <w:rStyle w:val="Hervorhebung"/>
                 <w:rFonts w:ascii="Segoe UI Symbol" w:hAnsi="Segoe UI Symbol" w:cs="Segoe UI Symbol"/>
               </w:rPr>
               <w:t>▸</w:t>
             </w:r>
             <w:r>
               <w:rPr>
-                <w:rStyle w:val="Emphasis"/>
+                <w:rStyle w:val="Hervorhebung"/>
               </w:rPr>
               <w:t xml:space="preserve"> Hinweis: Drei Pfade, die sich wieder vereinigen.</w:t>
             </w:r>
@@ -35236,7 +35565,7 @@
           </w:tcPr>
           <w:p>
             <w:pPr>
-              <w:pStyle w:val="Heading4"/>
+              <w:pStyle w:val="berschrift4"/>
             </w:pPr>
             <w:r>
               <w:rPr>
@@ -36004,7 +36333,7 @@
                 <w:rFonts w:ascii="Menlo" w:eastAsia="Consolas" w:hAnsi="Menlo" w:cs="Menlo"/>
                 <w:sz w:val="18"/>
                 <w:szCs w:val="20"/>
-                <w:lang w:val="en-US"/>
+                <w:lang w:val="de-DE"/>
               </w:rPr>
             </w:pPr>
             <w:r>
@@ -36014,19 +36343,260 @@
                 <w:szCs w:val="20"/>
                 <w:lang w:val="en-US"/>
               </w:rPr>
-              <w:t xml:space="preserve">    "</w:t>
+              <w:t xml:space="preserve">    </w:t>
+            </w:r>
+            <w:r>
+              <w:rPr>
+                <w:rFonts w:ascii="Menlo" w:eastAsia="Consolas" w:hAnsi="Menlo" w:cs="Menlo"/>
+                <w:sz w:val="18"/>
+                <w:szCs w:val="20"/>
+                <w:lang w:val="de-DE"/>
+              </w:rPr>
+              <w:t>"testen",</w:t>
+            </w:r>
+          </w:p>
+          <w:p>
+            <w:pPr>
+              <w:ind w:left="708"/>
+              <w:rPr>
+                <w:rFonts w:ascii="Menlo" w:eastAsia="Consolas" w:hAnsi="Menlo" w:cs="Menlo"/>
+                <w:sz w:val="18"/>
+                <w:szCs w:val="20"/>
+                <w:lang w:val="de-DE"/>
+              </w:rPr>
+            </w:pPr>
+            <w:r>
+              <w:rPr>
+                <w:rFonts w:ascii="Menlo" w:eastAsia="Consolas" w:hAnsi="Menlo" w:cs="Menlo"/>
+                <w:sz w:val="18"/>
+                <w:szCs w:val="20"/>
+                <w:lang w:val="de-DE"/>
+              </w:rPr>
+              <w:t xml:space="preserve">    </w:t>
             </w:r>
             <w:proofErr w:type="spellStart"/>
             <w:r>
+              <w:rPr>
+                <w:rFonts w:ascii="Menlo" w:eastAsia="Consolas" w:hAnsi="Menlo" w:cs="Menlo"/>
+                <w:sz w:val="18"/>
+                <w:szCs w:val="20"/>
+                <w:lang w:val="de-DE"/>
+              </w:rPr>
+              <w:t>lambda</w:t>
+            </w:r>
+            <w:proofErr w:type="spellEnd"/>
+            <w:r>
+              <w:rPr>
+                <w:rFonts w:ascii="Menlo" w:eastAsia="Consolas" w:hAnsi="Menlo" w:cs="Menlo"/>
+                <w:sz w:val="18"/>
+                <w:szCs w:val="20"/>
+                <w:lang w:val="de-DE"/>
+              </w:rPr>
+              <w:t xml:space="preserve"> s: "abliefern" </w:t>
+            </w:r>
+            <w:proofErr w:type="spellStart"/>
+            <w:r>
+              <w:rPr>
+                <w:rFonts w:ascii="Menlo" w:eastAsia="Consolas" w:hAnsi="Menlo" w:cs="Menlo"/>
+                <w:sz w:val="18"/>
+                <w:szCs w:val="20"/>
+                <w:lang w:val="de-DE"/>
+              </w:rPr>
+              <w:t>if</w:t>
+            </w:r>
+            <w:proofErr w:type="spellEnd"/>
+            <w:r>
+              <w:rPr>
+                <w:rFonts w:ascii="Menlo" w:eastAsia="Consolas" w:hAnsi="Menlo" w:cs="Menlo"/>
+                <w:sz w:val="18"/>
+                <w:szCs w:val="20"/>
+                <w:lang w:val="de-DE"/>
+              </w:rPr>
+              <w:t xml:space="preserve"> s["bestanden"] </w:t>
+            </w:r>
+            <w:proofErr w:type="spellStart"/>
+            <w:r>
+              <w:rPr>
+                <w:rFonts w:ascii="Menlo" w:eastAsia="Consolas" w:hAnsi="Menlo" w:cs="Menlo"/>
+                <w:sz w:val="18"/>
+                <w:szCs w:val="20"/>
+                <w:lang w:val="de-DE"/>
+              </w:rPr>
+              <w:t>or</w:t>
+            </w:r>
+            <w:proofErr w:type="spellEnd"/>
+            <w:r>
+              <w:rPr>
+                <w:rFonts w:ascii="Menlo" w:eastAsia="Consolas" w:hAnsi="Menlo" w:cs="Menlo"/>
+                <w:sz w:val="18"/>
+                <w:szCs w:val="20"/>
+                <w:lang w:val="de-DE"/>
+              </w:rPr>
+              <w:t xml:space="preserve"> s["versuche"] &gt;= 5</w:t>
+            </w:r>
+          </w:p>
+          <w:p>
+            <w:pPr>
+              <w:ind w:left="708"/>
+              <w:rPr>
+                <w:rFonts w:ascii="Menlo" w:eastAsia="Consolas" w:hAnsi="Menlo" w:cs="Menlo"/>
+                <w:sz w:val="18"/>
+                <w:szCs w:val="20"/>
+                <w:lang w:val="de-DE"/>
+              </w:rPr>
+            </w:pPr>
+            <w:r>
+              <w:rPr>
+                <w:rFonts w:ascii="Menlo" w:eastAsia="Consolas" w:hAnsi="Menlo" w:cs="Menlo"/>
+                <w:sz w:val="18"/>
+                <w:szCs w:val="20"/>
+                <w:lang w:val="de-DE"/>
+              </w:rPr>
+              <w:t xml:space="preserve">              </w:t>
+            </w:r>
+            <w:proofErr w:type="spellStart"/>
+            <w:r>
+              <w:rPr>
+                <w:rFonts w:ascii="Menlo" w:eastAsia="Consolas" w:hAnsi="Menlo" w:cs="Menlo"/>
+                <w:sz w:val="18"/>
+                <w:szCs w:val="20"/>
+                <w:lang w:val="de-DE"/>
+              </w:rPr>
+              <w:t>else</w:t>
+            </w:r>
+            <w:proofErr w:type="spellEnd"/>
+            <w:r>
+              <w:rPr>
+                <w:rFonts w:ascii="Menlo" w:eastAsia="Consolas" w:hAnsi="Menlo" w:cs="Menlo"/>
+                <w:sz w:val="18"/>
+                <w:szCs w:val="20"/>
+                <w:lang w:val="de-DE"/>
+              </w:rPr>
+              <w:t xml:space="preserve"> "korrigieren",</w:t>
+            </w:r>
+          </w:p>
+          <w:p>
+            <w:pPr>
+              <w:ind w:left="708"/>
+              <w:rPr>
+                <w:rFonts w:ascii="Menlo" w:eastAsia="Consolas" w:hAnsi="Menlo" w:cs="Menlo"/>
+                <w:sz w:val="18"/>
+                <w:szCs w:val="20"/>
+                <w:lang w:val="de-DE"/>
+              </w:rPr>
+            </w:pPr>
+            <w:r>
+              <w:rPr>
+                <w:rFonts w:ascii="Menlo" w:eastAsia="Consolas" w:hAnsi="Menlo" w:cs="Menlo"/>
+                <w:sz w:val="18"/>
+                <w:szCs w:val="20"/>
+                <w:lang w:val="de-DE"/>
+              </w:rPr>
+              <w:t xml:space="preserve">    {"abliefern": "abliefern", "korrigieren": "korrigieren"}</w:t>
+            </w:r>
+          </w:p>
+          <w:p>
+            <w:pPr>
+              <w:ind w:left="708"/>
+              <w:rPr>
+                <w:rFonts w:ascii="Menlo" w:eastAsia="Consolas" w:hAnsi="Menlo" w:cs="Menlo"/>
+                <w:sz w:val="18"/>
+                <w:szCs w:val="20"/>
+                <w:lang w:val="de-DE"/>
+              </w:rPr>
+            </w:pPr>
+            <w:r>
+              <w:rPr>
+                <w:rFonts w:ascii="Menlo" w:eastAsia="Consolas" w:hAnsi="Menlo" w:cs="Menlo"/>
+                <w:sz w:val="18"/>
+                <w:szCs w:val="20"/>
+                <w:lang w:val="de-DE"/>
+              </w:rPr>
+              <w:t>)</w:t>
+            </w:r>
+          </w:p>
+          <w:p>
+            <w:pPr>
+              <w:ind w:left="708"/>
+              <w:rPr>
+                <w:rFonts w:ascii="Menlo" w:eastAsia="Consolas" w:hAnsi="Menlo" w:cs="Menlo"/>
+                <w:sz w:val="18"/>
+                <w:szCs w:val="20"/>
+                <w:lang w:val="de-DE"/>
+              </w:rPr>
+            </w:pPr>
+            <w:proofErr w:type="spellStart"/>
+            <w:r>
+              <w:rPr>
+                <w:rFonts w:ascii="Menlo" w:eastAsia="Consolas" w:hAnsi="Menlo" w:cs="Menlo"/>
+                <w:sz w:val="18"/>
+                <w:szCs w:val="20"/>
+                <w:lang w:val="de-DE"/>
+              </w:rPr>
+              <w:t>graph.add_</w:t>
+            </w:r>
+            <w:proofErr w:type="gramStart"/>
+            <w:r>
+              <w:rPr>
+                <w:rFonts w:ascii="Menlo" w:eastAsia="Consolas" w:hAnsi="Menlo" w:cs="Menlo"/>
+                <w:sz w:val="18"/>
+                <w:szCs w:val="20"/>
+                <w:lang w:val="de-DE"/>
+              </w:rPr>
+              <w:t>edge</w:t>
+            </w:r>
+            <w:proofErr w:type="spellEnd"/>
+            <w:r>
+              <w:rPr>
+                <w:rFonts w:ascii="Menlo" w:eastAsia="Consolas" w:hAnsi="Menlo" w:cs="Menlo"/>
+                <w:sz w:val="18"/>
+                <w:szCs w:val="20"/>
+                <w:lang w:val="de-DE"/>
+              </w:rPr>
+              <w:t>(</w:t>
+            </w:r>
+            <w:proofErr w:type="gramEnd"/>
+            <w:r>
+              <w:rPr>
+                <w:rFonts w:ascii="Menlo" w:eastAsia="Consolas" w:hAnsi="Menlo" w:cs="Menlo"/>
+                <w:sz w:val="18"/>
+                <w:szCs w:val="20"/>
+                <w:lang w:val="de-DE"/>
+              </w:rPr>
+              <w:t>"korrigieren", "</w:t>
+            </w:r>
+            <w:proofErr w:type="spellStart"/>
+            <w:r>
+              <w:rPr>
+                <w:rFonts w:ascii="Menlo" w:eastAsia="Consolas" w:hAnsi="Menlo" w:cs="Menlo"/>
+                <w:sz w:val="18"/>
+                <w:szCs w:val="20"/>
+                <w:lang w:val="de-DE"/>
+              </w:rPr>
+              <w:t>loesen</w:t>
+            </w:r>
+            <w:proofErr w:type="spellEnd"/>
+            <w:r>
+              <w:rPr>
+                <w:rFonts w:ascii="Menlo" w:eastAsia="Consolas" w:hAnsi="Menlo" w:cs="Menlo"/>
+                <w:sz w:val="18"/>
+                <w:szCs w:val="20"/>
+                <w:lang w:val="de-DE"/>
+              </w:rPr>
+              <w:t>")</w:t>
+            </w:r>
+          </w:p>
+          <w:p>
+            <w:pPr>
+              <w:ind w:left="708"/>
               <w:rPr>
                 <w:rFonts w:ascii="Menlo" w:eastAsia="Consolas" w:hAnsi="Menlo" w:cs="Menlo"/>
                 <w:sz w:val="18"/>
                 <w:szCs w:val="20"/>
                 <w:lang w:val="en-US"/>
               </w:rPr>
-              <w:t>testen</w:t>
-            </w:r>
-            <w:proofErr w:type="spellEnd"/>
+            </w:pPr>
+            <w:proofErr w:type="spellStart"/>
             <w:r>
               <w:rPr>
                 <w:rFonts w:ascii="Menlo" w:eastAsia="Consolas" w:hAnsi="Menlo" w:cs="Menlo"/>
@@ -36034,19 +36604,19 @@
                 <w:szCs w:val="20"/>
                 <w:lang w:val="en-US"/>
               </w:rPr>
-              <w:t>",</w:t>
-            </w:r>
-          </w:p>
-          <w:p>
-            <w:pPr>
-              <w:ind w:left="708"/>
+              <w:t>graph.add_</w:t>
+            </w:r>
+            <w:proofErr w:type="gramStart"/>
+            <w:r>
               <w:rPr>
                 <w:rFonts w:ascii="Menlo" w:eastAsia="Consolas" w:hAnsi="Menlo" w:cs="Menlo"/>
                 <w:sz w:val="18"/>
                 <w:szCs w:val="20"/>
                 <w:lang w:val="en-US"/>
               </w:rPr>
-            </w:pPr>
+              <w:t>edge</w:t>
+            </w:r>
+            <w:proofErr w:type="spellEnd"/>
             <w:r>
               <w:rPr>
                 <w:rFonts w:ascii="Menlo" w:eastAsia="Consolas" w:hAnsi="Menlo" w:cs="Menlo"/>
@@ -36054,9 +36624,9 @@
                 <w:szCs w:val="20"/>
                 <w:lang w:val="en-US"/>
               </w:rPr>
-              <w:t xml:space="preserve">    lambda s: "</w:t>
-            </w:r>
-            <w:proofErr w:type="spellStart"/>
+              <w:t>(</w:t>
+            </w:r>
+            <w:proofErr w:type="gramEnd"/>
             <w:r>
               <w:rPr>
                 <w:rFonts w:ascii="Menlo" w:eastAsia="Consolas" w:hAnsi="Menlo" w:cs="Menlo"/>
@@ -36064,9 +36634,9 @@
                 <w:szCs w:val="20"/>
                 <w:lang w:val="en-US"/>
               </w:rPr>
-              <w:t>abliefern</w:t>
-            </w:r>
-            <w:proofErr w:type="spellEnd"/>
+              <w:t>"</w:t>
+            </w:r>
+            <w:proofErr w:type="spellStart"/>
             <w:r>
               <w:rPr>
                 <w:rFonts w:ascii="Menlo" w:eastAsia="Consolas" w:hAnsi="Menlo" w:cs="Menlo"/>
@@ -36074,9 +36644,9 @@
                 <w:szCs w:val="20"/>
                 <w:lang w:val="en-US"/>
               </w:rPr>
-              <w:t>" if s["</w:t>
-            </w:r>
-            <w:proofErr w:type="spellStart"/>
+              <w:t>abliefern</w:t>
+            </w:r>
+            <w:proofErr w:type="spellEnd"/>
             <w:r>
               <w:rPr>
                 <w:rFonts w:ascii="Menlo" w:eastAsia="Consolas" w:hAnsi="Menlo" w:cs="Menlo"/>
@@ -36084,284 +36654,32 @@
                 <w:szCs w:val="20"/>
                 <w:lang w:val="en-US"/>
               </w:rPr>
-              <w:t>bestanden</w:t>
-            </w:r>
-            <w:proofErr w:type="spellEnd"/>
-            <w:r>
-              <w:rPr>
-                <w:rFonts w:ascii="Menlo" w:eastAsia="Consolas" w:hAnsi="Menlo" w:cs="Menlo"/>
-                <w:sz w:val="18"/>
-                <w:szCs w:val="20"/>
+              <w:t>", END)</w:t>
+            </w:r>
+          </w:p>
+          <w:p>
+            <w:pPr>
+              <w:rPr>
                 <w:lang w:val="en-US"/>
               </w:rPr>
-              <w:t>"] or s["</w:t>
-            </w:r>
-            <w:proofErr w:type="spellStart"/>
-            <w:r>
-              <w:rPr>
-                <w:rFonts w:ascii="Menlo" w:eastAsia="Consolas" w:hAnsi="Menlo" w:cs="Menlo"/>
-                <w:sz w:val="18"/>
-                <w:szCs w:val="20"/>
-                <w:lang w:val="en-US"/>
-              </w:rPr>
-              <w:t>versuche</w:t>
-            </w:r>
-            <w:proofErr w:type="spellEnd"/>
-            <w:r>
-              <w:rPr>
-                <w:rFonts w:ascii="Menlo" w:eastAsia="Consolas" w:hAnsi="Menlo" w:cs="Menlo"/>
-                <w:sz w:val="18"/>
-                <w:szCs w:val="20"/>
-                <w:lang w:val="en-US"/>
-              </w:rPr>
-              <w:t>"] &gt;= 5</w:t>
-            </w:r>
-          </w:p>
-          <w:p>
-            <w:pPr>
-              <w:ind w:left="708"/>
-              <w:rPr>
-                <w:rFonts w:ascii="Menlo" w:eastAsia="Consolas" w:hAnsi="Menlo" w:cs="Menlo"/>
-                <w:sz w:val="18"/>
-                <w:szCs w:val="20"/>
-                <w:lang w:val="de-DE"/>
-              </w:rPr>
-            </w:pPr>
-            <w:r>
-              <w:rPr>
-                <w:rFonts w:ascii="Menlo" w:eastAsia="Consolas" w:hAnsi="Menlo" w:cs="Menlo"/>
-                <w:sz w:val="18"/>
-                <w:szCs w:val="20"/>
-                <w:lang w:val="en-US"/>
-              </w:rPr>
-              <w:t xml:space="preserve">              </w:t>
-            </w:r>
-            <w:proofErr w:type="spellStart"/>
-            <w:r>
-              <w:rPr>
-                <w:rFonts w:ascii="Menlo" w:eastAsia="Consolas" w:hAnsi="Menlo" w:cs="Menlo"/>
-                <w:sz w:val="18"/>
-                <w:szCs w:val="20"/>
-                <w:lang w:val="de-DE"/>
-              </w:rPr>
-              <w:t>else</w:t>
-            </w:r>
-            <w:proofErr w:type="spellEnd"/>
-            <w:r>
-              <w:rPr>
-                <w:rFonts w:ascii="Menlo" w:eastAsia="Consolas" w:hAnsi="Menlo" w:cs="Menlo"/>
-                <w:sz w:val="18"/>
-                <w:szCs w:val="20"/>
-                <w:lang w:val="de-DE"/>
-              </w:rPr>
-              <w:t xml:space="preserve"> "korrigieren",</w:t>
-            </w:r>
-          </w:p>
-          <w:p>
-            <w:pPr>
-              <w:ind w:left="708"/>
-              <w:rPr>
-                <w:rFonts w:ascii="Menlo" w:eastAsia="Consolas" w:hAnsi="Menlo" w:cs="Menlo"/>
-                <w:sz w:val="18"/>
-                <w:szCs w:val="20"/>
-                <w:lang w:val="de-DE"/>
-              </w:rPr>
-            </w:pPr>
-            <w:r>
-              <w:rPr>
-                <w:rFonts w:ascii="Menlo" w:eastAsia="Consolas" w:hAnsi="Menlo" w:cs="Menlo"/>
-                <w:sz w:val="18"/>
-                <w:szCs w:val="20"/>
-                <w:lang w:val="de-DE"/>
-              </w:rPr>
-              <w:t xml:space="preserve">    {"abliefern": "abliefern", "korrigieren": "korrigieren"}</w:t>
-            </w:r>
-          </w:p>
-          <w:p>
-            <w:pPr>
-              <w:ind w:left="708"/>
-              <w:rPr>
-                <w:rFonts w:ascii="Menlo" w:eastAsia="Consolas" w:hAnsi="Menlo" w:cs="Menlo"/>
-                <w:sz w:val="18"/>
-                <w:szCs w:val="20"/>
-                <w:lang w:val="de-DE"/>
-              </w:rPr>
-            </w:pPr>
-            <w:r>
-              <w:rPr>
-                <w:rFonts w:ascii="Menlo" w:eastAsia="Consolas" w:hAnsi="Menlo" w:cs="Menlo"/>
-                <w:sz w:val="18"/>
-                <w:szCs w:val="20"/>
-                <w:lang w:val="de-DE"/>
-              </w:rPr>
-              <w:t>)</w:t>
-            </w:r>
-          </w:p>
-          <w:p>
-            <w:pPr>
-              <w:ind w:left="708"/>
-              <w:rPr>
-                <w:rFonts w:ascii="Menlo" w:eastAsia="Consolas" w:hAnsi="Menlo" w:cs="Menlo"/>
-                <w:sz w:val="18"/>
-                <w:szCs w:val="20"/>
-                <w:lang w:val="de-DE"/>
-              </w:rPr>
-            </w:pPr>
-            <w:proofErr w:type="spellStart"/>
-            <w:r>
-              <w:rPr>
-                <w:rFonts w:ascii="Menlo" w:eastAsia="Consolas" w:hAnsi="Menlo" w:cs="Menlo"/>
-                <w:sz w:val="18"/>
-                <w:szCs w:val="20"/>
-                <w:lang w:val="de-DE"/>
-              </w:rPr>
-              <w:t>graph.add_</w:t>
-            </w:r>
-            <w:proofErr w:type="gramStart"/>
-            <w:r>
-              <w:rPr>
-                <w:rFonts w:ascii="Menlo" w:eastAsia="Consolas" w:hAnsi="Menlo" w:cs="Menlo"/>
-                <w:sz w:val="18"/>
-                <w:szCs w:val="20"/>
-                <w:lang w:val="de-DE"/>
-              </w:rPr>
-              <w:t>edge</w:t>
-            </w:r>
-            <w:proofErr w:type="spellEnd"/>
-            <w:r>
-              <w:rPr>
-                <w:rFonts w:ascii="Menlo" w:eastAsia="Consolas" w:hAnsi="Menlo" w:cs="Menlo"/>
-                <w:sz w:val="18"/>
-                <w:szCs w:val="20"/>
-                <w:lang w:val="de-DE"/>
-              </w:rPr>
-              <w:t>(</w:t>
-            </w:r>
-            <w:proofErr w:type="gramEnd"/>
-            <w:r>
-              <w:rPr>
-                <w:rFonts w:ascii="Menlo" w:eastAsia="Consolas" w:hAnsi="Menlo" w:cs="Menlo"/>
-                <w:sz w:val="18"/>
-                <w:szCs w:val="20"/>
-                <w:lang w:val="de-DE"/>
-              </w:rPr>
-              <w:t>"korrigieren", "</w:t>
-            </w:r>
-            <w:proofErr w:type="spellStart"/>
-            <w:r>
-              <w:rPr>
-                <w:rFonts w:ascii="Menlo" w:eastAsia="Consolas" w:hAnsi="Menlo" w:cs="Menlo"/>
-                <w:sz w:val="18"/>
-                <w:szCs w:val="20"/>
-                <w:lang w:val="de-DE"/>
-              </w:rPr>
-              <w:t>loesen</w:t>
-            </w:r>
-            <w:proofErr w:type="spellEnd"/>
-            <w:r>
-              <w:rPr>
-                <w:rFonts w:ascii="Menlo" w:eastAsia="Consolas" w:hAnsi="Menlo" w:cs="Menlo"/>
-                <w:sz w:val="18"/>
-                <w:szCs w:val="20"/>
-                <w:lang w:val="de-DE"/>
-              </w:rPr>
-              <w:t>")</w:t>
-            </w:r>
-          </w:p>
-          <w:p>
-            <w:pPr>
-              <w:ind w:left="708"/>
-              <w:rPr>
-                <w:rFonts w:ascii="Menlo" w:eastAsia="Consolas" w:hAnsi="Menlo" w:cs="Menlo"/>
-                <w:sz w:val="18"/>
-                <w:szCs w:val="20"/>
-                <w:lang w:val="en-US"/>
-              </w:rPr>
-            </w:pPr>
-            <w:proofErr w:type="spellStart"/>
-            <w:r>
-              <w:rPr>
-                <w:rFonts w:ascii="Menlo" w:eastAsia="Consolas" w:hAnsi="Menlo" w:cs="Menlo"/>
-                <w:sz w:val="18"/>
-                <w:szCs w:val="20"/>
-                <w:lang w:val="en-US"/>
-              </w:rPr>
-              <w:t>graph.add_</w:t>
-            </w:r>
-            <w:proofErr w:type="gramStart"/>
-            <w:r>
-              <w:rPr>
-                <w:rFonts w:ascii="Menlo" w:eastAsia="Consolas" w:hAnsi="Menlo" w:cs="Menlo"/>
-                <w:sz w:val="18"/>
-                <w:szCs w:val="20"/>
-                <w:lang w:val="en-US"/>
-              </w:rPr>
-              <w:t>edge</w:t>
-            </w:r>
-            <w:proofErr w:type="spellEnd"/>
-            <w:r>
-              <w:rPr>
-                <w:rFonts w:ascii="Menlo" w:eastAsia="Consolas" w:hAnsi="Menlo" w:cs="Menlo"/>
-                <w:sz w:val="18"/>
-                <w:szCs w:val="20"/>
-                <w:lang w:val="en-US"/>
-              </w:rPr>
-              <w:t>(</w:t>
-            </w:r>
-            <w:proofErr w:type="gramEnd"/>
-            <w:r>
-              <w:rPr>
-                <w:rFonts w:ascii="Menlo" w:eastAsia="Consolas" w:hAnsi="Menlo" w:cs="Menlo"/>
-                <w:sz w:val="18"/>
-                <w:szCs w:val="20"/>
-                <w:lang w:val="en-US"/>
-              </w:rPr>
-              <w:t>"</w:t>
-            </w:r>
-            <w:proofErr w:type="spellStart"/>
-            <w:r>
-              <w:rPr>
-                <w:rFonts w:ascii="Menlo" w:eastAsia="Consolas" w:hAnsi="Menlo" w:cs="Menlo"/>
-                <w:sz w:val="18"/>
-                <w:szCs w:val="20"/>
-                <w:lang w:val="en-US"/>
-              </w:rPr>
-              <w:t>abliefern</w:t>
-            </w:r>
-            <w:proofErr w:type="spellEnd"/>
-            <w:r>
-              <w:rPr>
-                <w:rFonts w:ascii="Menlo" w:eastAsia="Consolas" w:hAnsi="Menlo" w:cs="Menlo"/>
-                <w:sz w:val="18"/>
-                <w:szCs w:val="20"/>
-                <w:lang w:val="en-US"/>
-              </w:rPr>
-              <w:t>", END)</w:t>
-            </w:r>
-          </w:p>
-          <w:p>
-            <w:pPr>
-              <w:rPr>
-                <w:lang w:val="en-US"/>
-              </w:rPr>
-            </w:pPr>
-          </w:p>
-          <w:p>
-            <w:pPr>
-              <w:rPr>
-                <w:rStyle w:val="Emphasis"/>
-              </w:rPr>
-            </w:pPr>
-            <w:r>
-              <w:rPr>
-                <w:rStyle w:val="Emphasis"/>
+            </w:pPr>
+          </w:p>
+          <w:p>
+            <w:pPr>
+              <w:rPr>
+                <w:rStyle w:val="Hervorhebung"/>
+              </w:rPr>
+            </w:pPr>
+            <w:r>
+              <w:rPr>
+                <w:rStyle w:val="Hervorhebung"/>
                 <w:rFonts w:ascii="Segoe UI Symbol" w:hAnsi="Segoe UI Symbol" w:cs="Segoe UI Symbol"/>
               </w:rPr>
               <w:t>▸</w:t>
             </w:r>
             <w:r>
               <w:rPr>
-                <w:rStyle w:val="Emphasis"/>
+                <w:rStyle w:val="Hervorhebung"/>
               </w:rPr>
               <w:t xml:space="preserve"> Hinweis: Die Abbruchbedingung hat zwei Teile — finden Sie beide.</w:t>
             </w:r>
@@ -36416,7 +36734,7 @@
           </w:tcPr>
           <w:p>
             <w:pPr>
-              <w:pStyle w:val="Heading4"/>
+              <w:pStyle w:val="berschrift4"/>
             </w:pPr>
             <w:r>
               <w:rPr>
@@ -37682,19 +38000,19 @@
           <w:p>
             <w:pPr>
               <w:rPr>
-                <w:rStyle w:val="Emphasis"/>
-              </w:rPr>
-            </w:pPr>
-            <w:r>
-              <w:rPr>
-                <w:rStyle w:val="Emphasis"/>
+                <w:rStyle w:val="Hervorhebung"/>
+              </w:rPr>
+            </w:pPr>
+            <w:r>
+              <w:rPr>
+                <w:rStyle w:val="Hervorhebung"/>
                 <w:rFonts w:ascii="Segoe UI Symbol" w:hAnsi="Segoe UI Symbol" w:cs="Segoe UI Symbol"/>
               </w:rPr>
               <w:t>▸</w:t>
             </w:r>
             <w:r>
               <w:rPr>
-                <w:rStyle w:val="Emphasis"/>
+                <w:rStyle w:val="Hervorhebung"/>
               </w:rPr>
               <w:t xml:space="preserve"> Hinweis: Es gibt zwei Entscheidungspunkte — einer ist dem anderen nachgelagert.</w:t>
             </w:r>
@@ -37709,10 +38027,10 @@
     </w:p>
     <w:p>
       <w:pPr>
-        <w:pStyle w:val="Heading2"/>
+        <w:pStyle w:val="berschrift2"/>
         <w:spacing w:before="240" w:after="160"/>
       </w:pPr>
-      <w:bookmarkStart w:id="22" w:name="_Toc228644222"/>
+      <w:bookmarkStart w:id="22" w:name="_Toc234244608"/>
       <w:r>
         <w:lastRenderedPageBreak/>
         <w:t>Typ B: Diagramm → Code</w:t>
@@ -37765,7 +38083,7 @@
           </w:tcPr>
           <w:p>
             <w:pPr>
-              <w:pStyle w:val="Heading4"/>
+              <w:pStyle w:val="berschrift4"/>
             </w:pPr>
             <w:r>
               <w:rPr>
@@ -37843,19 +38161,19 @@
           <w:p>
             <w:pPr>
               <w:rPr>
-                <w:rStyle w:val="Emphasis"/>
-              </w:rPr>
-            </w:pPr>
-            <w:r>
-              <w:rPr>
-                <w:rStyle w:val="Emphasis"/>
+                <w:rStyle w:val="Hervorhebung"/>
+              </w:rPr>
+            </w:pPr>
+            <w:r>
+              <w:rPr>
+                <w:rStyle w:val="Hervorhebung"/>
                 <w:rFonts w:ascii="Segoe UI Symbol" w:hAnsi="Segoe UI Symbol" w:cs="Segoe UI Symbol"/>
               </w:rPr>
               <w:t>▸</w:t>
             </w:r>
             <w:r>
               <w:rPr>
-                <w:rStyle w:val="Emphasis"/>
+                <w:rStyle w:val="Hervorhebung"/>
               </w:rPr>
               <w:t xml:space="preserve"> Hinweis: Vier add_node-Aufrufe, vier add_edge-Aufrufe.</w:t>
             </w:r>
@@ -37904,7 +38222,7 @@
           </w:tcPr>
           <w:p>
             <w:pPr>
-              <w:pStyle w:val="Heading4"/>
+              <w:pStyle w:val="berschrift4"/>
             </w:pPr>
             <w:r>
               <w:rPr>
@@ -37982,19 +38300,19 @@
           <w:p>
             <w:pPr>
               <w:rPr>
-                <w:rStyle w:val="Emphasis"/>
-              </w:rPr>
-            </w:pPr>
-            <w:r>
-              <w:rPr>
-                <w:rStyle w:val="Emphasis"/>
+                <w:rStyle w:val="Hervorhebung"/>
+              </w:rPr>
+            </w:pPr>
+            <w:r>
+              <w:rPr>
+                <w:rStyle w:val="Hervorhebung"/>
                 <w:rFonts w:ascii="Segoe UI Symbol" w:hAnsi="Segoe UI Symbol" w:cs="Segoe UI Symbol"/>
               </w:rPr>
               <w:t>▸</w:t>
             </w:r>
             <w:r>
               <w:rPr>
-                <w:rStyle w:val="Emphasis"/>
+                <w:rStyle w:val="Hervorhebung"/>
               </w:rPr>
               <w:t xml:space="preserve"> Hinweis: Beide Pfade führen zum selben Knoten 'protokollieren'.</w:t>
             </w:r>
@@ -38044,7 +38362,7 @@
           </w:tcPr>
           <w:p>
             <w:pPr>
-              <w:pStyle w:val="Heading4"/>
+              <w:pStyle w:val="berschrift4"/>
             </w:pPr>
             <w:r>
               <w:rPr>
@@ -38119,19 +38437,19 @@
           <w:p>
             <w:pPr>
               <w:rPr>
-                <w:rStyle w:val="Emphasis"/>
-              </w:rPr>
-            </w:pPr>
-            <w:r>
-              <w:rPr>
-                <w:rStyle w:val="Emphasis"/>
+                <w:rStyle w:val="Hervorhebung"/>
+              </w:rPr>
+            </w:pPr>
+            <w:r>
+              <w:rPr>
+                <w:rStyle w:val="Hervorhebung"/>
                 <w:rFonts w:ascii="Segoe UI Symbol" w:hAnsi="Segoe UI Symbol" w:cs="Segoe UI Symbol"/>
               </w:rPr>
               <w:t>▸</w:t>
             </w:r>
             <w:r>
               <w:rPr>
-                <w:rStyle w:val="Emphasis"/>
+                <w:rStyle w:val="Hervorhebung"/>
               </w:rPr>
               <w:t xml:space="preserve"> Hinweis: Der State braucht ein Feld für den Temperaturwert.</w:t>
             </w:r>
@@ -38180,7 +38498,7 @@
           </w:tcPr>
           <w:p>
             <w:pPr>
-              <w:pStyle w:val="Heading4"/>
+              <w:pStyle w:val="berschrift4"/>
             </w:pPr>
             <w:r>
               <w:rPr>
@@ -38265,7 +38583,7 @@
             </w:r>
             <w:r>
               <w:rPr>
-                <w:rStyle w:val="Emphasis"/>
+                <w:rStyle w:val="Hervorhebung"/>
               </w:rPr>
               <w:t>Hinweis: Sie brauchen ein Zählerfeld im State.</w:t>
             </w:r>
@@ -38314,7 +38632,7 @@
           </w:tcPr>
           <w:p>
             <w:pPr>
-              <w:pStyle w:val="Heading4"/>
+              <w:pStyle w:val="berschrift4"/>
             </w:pPr>
             <w:r>
               <w:rPr>
@@ -38386,19 +38704,19 @@
           <w:p>
             <w:pPr>
               <w:rPr>
-                <w:rStyle w:val="Emphasis"/>
-              </w:rPr>
-            </w:pPr>
-            <w:r>
-              <w:rPr>
-                <w:rStyle w:val="Emphasis"/>
+                <w:rStyle w:val="Hervorhebung"/>
+              </w:rPr>
+            </w:pPr>
+            <w:r>
+              <w:rPr>
+                <w:rStyle w:val="Hervorhebung"/>
                 <w:rFonts w:ascii="Segoe UI Symbol" w:hAnsi="Segoe UI Symbol" w:cs="Segoe UI Symbol"/>
               </w:rPr>
               <w:t>▸</w:t>
             </w:r>
             <w:r>
               <w:rPr>
-                <w:rStyle w:val="Emphasis"/>
+                <w:rStyle w:val="Hervorhebung"/>
               </w:rPr>
               <w:t xml:space="preserve"> Hinweis: Dieser Graph hat sowohl eine Verzweigung als auch einen Zyklus.</w:t>
             </w:r>
@@ -38413,10 +38731,10 @@
     </w:p>
     <w:p>
       <w:pPr>
-        <w:pStyle w:val="Heading2"/>
+        <w:pStyle w:val="berschrift2"/>
         <w:spacing w:before="240" w:after="160"/>
       </w:pPr>
-      <w:bookmarkStart w:id="23" w:name="_Toc228644223"/>
+      <w:bookmarkStart w:id="23" w:name="_Toc234244609"/>
       <w:r>
         <w:lastRenderedPageBreak/>
         <w:t>Typ C: Szenario → Graph → Code-Struktur</w:t>
@@ -38469,7 +38787,7 @@
           </w:tcPr>
           <w:p>
             <w:pPr>
-              <w:pStyle w:val="Heading4"/>
+              <w:pStyle w:val="berschrift4"/>
             </w:pPr>
             <w:r>
               <w:rPr>
@@ -38514,7 +38832,7 @@
           <w:p/>
           <w:p>
             <w:pPr>
-              <w:pStyle w:val="Heading4"/>
+              <w:pStyle w:val="berschrift4"/>
             </w:pPr>
             <w:r>
               <w:t xml:space="preserve">Aufgaben: </w:t>
@@ -38600,7 +38918,7 @@
           </w:tcPr>
           <w:p>
             <w:pPr>
-              <w:pStyle w:val="Heading4"/>
+              <w:pStyle w:val="berschrift4"/>
             </w:pPr>
             <w:r>
               <w:rPr>
@@ -38620,7 +38938,7 @@
           <w:p/>
           <w:p>
             <w:pPr>
-              <w:pStyle w:val="ListParagraph"/>
+              <w:pStyle w:val="Listenabsatz"/>
             </w:pPr>
             <w:r>
               <w:t>• Die Anfrage in eine Kategorie einordnen (Rechnung, Technik, Allgemein)</w:t>
@@ -38628,7 +38946,7 @@
           </w:p>
           <w:p>
             <w:pPr>
-              <w:pStyle w:val="ListParagraph"/>
+              <w:pStyle w:val="Listenabsatz"/>
             </w:pPr>
             <w:r>
               <w:t>• Je nach Kategorie einen spezialisierten Agenten aufrufen</w:t>
@@ -38636,7 +38954,7 @@
           </w:p>
           <w:p>
             <w:pPr>
-              <w:pStyle w:val="ListParagraph"/>
+              <w:pStyle w:val="Listenabsatz"/>
             </w:pPr>
             <w:r>
               <w:t>• Am Ende eine Zusammenfassung an den Kunden schicken</w:t>
@@ -38645,7 +38963,7 @@
           <w:p/>
           <w:p>
             <w:pPr>
-              <w:pStyle w:val="Heading4"/>
+              <w:pStyle w:val="berschrift4"/>
             </w:pPr>
             <w:r>
               <w:t xml:space="preserve">Aufgaben: </w:t>
@@ -38686,19 +39004,19 @@
           <w:p>
             <w:pPr>
               <w:rPr>
-                <w:rStyle w:val="Emphasis"/>
-              </w:rPr>
-            </w:pPr>
-            <w:r>
-              <w:rPr>
-                <w:rStyle w:val="Emphasis"/>
+                <w:rStyle w:val="Hervorhebung"/>
+              </w:rPr>
+            </w:pPr>
+            <w:r>
+              <w:rPr>
+                <w:rStyle w:val="Hervorhebung"/>
                 <w:rFonts w:ascii="Segoe UI Symbol" w:hAnsi="Segoe UI Symbol" w:cs="Segoe UI Symbol"/>
               </w:rPr>
               <w:t>▸</w:t>
             </w:r>
             <w:r>
               <w:rPr>
-                <w:rStyle w:val="Emphasis"/>
+                <w:rStyle w:val="Hervorhebung"/>
               </w:rPr>
               <w:t xml:space="preserve"> Hinweis: Drei spezialisierte Agenten = drei Pfade, die sich wieder vereinigen.</w:t>
             </w:r>
@@ -38748,7 +39066,7 @@
           </w:tcPr>
           <w:p>
             <w:pPr>
-              <w:pStyle w:val="Heading4"/>
+              <w:pStyle w:val="berschrift4"/>
             </w:pPr>
             <w:r>
               <w:rPr>
@@ -38768,7 +39086,7 @@
           <w:p/>
           <w:p>
             <w:pPr>
-              <w:pStyle w:val="ListParagraph"/>
+              <w:pStyle w:val="Listenabsatz"/>
             </w:pPr>
             <w:r>
               <w:t>• Eine Frage entgegennehmen</w:t>
@@ -38776,7 +39094,7 @@
           </w:p>
           <w:p>
             <w:pPr>
-              <w:pStyle w:val="ListParagraph"/>
+              <w:pStyle w:val="Listenabsatz"/>
             </w:pPr>
             <w:r>
               <w:t>• Mehrere Quellen durchsuchen (Web, Datenbank, lokale Dokumente)</w:t>
@@ -38784,7 +39102,7 @@
           </w:p>
           <w:p>
             <w:pPr>
-              <w:pStyle w:val="ListParagraph"/>
+              <w:pStyle w:val="Listenabsatz"/>
             </w:pPr>
             <w:r>
               <w:t>• Die Ergebnisse zusammenfassen</w:t>
@@ -38792,7 +39110,7 @@
           </w:p>
           <w:p>
             <w:pPr>
-              <w:pStyle w:val="ListParagraph"/>
+              <w:pStyle w:val="Listenabsatz"/>
             </w:pPr>
             <w:r>
               <w:t>• Prüfen, ob die Antwort vollständig ist</w:t>
@@ -38800,7 +39118,7 @@
           </w:p>
           <w:p>
             <w:pPr>
-              <w:pStyle w:val="ListParagraph"/>
+              <w:pStyle w:val="Listenabsatz"/>
             </w:pPr>
             <w:r>
               <w:t>• Falls nicht: gezielt nachrecherchieren (maximal 3 Durchläufe)</w:t>
@@ -38808,7 +39126,7 @@
           </w:p>
           <w:p>
             <w:pPr>
-              <w:pStyle w:val="ListParagraph"/>
+              <w:pStyle w:val="Listenabsatz"/>
             </w:pPr>
             <w:r>
               <w:t>• Am Ende die finale Antwort ausgeben</w:t>
@@ -38817,7 +39135,7 @@
           <w:p/>
           <w:p>
             <w:pPr>
-              <w:pStyle w:val="Heading4"/>
+              <w:pStyle w:val="berschrift4"/>
             </w:pPr>
             <w:r>
               <w:t>Aufgaben:</w:t>
@@ -38852,31 +39170,31 @@
           <w:p>
             <w:pPr>
               <w:rPr>
-                <w:rStyle w:val="Emphasis"/>
-              </w:rPr>
-            </w:pPr>
-            <w:r>
-              <w:rPr>
-                <w:rStyle w:val="Emphasis"/>
+                <w:rStyle w:val="Hervorhebung"/>
+              </w:rPr>
+            </w:pPr>
+            <w:r>
+              <w:rPr>
+                <w:rStyle w:val="Hervorhebung"/>
                 <w:rFonts w:ascii="Segoe UI Symbol" w:hAnsi="Segoe UI Symbol" w:cs="Segoe UI Symbol"/>
               </w:rPr>
               <w:t>▸</w:t>
             </w:r>
             <w:r>
               <w:rPr>
-                <w:rStyle w:val="Emphasis"/>
+                <w:rStyle w:val="Hervorhebung"/>
               </w:rPr>
               <w:t xml:space="preserve"> Hinweis:</w:t>
             </w:r>
             <w:r>
               <w:rPr>
-                <w:rStyle w:val="Emphasis"/>
+                <w:rStyle w:val="Hervorhebung"/>
               </w:rPr>
               <w:t xml:space="preserve"> </w:t>
             </w:r>
             <w:r>
               <w:rPr>
-                <w:rStyle w:val="Emphasis"/>
+                <w:rStyle w:val="Hervorhebung"/>
               </w:rPr>
               <w:t>Zyklus umfasst: zusammenfassen → prüfen → nachrecherchieren → zusammenfassen.</w:t>
             </w:r>
@@ -38886,10 +39204,10 @@
     </w:tbl>
     <w:p>
       <w:pPr>
-        <w:pStyle w:val="Heading2"/>
+        <w:pStyle w:val="berschrift2"/>
         <w:spacing w:before="240" w:after="160"/>
       </w:pPr>
-      <w:bookmarkStart w:id="24" w:name="_Toc228644224"/>
+      <w:bookmarkStart w:id="24" w:name="_Toc234244610"/>
       <w:r>
         <w:lastRenderedPageBreak/>
         <w:t>Typ D: Fehlersuche</w:t>
@@ -38942,7 +39260,7 @@
           </w:tcPr>
           <w:p>
             <w:pPr>
-              <w:pStyle w:val="Heading4"/>
+              <w:pStyle w:val="berschrift4"/>
             </w:pPr>
             <w:r>
               <w:rPr>
@@ -39358,19 +39676,19 @@
           <w:p>
             <w:pPr>
               <w:rPr>
-                <w:rStyle w:val="Emphasis"/>
-              </w:rPr>
-            </w:pPr>
-            <w:r>
-              <w:rPr>
-                <w:rStyle w:val="Emphasis"/>
+                <w:rStyle w:val="Hervorhebung"/>
+              </w:rPr>
+            </w:pPr>
+            <w:r>
+              <w:rPr>
+                <w:rStyle w:val="Hervorhebung"/>
                 <w:rFonts w:ascii="Segoe UI Symbol" w:hAnsi="Segoe UI Symbol" w:cs="Segoe UI Symbol"/>
               </w:rPr>
               <w:t>▸</w:t>
             </w:r>
             <w:r>
               <w:rPr>
-                <w:rStyle w:val="Emphasis"/>
+                <w:rStyle w:val="Hervorhebung"/>
               </w:rPr>
               <w:t xml:space="preserve"> Hinweis: Zeichnen Sie den Graphen — hat er einen Endpunkt?</w:t>
             </w:r>
@@ -39422,7 +39740,7 @@
           </w:tcPr>
           <w:p>
             <w:pPr>
-              <w:pStyle w:val="Heading4"/>
+              <w:pStyle w:val="berschrift4"/>
             </w:pPr>
             <w:r>
               <w:rPr>
@@ -39551,74 +39869,128 @@
           <w:p>
             <w:pPr>
               <w:pStyle w:val="Code"/>
+              <w:rPr>
+                <w:lang w:val="de-DE"/>
+              </w:rPr>
             </w:pPr>
             <w:proofErr w:type="spellStart"/>
             <w:r>
+              <w:rPr>
+                <w:lang w:val="de-DE"/>
+              </w:rPr>
               <w:t>graph.add_</w:t>
             </w:r>
             <w:proofErr w:type="gramStart"/>
             <w:r>
+              <w:rPr>
+                <w:lang w:val="de-DE"/>
+              </w:rPr>
               <w:t>node</w:t>
             </w:r>
             <w:proofErr w:type="spellEnd"/>
             <w:r>
+              <w:rPr>
+                <w:lang w:val="de-DE"/>
+              </w:rPr>
               <w:t>(</w:t>
             </w:r>
             <w:proofErr w:type="gramEnd"/>
             <w:r>
+              <w:rPr>
+                <w:lang w:val="de-DE"/>
+              </w:rPr>
               <w:t>"</w:t>
             </w:r>
             <w:proofErr w:type="spellStart"/>
             <w:r>
+              <w:rPr>
+                <w:lang w:val="de-DE"/>
+              </w:rPr>
               <w:t>pfad_a</w:t>
             </w:r>
             <w:proofErr w:type="spellEnd"/>
             <w:r>
+              <w:rPr>
+                <w:lang w:val="de-DE"/>
+              </w:rPr>
               <w:t xml:space="preserve">", </w:t>
             </w:r>
             <w:proofErr w:type="spellStart"/>
             <w:r>
+              <w:rPr>
+                <w:lang w:val="de-DE"/>
+              </w:rPr>
               <w:t>pfad_a</w:t>
             </w:r>
             <w:proofErr w:type="spellEnd"/>
             <w:r>
+              <w:rPr>
+                <w:lang w:val="de-DE"/>
+              </w:rPr>
               <w:t>)</w:t>
             </w:r>
           </w:p>
           <w:p>
             <w:pPr>
               <w:pStyle w:val="Code"/>
+              <w:rPr>
+                <w:lang w:val="de-DE"/>
+              </w:rPr>
             </w:pPr>
             <w:proofErr w:type="spellStart"/>
             <w:r>
+              <w:rPr>
+                <w:lang w:val="de-DE"/>
+              </w:rPr>
               <w:t>graph.add_</w:t>
             </w:r>
             <w:proofErr w:type="gramStart"/>
             <w:r>
+              <w:rPr>
+                <w:lang w:val="de-DE"/>
+              </w:rPr>
               <w:t>node</w:t>
             </w:r>
             <w:proofErr w:type="spellEnd"/>
             <w:r>
+              <w:rPr>
+                <w:lang w:val="de-DE"/>
+              </w:rPr>
               <w:t>(</w:t>
             </w:r>
             <w:proofErr w:type="gramEnd"/>
             <w:r>
+              <w:rPr>
+                <w:lang w:val="de-DE"/>
+              </w:rPr>
               <w:t>"</w:t>
             </w:r>
             <w:proofErr w:type="spellStart"/>
             <w:r>
+              <w:rPr>
+                <w:lang w:val="de-DE"/>
+              </w:rPr>
               <w:t>pfad_b</w:t>
             </w:r>
             <w:proofErr w:type="spellEnd"/>
             <w:r>
+              <w:rPr>
+                <w:lang w:val="de-DE"/>
+              </w:rPr>
               <w:t xml:space="preserve">", </w:t>
             </w:r>
             <w:proofErr w:type="spellStart"/>
             <w:r>
+              <w:rPr>
+                <w:lang w:val="de-DE"/>
+              </w:rPr>
               <w:t>pfad_b</w:t>
             </w:r>
             <w:proofErr w:type="spellEnd"/>
             <w:r>
+              <w:rPr>
+                <w:lang w:val="de-DE"/>
+              </w:rPr>
               <w:t>)</w:t>
             </w:r>
           </w:p>
@@ -39761,50 +40133,29 @@
           <w:p>
             <w:pPr>
               <w:pStyle w:val="Code"/>
-              <w:rPr>
-                <w:lang w:val="de-DE"/>
-              </w:rPr>
             </w:pPr>
             <w:proofErr w:type="spellStart"/>
             <w:r>
-              <w:rPr>
-                <w:lang w:val="de-DE"/>
-              </w:rPr>
               <w:t>graph.add_</w:t>
             </w:r>
             <w:proofErr w:type="gramStart"/>
             <w:r>
-              <w:rPr>
-                <w:lang w:val="de-DE"/>
-              </w:rPr>
               <w:t>edge</w:t>
             </w:r>
             <w:proofErr w:type="spellEnd"/>
             <w:r>
-              <w:rPr>
-                <w:lang w:val="de-DE"/>
-              </w:rPr>
               <w:t>(</w:t>
             </w:r>
             <w:proofErr w:type="gramEnd"/>
             <w:r>
-              <w:rPr>
-                <w:lang w:val="de-DE"/>
-              </w:rPr>
               <w:t>START, "</w:t>
             </w:r>
             <w:proofErr w:type="spellStart"/>
             <w:r>
-              <w:rPr>
-                <w:lang w:val="de-DE"/>
-              </w:rPr>
               <w:t>eingang</w:t>
             </w:r>
             <w:proofErr w:type="spellEnd"/>
             <w:r>
-              <w:rPr>
-                <w:lang w:val="de-DE"/>
-              </w:rPr>
               <w:t>")</w:t>
             </w:r>
           </w:p>
@@ -39839,7 +40190,15 @@
             </w:r>
             <w:proofErr w:type="spellEnd"/>
             <w:r>
-              <w:t>", routing, {"a": "</w:t>
+              <w:t xml:space="preserve">", </w:t>
+            </w:r>
+            <w:proofErr w:type="gramStart"/>
+            <w:r>
+              <w:t>routing, {</w:t>
+            </w:r>
+            <w:proofErr w:type="gramEnd"/>
+            <w:r>
+              <w:t>"a": "</w:t>
             </w:r>
             <w:proofErr w:type="spellStart"/>
             <w:r>
@@ -40133,19 +40492,19 @@
           <w:p>
             <w:pPr>
               <w:rPr>
-                <w:rStyle w:val="Emphasis"/>
-              </w:rPr>
-            </w:pPr>
-            <w:r>
-              <w:rPr>
-                <w:rStyle w:val="Emphasis"/>
+                <w:rStyle w:val="Hervorhebung"/>
+              </w:rPr>
+            </w:pPr>
+            <w:r>
+              <w:rPr>
+                <w:rStyle w:val="Hervorhebung"/>
                 <w:rFonts w:ascii="Segoe UI Symbol" w:hAnsi="Segoe UI Symbol" w:cs="Segoe UI Symbol"/>
               </w:rPr>
               <w:t>▸</w:t>
             </w:r>
             <w:r>
               <w:rPr>
-                <w:rStyle w:val="Emphasis"/>
+                <w:rStyle w:val="Hervorhebung"/>
               </w:rPr>
               <w:t xml:space="preserve"> Hinweis: Ein Knoten existiert, ist aber nie erreichbar.</w:t>
             </w:r>
@@ -40200,7 +40559,7 @@
           </w:tcPr>
           <w:p>
             <w:pPr>
-              <w:pStyle w:val="Heading4"/>
+              <w:pStyle w:val="berschrift4"/>
             </w:pPr>
             <w:r>
               <w:rPr>
@@ -40635,19 +40994,19 @@
           <w:p>
             <w:pPr>
               <w:rPr>
-                <w:rStyle w:val="Emphasis"/>
-              </w:rPr>
-            </w:pPr>
-            <w:r>
-              <w:rPr>
-                <w:rStyle w:val="Emphasis"/>
+                <w:rStyle w:val="Hervorhebung"/>
+              </w:rPr>
+            </w:pPr>
+            <w:r>
+              <w:rPr>
+                <w:rStyle w:val="Hervorhebung"/>
                 <w:rFonts w:ascii="Segoe UI Symbol" w:hAnsi="Segoe UI Symbol" w:cs="Segoe UI Symbol"/>
               </w:rPr>
               <w:t>▸</w:t>
             </w:r>
             <w:r>
               <w:rPr>
-                <w:rStyle w:val="Emphasis"/>
+                <w:rStyle w:val="Hervorhebung"/>
               </w:rPr>
               <w:t xml:space="preserve"> Hinweis: Was passiert, wenn 'versuchen' niemals erfolg: True setzt?</w:t>
             </w:r>
@@ -40696,7 +41055,7 @@
           </w:tcPr>
           <w:p>
             <w:pPr>
-              <w:pStyle w:val="Heading4"/>
+              <w:pStyle w:val="berschrift4"/>
             </w:pPr>
             <w:r>
               <w:rPr>
@@ -41064,17 +41423,29 @@
           <w:p>
             <w:pPr>
               <w:pStyle w:val="Code"/>
+              <w:rPr>
+                <w:lang w:val="de-DE"/>
+              </w:rPr>
             </w:pPr>
             <w:proofErr w:type="spellStart"/>
             <w:r>
+              <w:rPr>
+                <w:lang w:val="de-DE"/>
+              </w:rPr>
               <w:t>graph.add_conditional_</w:t>
             </w:r>
             <w:proofErr w:type="gramStart"/>
             <w:r>
+              <w:rPr>
+                <w:lang w:val="de-DE"/>
+              </w:rPr>
               <w:t>edges</w:t>
             </w:r>
             <w:proofErr w:type="spellEnd"/>
             <w:r>
+              <w:rPr>
+                <w:lang w:val="de-DE"/>
+              </w:rPr>
               <w:t>(</w:t>
             </w:r>
             <w:proofErr w:type="gramEnd"/>
@@ -41082,56 +41453,98 @@
           <w:p>
             <w:pPr>
               <w:pStyle w:val="Code"/>
-            </w:pPr>
-            <w:r>
-              <w:t xml:space="preserve">    "</w:t>
+              <w:rPr>
+                <w:lang w:val="de-DE"/>
+              </w:rPr>
+            </w:pPr>
+            <w:r>
+              <w:rPr>
+                <w:lang w:val="de-DE"/>
+              </w:rPr>
+              <w:t xml:space="preserve">    "klassifizieren", </w:t>
             </w:r>
             <w:proofErr w:type="spellStart"/>
             <w:r>
-              <w:t>klassifizieren</w:t>
+              <w:rPr>
+                <w:lang w:val="de-DE"/>
+              </w:rPr>
+              <w:t>routing</w:t>
             </w:r>
             <w:proofErr w:type="spellEnd"/>
             <w:r>
-              <w:t>", routing,</w:t>
+              <w:rPr>
+                <w:lang w:val="de-DE"/>
+              </w:rPr>
+              <w:t>,</w:t>
             </w:r>
           </w:p>
           <w:p>
             <w:pPr>
               <w:pStyle w:val="Code"/>
-            </w:pPr>
-            <w:r>
+              <w:rPr>
+                <w:lang w:val="de-DE"/>
+              </w:rPr>
+            </w:pPr>
+            <w:r>
+              <w:rPr>
+                <w:lang w:val="de-DE"/>
+              </w:rPr>
               <w:t xml:space="preserve">    {"</w:t>
             </w:r>
             <w:proofErr w:type="spellStart"/>
             <w:r>
+              <w:rPr>
+                <w:lang w:val="de-DE"/>
+              </w:rPr>
               <w:t>technik</w:t>
             </w:r>
             <w:proofErr w:type="spellEnd"/>
             <w:r>
+              <w:rPr>
+                <w:lang w:val="de-DE"/>
+              </w:rPr>
               <w:t>": "</w:t>
             </w:r>
             <w:proofErr w:type="spellStart"/>
             <w:r>
+              <w:rPr>
+                <w:lang w:val="de-DE"/>
+              </w:rPr>
               <w:t>technik</w:t>
             </w:r>
             <w:proofErr w:type="spellEnd"/>
             <w:r>
+              <w:rPr>
+                <w:lang w:val="de-DE"/>
+              </w:rPr>
               <w:t>", "</w:t>
             </w:r>
             <w:proofErr w:type="spellStart"/>
             <w:r>
+              <w:rPr>
+                <w:lang w:val="de-DE"/>
+              </w:rPr>
               <w:t>rechnung</w:t>
             </w:r>
             <w:proofErr w:type="spellEnd"/>
             <w:r>
+              <w:rPr>
+                <w:lang w:val="de-DE"/>
+              </w:rPr>
               <w:t>": "</w:t>
             </w:r>
             <w:proofErr w:type="spellStart"/>
             <w:r>
+              <w:rPr>
+                <w:lang w:val="de-DE"/>
+              </w:rPr>
               <w:t>rechnung</w:t>
             </w:r>
             <w:proofErr w:type="spellEnd"/>
             <w:r>
+              <w:rPr>
+                <w:lang w:val="de-DE"/>
+              </w:rPr>
               <w:t>"}</w:t>
             </w:r>
           </w:p>
@@ -41190,19 +41603,19 @@
           <w:p>
             <w:pPr>
               <w:rPr>
-                <w:rStyle w:val="Emphasis"/>
-              </w:rPr>
-            </w:pPr>
-            <w:r>
-              <w:rPr>
-                <w:rStyle w:val="Emphasis"/>
+                <w:rStyle w:val="Hervorhebung"/>
+              </w:rPr>
+            </w:pPr>
+            <w:r>
+              <w:rPr>
+                <w:rStyle w:val="Hervorhebung"/>
                 <w:rFonts w:ascii="Segoe UI Symbol" w:hAnsi="Segoe UI Symbol" w:cs="Segoe UI Symbol"/>
               </w:rPr>
               <w:t>▸</w:t>
             </w:r>
             <w:r>
               <w:rPr>
-                <w:rStyle w:val="Emphasis"/>
+                <w:rStyle w:val="Hervorhebung"/>
               </w:rPr>
               <w:t xml:space="preserve"> Hinweis: Problem 1: Eine Kante fehlt.  Problem 2: Was passiert bei unbekannter Kategorie?</w:t>
             </w:r>
@@ -41257,7 +41670,7 @@
           </w:tcPr>
           <w:p>
             <w:pPr>
-              <w:pStyle w:val="Heading4"/>
+              <w:pStyle w:val="berschrift4"/>
             </w:pPr>
             <w:r>
               <w:rPr>
@@ -41946,19 +42359,19 @@
           <w:p>
             <w:pPr>
               <w:rPr>
-                <w:rStyle w:val="Emphasis"/>
-              </w:rPr>
-            </w:pPr>
-            <w:r>
-              <w:rPr>
-                <w:rStyle w:val="Emphasis"/>
+                <w:rStyle w:val="Hervorhebung"/>
+              </w:rPr>
+            </w:pPr>
+            <w:r>
+              <w:rPr>
+                <w:rStyle w:val="Hervorhebung"/>
                 <w:rFonts w:ascii="Segoe UI Symbol" w:hAnsi="Segoe UI Symbol" w:cs="Segoe UI Symbol"/>
               </w:rPr>
               <w:t>▸</w:t>
             </w:r>
             <w:r>
               <w:rPr>
-                <w:rStyle w:val="Emphasis"/>
+                <w:rStyle w:val="Hervorhebung"/>
               </w:rPr>
               <w:t xml:space="preserve"> Hinweis: Zeichnen Sie den Zyklus: welche Knoten werden wiederholt, welche übersprungen?</w:t>
             </w:r>
@@ -42007,7 +42420,7 @@
           </w:tcPr>
           <w:p>
             <w:pPr>
-              <w:pStyle w:val="Heading4"/>
+              <w:pStyle w:val="berschrift4"/>
             </w:pPr>
             <w:r>
               <w:rPr>
@@ -42602,33 +43015,141 @@
             <w:pPr>
               <w:pStyle w:val="Code"/>
               <w:rPr>
-                <w:lang w:val="de-DE"/>
+                <w:lang w:val="fr-FR"/>
               </w:rPr>
             </w:pPr>
             <w:proofErr w:type="spellStart"/>
             <w:r>
               <w:rPr>
-                <w:lang w:val="de-DE"/>
+                <w:lang w:val="fr-FR"/>
               </w:rPr>
               <w:t>graph.add_</w:t>
             </w:r>
             <w:proofErr w:type="gramStart"/>
             <w:r>
               <w:rPr>
-                <w:lang w:val="de-DE"/>
+                <w:lang w:val="fr-FR"/>
               </w:rPr>
               <w:t>node</w:t>
             </w:r>
             <w:proofErr w:type="spellEnd"/>
             <w:r>
               <w:rPr>
-                <w:lang w:val="de-DE"/>
+                <w:lang w:val="fr-FR"/>
               </w:rPr>
               <w:t>(</w:t>
             </w:r>
             <w:proofErr w:type="gramEnd"/>
             <w:r>
               <w:rPr>
+                <w:lang w:val="fr-FR"/>
+              </w:rPr>
+              <w:t>"recherche", recherche)</w:t>
+            </w:r>
+          </w:p>
+          <w:p>
+            <w:pPr>
+              <w:pStyle w:val="Code"/>
+              <w:rPr>
+                <w:lang w:val="de-DE"/>
+              </w:rPr>
+            </w:pPr>
+            <w:proofErr w:type="spellStart"/>
+            <w:r>
+              <w:rPr>
+                <w:lang w:val="de-DE"/>
+              </w:rPr>
+              <w:t>graph.add_</w:t>
+            </w:r>
+            <w:proofErr w:type="gramStart"/>
+            <w:r>
+              <w:rPr>
+                <w:lang w:val="de-DE"/>
+              </w:rPr>
+              <w:t>node</w:t>
+            </w:r>
+            <w:proofErr w:type="spellEnd"/>
+            <w:r>
+              <w:rPr>
+                <w:lang w:val="de-DE"/>
+              </w:rPr>
+              <w:t>(</w:t>
+            </w:r>
+            <w:proofErr w:type="gramEnd"/>
+            <w:r>
+              <w:rPr>
+                <w:lang w:val="de-DE"/>
+              </w:rPr>
+              <w:t>"direkt", direkt)</w:t>
+            </w:r>
+          </w:p>
+          <w:p>
+            <w:pPr>
+              <w:pStyle w:val="Code"/>
+              <w:rPr>
+                <w:lang w:val="de-DE"/>
+              </w:rPr>
+            </w:pPr>
+          </w:p>
+          <w:p>
+            <w:pPr>
+              <w:pStyle w:val="Code"/>
+            </w:pPr>
+            <w:proofErr w:type="spellStart"/>
+            <w:r>
+              <w:t>graph.add_</w:t>
+            </w:r>
+            <w:proofErr w:type="gramStart"/>
+            <w:r>
+              <w:t>edge</w:t>
+            </w:r>
+            <w:proofErr w:type="spellEnd"/>
+            <w:r>
+              <w:t>(</w:t>
+            </w:r>
+            <w:proofErr w:type="gramEnd"/>
+            <w:r>
+              <w:t>START, "</w:t>
+            </w:r>
+            <w:proofErr w:type="spellStart"/>
+            <w:r>
+              <w:t>eingang</w:t>
+            </w:r>
+            <w:proofErr w:type="spellEnd"/>
+            <w:r>
+              <w:t>")</w:t>
+            </w:r>
+          </w:p>
+          <w:p>
+            <w:pPr>
+              <w:pStyle w:val="Code"/>
+            </w:pPr>
+            <w:proofErr w:type="spellStart"/>
+            <w:r>
+              <w:t>graph.add_conditional_</w:t>
+            </w:r>
+            <w:proofErr w:type="gramStart"/>
+            <w:r>
+              <w:t>edges</w:t>
+            </w:r>
+            <w:proofErr w:type="spellEnd"/>
+            <w:r>
+              <w:t>(</w:t>
+            </w:r>
+            <w:proofErr w:type="gramEnd"/>
+          </w:p>
+          <w:p>
+            <w:pPr>
+              <w:pStyle w:val="Code"/>
+              <w:rPr>
+                <w:lang w:val="de-DE"/>
+              </w:rPr>
+            </w:pPr>
+            <w:r>
+              <w:t xml:space="preserve">    </w:t>
+            </w:r>
+            <w:r>
+              <w:rPr>
                 <w:lang w:val="de-DE"/>
               </w:rPr>
               <w:t>"</w:t>
@@ -42638,6 +43159,48 @@
               <w:rPr>
                 <w:lang w:val="de-DE"/>
               </w:rPr>
+              <w:t>eingang</w:t>
+            </w:r>
+            <w:proofErr w:type="spellEnd"/>
+            <w:r>
+              <w:rPr>
+                <w:lang w:val="de-DE"/>
+              </w:rPr>
+              <w:t xml:space="preserve">", </w:t>
+            </w:r>
+            <w:proofErr w:type="spellStart"/>
+            <w:r>
+              <w:rPr>
+                <w:lang w:val="de-DE"/>
+              </w:rPr>
+              <w:t>routing</w:t>
+            </w:r>
+            <w:proofErr w:type="spellEnd"/>
+            <w:r>
+              <w:rPr>
+                <w:lang w:val="de-DE"/>
+              </w:rPr>
+              <w:t>,</w:t>
+            </w:r>
+          </w:p>
+          <w:p>
+            <w:pPr>
+              <w:pStyle w:val="Code"/>
+              <w:rPr>
+                <w:lang w:val="de-DE"/>
+              </w:rPr>
+            </w:pPr>
+            <w:r>
+              <w:rPr>
+                <w:lang w:val="de-DE"/>
+              </w:rPr>
+              <w:t xml:space="preserve">    {"</w:t>
+            </w:r>
+            <w:proofErr w:type="spellStart"/>
+            <w:r>
+              <w:rPr>
+                <w:lang w:val="de-DE"/>
+              </w:rPr>
               <w:t>recherche</w:t>
             </w:r>
             <w:proofErr w:type="spellEnd"/>
@@ -42645,7 +43208,7 @@
               <w:rPr>
                 <w:lang w:val="de-DE"/>
               </w:rPr>
-              <w:t xml:space="preserve">", </w:t>
+              <w:t>": "</w:t>
             </w:r>
             <w:proofErr w:type="spellStart"/>
             <w:r>
@@ -42659,246 +43222,85 @@
               <w:rPr>
                 <w:lang w:val="de-DE"/>
               </w:rPr>
+              <w:t>", "direkt": "direkt"}</w:t>
+            </w:r>
+          </w:p>
+          <w:p>
+            <w:pPr>
+              <w:pStyle w:val="Code"/>
+            </w:pPr>
+            <w:r>
               <w:t>)</w:t>
             </w:r>
           </w:p>
           <w:p>
             <w:pPr>
               <w:pStyle w:val="Code"/>
-              <w:rPr>
-                <w:lang w:val="de-DE"/>
-              </w:rPr>
             </w:pPr>
             <w:proofErr w:type="spellStart"/>
             <w:r>
-              <w:rPr>
-                <w:lang w:val="de-DE"/>
-              </w:rPr>
               <w:t>graph.add_</w:t>
             </w:r>
             <w:proofErr w:type="gramStart"/>
             <w:r>
-              <w:rPr>
-                <w:lang w:val="de-DE"/>
-              </w:rPr>
-              <w:t>node</w:t>
+              <w:t>edge</w:t>
             </w:r>
             <w:proofErr w:type="spellEnd"/>
             <w:r>
-              <w:rPr>
-                <w:lang w:val="de-DE"/>
-              </w:rPr>
               <w:t>(</w:t>
             </w:r>
             <w:proofErr w:type="gramEnd"/>
             <w:r>
-              <w:rPr>
-                <w:lang w:val="de-DE"/>
-              </w:rPr>
-              <w:t>"direkt", direkt)</w:t>
+              <w:t>"recherche", END)</w:t>
             </w:r>
           </w:p>
           <w:p>
             <w:pPr>
               <w:pStyle w:val="Code"/>
-              <w:rPr>
-                <w:lang w:val="de-DE"/>
-              </w:rPr>
-            </w:pPr>
-          </w:p>
-          <w:p>
-            <w:pPr>
-              <w:pStyle w:val="Code"/>
-              <w:rPr>
-                <w:lang w:val="de-DE"/>
-              </w:rPr>
             </w:pPr>
             <w:proofErr w:type="spellStart"/>
             <w:r>
-              <w:rPr>
-                <w:lang w:val="de-DE"/>
-              </w:rPr>
               <w:t>graph.add_</w:t>
             </w:r>
             <w:proofErr w:type="gramStart"/>
             <w:r>
-              <w:rPr>
-                <w:lang w:val="de-DE"/>
-              </w:rPr>
               <w:t>edge</w:t>
             </w:r>
             <w:proofErr w:type="spellEnd"/>
             <w:r>
-              <w:rPr>
-                <w:lang w:val="de-DE"/>
-              </w:rPr>
               <w:t>(</w:t>
             </w:r>
             <w:proofErr w:type="gramEnd"/>
             <w:r>
-              <w:rPr>
-                <w:lang w:val="de-DE"/>
-              </w:rPr>
-              <w:t>START, "</w:t>
+              <w:t>"</w:t>
             </w:r>
             <w:proofErr w:type="spellStart"/>
             <w:r>
-              <w:rPr>
-                <w:lang w:val="de-DE"/>
-              </w:rPr>
-              <w:t>eingang</w:t>
+              <w:t>direkt</w:t>
             </w:r>
             <w:proofErr w:type="spellEnd"/>
             <w:r>
-              <w:rPr>
-                <w:lang w:val="de-DE"/>
-              </w:rPr>
-              <w:t>")</w:t>
-            </w:r>
-          </w:p>
-          <w:p>
-            <w:pPr>
-              <w:pStyle w:val="Code"/>
-            </w:pPr>
-            <w:proofErr w:type="spellStart"/>
-            <w:r>
-              <w:t>graph.add_conditional_</w:t>
-            </w:r>
-            <w:proofErr w:type="gramStart"/>
-            <w:r>
-              <w:t>edges</w:t>
-            </w:r>
-            <w:proofErr w:type="spellEnd"/>
-            <w:r>
-              <w:t>(</w:t>
-            </w:r>
-            <w:proofErr w:type="gramEnd"/>
-          </w:p>
-          <w:p>
-            <w:pPr>
-              <w:pStyle w:val="Code"/>
-            </w:pPr>
-            <w:r>
-              <w:t xml:space="preserve">    "</w:t>
-            </w:r>
-            <w:proofErr w:type="spellStart"/>
-            <w:r>
-              <w:t>eingang</w:t>
-            </w:r>
-            <w:proofErr w:type="spellEnd"/>
-            <w:r>
-              <w:t>", routing,</w:t>
-            </w:r>
-          </w:p>
-          <w:p>
-            <w:pPr>
-              <w:pStyle w:val="Code"/>
-            </w:pPr>
-            <w:r>
-              <w:t xml:space="preserve">    </w:t>
-            </w:r>
-            <w:r>
-              <w:t>{"recherche": "recherche", "</w:t>
-            </w:r>
-            <w:proofErr w:type="spellStart"/>
-            <w:r>
-              <w:t>direkt</w:t>
-            </w:r>
-            <w:proofErr w:type="spellEnd"/>
-            <w:r>
-              <w:t>": "</w:t>
-            </w:r>
-            <w:proofErr w:type="spellStart"/>
-            <w:r>
-              <w:t>direkt</w:t>
-            </w:r>
-            <w:proofErr w:type="spellEnd"/>
-            <w:r>
-              <w:t>"}</w:t>
-            </w:r>
-          </w:p>
-          <w:p>
-            <w:pPr>
-              <w:pStyle w:val="Code"/>
-            </w:pPr>
-            <w:r>
-              <w:t>)</w:t>
-            </w:r>
-          </w:p>
-          <w:p>
-            <w:pPr>
-              <w:pStyle w:val="Code"/>
-            </w:pPr>
-            <w:proofErr w:type="spellStart"/>
-            <w:r>
-              <w:t>graph.add_</w:t>
-            </w:r>
-            <w:proofErr w:type="gramStart"/>
-            <w:r>
-              <w:t>edge</w:t>
-            </w:r>
-            <w:proofErr w:type="spellEnd"/>
-            <w:r>
-              <w:t>(</w:t>
-            </w:r>
-            <w:proofErr w:type="gramEnd"/>
-            <w:r>
-              <w:t>"recherche", END)</w:t>
-            </w:r>
-          </w:p>
-          <w:p>
-            <w:pPr>
-              <w:pStyle w:val="Code"/>
-              <w:rPr>
-                <w:lang w:val="de-DE"/>
-              </w:rPr>
-            </w:pPr>
-            <w:proofErr w:type="spellStart"/>
-            <w:r>
-              <w:rPr>
-                <w:lang w:val="de-DE"/>
-              </w:rPr>
-              <w:t>graph.add_</w:t>
-            </w:r>
-            <w:proofErr w:type="gramStart"/>
-            <w:r>
-              <w:rPr>
-                <w:lang w:val="de-DE"/>
-              </w:rPr>
-              <w:t>edge</w:t>
-            </w:r>
-            <w:proofErr w:type="spellEnd"/>
-            <w:r>
-              <w:rPr>
-                <w:lang w:val="de-DE"/>
-              </w:rPr>
-              <w:t>(</w:t>
-            </w:r>
-            <w:proofErr w:type="gramEnd"/>
-            <w:r>
-              <w:rPr>
-                <w:lang w:val="de-DE"/>
-              </w:rPr>
-              <w:t>"direkt", END)</w:t>
+              <w:t>", END)</w:t>
             </w:r>
           </w:p>
           <w:p/>
           <w:p>
             <w:pPr>
               <w:rPr>
-                <w:rStyle w:val="Emphasis"/>
-              </w:rPr>
-            </w:pPr>
-            <w:r>
-              <w:rPr>
-                <w:rStyle w:val="Emphasis"/>
+                <w:rStyle w:val="Hervorhebung"/>
+              </w:rPr>
+            </w:pPr>
+            <w:r>
+              <w:rPr>
+                <w:rStyle w:val="Hervorhebung"/>
                 <w:rFonts w:ascii="Segoe UI Symbol" w:hAnsi="Segoe UI Symbol" w:cs="Segoe UI Symbol"/>
               </w:rPr>
+              <w:lastRenderedPageBreak/>
               <w:t>▸</w:t>
             </w:r>
             <w:r>
               <w:rPr>
-                <w:rStyle w:val="Emphasis"/>
+                <w:rStyle w:val="Hervorhebung"/>
               </w:rPr>
               <w:t xml:space="preserve"> Hinweis: Was ist der Defaultwert eines bool-Felds in einem TypedDict, das nie explizit gesetzt wird?</w:t>
             </w:r>
@@ -42908,15 +43310,16 @@
     </w:tbl>
     <w:p>
       <w:r>
+        <w:lastRenderedPageBreak/>
         <w:br w:type="page"/>
       </w:r>
     </w:p>
     <w:p>
       <w:pPr>
-        <w:pStyle w:val="Heading2"/>
+        <w:pStyle w:val="berschrift2"/>
         <w:spacing w:before="240" w:after="160"/>
       </w:pPr>
-      <w:bookmarkStart w:id="25" w:name="_Toc228644225"/>
+      <w:bookmarkStart w:id="25" w:name="_Toc234244611"/>
       <w:r>
         <w:lastRenderedPageBreak/>
         <w:t>Typ E: Erweiterung und Modifikation</w:t>
@@ -42969,7 +43372,7 @@
           </w:tcPr>
           <w:p>
             <w:pPr>
-              <w:pStyle w:val="Heading4"/>
+              <w:pStyle w:val="berschrift4"/>
             </w:pPr>
             <w:r>
               <w:rPr>
@@ -42994,7 +43397,7 @@
           <w:p/>
           <w:p>
             <w:pPr>
-              <w:pStyle w:val="Heading4"/>
+              <w:pStyle w:val="berschrift4"/>
             </w:pPr>
             <w:r>
               <w:t xml:space="preserve">Aufgaben: </w:t>
@@ -43023,19 +43426,19 @@
           <w:p>
             <w:pPr>
               <w:rPr>
-                <w:rStyle w:val="Emphasis"/>
-              </w:rPr>
-            </w:pPr>
-            <w:r>
-              <w:rPr>
-                <w:rStyle w:val="Emphasis"/>
+                <w:rStyle w:val="Hervorhebung"/>
+              </w:rPr>
+            </w:pPr>
+            <w:r>
+              <w:rPr>
+                <w:rStyle w:val="Hervorhebung"/>
                 <w:rFonts w:ascii="Segoe UI Symbol" w:hAnsi="Segoe UI Symbol" w:cs="Segoe UI Symbol"/>
               </w:rPr>
               <w:t>▸</w:t>
             </w:r>
             <w:r>
               <w:rPr>
-                <w:rStyle w:val="Emphasis"/>
+                <w:rStyle w:val="Hervorhebung"/>
               </w:rPr>
               <w:t xml:space="preserve"> Hinweis: Sie fügen einen Knoten und einen Zyklus hinzu.</w:t>
             </w:r>
@@ -43084,7 +43487,7 @@
           </w:tcPr>
           <w:p>
             <w:pPr>
-              <w:pStyle w:val="Heading4"/>
+              <w:pStyle w:val="berschrift4"/>
             </w:pPr>
             <w:r>
               <w:rPr>
@@ -43104,7 +43507,7 @@
           <w:p/>
           <w:p>
             <w:pPr>
-              <w:pStyle w:val="Heading4"/>
+              <w:pStyle w:val="berschrift4"/>
             </w:pPr>
             <w:r>
               <w:t>Aufgaben:</w:t>
@@ -43133,19 +43536,19 @@
           <w:p>
             <w:pPr>
               <w:rPr>
-                <w:rStyle w:val="Emphasis"/>
-              </w:rPr>
-            </w:pPr>
-            <w:r>
-              <w:rPr>
-                <w:rStyle w:val="Emphasis"/>
+                <w:rStyle w:val="Hervorhebung"/>
+              </w:rPr>
+            </w:pPr>
+            <w:r>
+              <w:rPr>
+                <w:rStyle w:val="Hervorhebung"/>
                 <w:rFonts w:ascii="Segoe UI Symbol" w:hAnsi="Segoe UI Symbol" w:cs="Segoe UI Symbol"/>
               </w:rPr>
               <w:t>▸</w:t>
             </w:r>
             <w:r>
               <w:rPr>
-                <w:rStyle w:val="Emphasis"/>
+                <w:rStyle w:val="Hervorhebung"/>
               </w:rPr>
               <w:t xml:space="preserve"> Hinweis: Drei parallele Kanten, die sich in einem Knoten wieder vereinigen.</w:t>
             </w:r>
@@ -43194,7 +43597,7 @@
           </w:tcPr>
           <w:p>
             <w:pPr>
-              <w:pStyle w:val="Heading4"/>
+              <w:pStyle w:val="berschrift4"/>
             </w:pPr>
             <w:r>
               <w:rPr>
@@ -43219,7 +43622,7 @@
           <w:p/>
           <w:p>
             <w:pPr>
-              <w:pStyle w:val="Heading4"/>
+              <w:pStyle w:val="berschrift4"/>
             </w:pPr>
             <w:r>
               <w:t xml:space="preserve">Aufgaben: </w:t>
@@ -43248,19 +43651,19 @@
           <w:p>
             <w:pPr>
               <w:rPr>
-                <w:rStyle w:val="Emphasis"/>
-              </w:rPr>
-            </w:pPr>
-            <w:r>
-              <w:rPr>
-                <w:rStyle w:val="Emphasis"/>
+                <w:rStyle w:val="Hervorhebung"/>
+              </w:rPr>
+            </w:pPr>
+            <w:r>
+              <w:rPr>
+                <w:rStyle w:val="Hervorhebung"/>
                 <w:rFonts w:ascii="Segoe UI Symbol" w:hAnsi="Segoe UI Symbol" w:cs="Segoe UI Symbol"/>
               </w:rPr>
               <w:t>▸</w:t>
             </w:r>
             <w:r>
               <w:rPr>
-                <w:rStyle w:val="Emphasis"/>
+                <w:rStyle w:val="Hervorhebung"/>
               </w:rPr>
               <w:t xml:space="preserve"> Hinweis: Ein neuer Knoten und eine bedingte Kante nach der Agentenbearbeitung.</w:t>
             </w:r>
@@ -43309,7 +43712,7 @@
           </w:tcPr>
           <w:p>
             <w:pPr>
-              <w:pStyle w:val="Heading4"/>
+              <w:pStyle w:val="berschrift4"/>
             </w:pPr>
             <w:r>
               <w:rPr>
@@ -43344,7 +43747,7 @@
           <w:p/>
           <w:p>
             <w:pPr>
-              <w:pStyle w:val="Heading4"/>
+              <w:pStyle w:val="berschrift4"/>
             </w:pPr>
             <w:r>
               <w:t xml:space="preserve">Aufgaben: </w:t>
@@ -43373,19 +43776,19 @@
           <w:p>
             <w:pPr>
               <w:rPr>
-                <w:rStyle w:val="Emphasis"/>
-              </w:rPr>
-            </w:pPr>
-            <w:r>
-              <w:rPr>
-                <w:rStyle w:val="Emphasis"/>
+                <w:rStyle w:val="Hervorhebung"/>
+              </w:rPr>
+            </w:pPr>
+            <w:r>
+              <w:rPr>
+                <w:rStyle w:val="Hervorhebung"/>
                 <w:rFonts w:ascii="Segoe UI Symbol" w:hAnsi="Segoe UI Symbol" w:cs="Segoe UI Symbol"/>
               </w:rPr>
               <w:t>▸</w:t>
             </w:r>
             <w:r>
               <w:rPr>
-                <w:rStyle w:val="Emphasis"/>
+                <w:rStyle w:val="Hervorhebung"/>
               </w:rPr>
               <w:t xml:space="preserve"> Hinweis: Jeder Knoten braucht eine eigene Fehlerkante.</w:t>
             </w:r>
@@ -43411,9 +43814,9 @@
     </w:p>
     <w:p>
       <w:pPr>
-        <w:pStyle w:val="Heading1"/>
-      </w:pPr>
-      <w:bookmarkStart w:id="26" w:name="_Toc228644226"/>
+        <w:pStyle w:val="berschrift1"/>
+      </w:pPr>
+      <w:bookmarkStart w:id="26" w:name="_Toc234244612"/>
       <w:r>
         <w:lastRenderedPageBreak/>
         <w:t xml:space="preserve">Exkurs: </w:t>
@@ -43447,7 +43850,7 @@
     <w:p/>
     <w:p>
       <w:pPr>
-        <w:pStyle w:val="Heading3"/>
+        <w:pStyle w:val="berschrift3"/>
       </w:pPr>
       <w:r>
         <w:t xml:space="preserve">Was ist ein </w:t>
@@ -43873,7 +44276,7 @@
     <w:p/>
     <w:p>
       <w:pPr>
-        <w:pStyle w:val="Heading3"/>
+        <w:pStyle w:val="berschrift3"/>
       </w:pPr>
       <w:r>
         <w:t xml:space="preserve">Warum nutzt </w:t>
@@ -44153,7 +44556,7 @@
     <w:p/>
     <w:p>
       <w:pPr>
-        <w:pStyle w:val="Heading3"/>
+        <w:pStyle w:val="berschrift3"/>
       </w:pPr>
       <w:r>
         <w:t>Beispiel 1: Support-Ticket</w:t>
@@ -44750,12 +45153,12 @@
     <w:p/>
     <w:p>
       <w:pPr>
-        <w:pStyle w:val="Heading3"/>
-      </w:pPr>
-    </w:p>
-    <w:p>
-      <w:pPr>
-        <w:pStyle w:val="Heading3"/>
+        <w:pStyle w:val="berschrift3"/>
+      </w:pPr>
+    </w:p>
+    <w:p>
+      <w:pPr>
+        <w:pStyle w:val="berschrift3"/>
       </w:pPr>
       <w:r>
         <w:t>Beispiel 2: Recherche-Agent mit Verlauf</w:t>
@@ -45772,7 +46175,7 @@
     </w:p>
     <w:p>
       <w:pPr>
-        <w:pStyle w:val="Heading3"/>
+        <w:pStyle w:val="berschrift3"/>
       </w:pPr>
       <w:r>
         <w:lastRenderedPageBreak/>
@@ -46010,7 +46413,7 @@
     <w:p/>
     <w:p>
       <w:pPr>
-        <w:pStyle w:val="Heading3"/>
+        <w:pStyle w:val="berschrift3"/>
       </w:pPr>
       <w:r>
         <w:t>Visualisierung: Datenfluss durch den Rucksack</w:t>
@@ -47499,7 +47902,7 @@
           </w:tcPr>
           <w:p>
             <w:pPr>
-              <w:pStyle w:val="Heading4"/>
+              <w:pStyle w:val="berschrift4"/>
             </w:pPr>
             <w:r>
               <w:t>Merkregel</w:t>
@@ -47517,30 +47920,29 @@
     <w:p/>
     <w:p>
       <w:pPr>
-        <w:pStyle w:val="Heading3"/>
-      </w:pPr>
-    </w:p>
-    <w:p>
-      <w:pPr>
-        <w:pStyle w:val="Heading3"/>
-      </w:pPr>
-    </w:p>
-    <w:p>
-      <w:pPr>
-        <w:pStyle w:val="Heading3"/>
-      </w:pPr>
-    </w:p>
-    <w:p>
-      <w:pPr>
-        <w:pStyle w:val="Heading3"/>
-      </w:pPr>
-    </w:p>
-    <w:p>
-      <w:pPr>
-        <w:pStyle w:val="Heading3"/>
-      </w:pPr>
-      <w:r>
-        <w:lastRenderedPageBreak/>
+        <w:pStyle w:val="berschrift3"/>
+      </w:pPr>
+    </w:p>
+    <w:p>
+      <w:pPr>
+        <w:pStyle w:val="berschrift3"/>
+      </w:pPr>
+    </w:p>
+    <w:p>
+      <w:pPr>
+        <w:pStyle w:val="berschrift3"/>
+      </w:pPr>
+    </w:p>
+    <w:p>
+      <w:pPr>
+        <w:pStyle w:val="berschrift3"/>
+      </w:pPr>
+    </w:p>
+    <w:p>
+      <w:pPr>
+        <w:pStyle w:val="berschrift3"/>
+      </w:pPr>
+      <w:r>
         <w:t>Häufige Fehler beim State-Design</w:t>
       </w:r>
     </w:p>
@@ -47809,17 +48211,17 @@
     <w:p/>
     <w:p>
       <w:pPr>
-        <w:pStyle w:val="Heading1"/>
-        <w:rPr>
-          <w:lang w:val="en-DE"/>
-        </w:rPr>
-      </w:pPr>
-    </w:p>
-    <w:p>
-      <w:pPr>
-        <w:pStyle w:val="Heading1"/>
-      </w:pPr>
-      <w:bookmarkStart w:id="27" w:name="_Toc228644227"/>
+        <w:pStyle w:val="berschrift1"/>
+        <w:rPr>
+          <w:lang/>
+        </w:rPr>
+      </w:pPr>
+    </w:p>
+    <w:p>
+      <w:pPr>
+        <w:pStyle w:val="berschrift1"/>
+      </w:pPr>
+      <w:bookmarkStart w:id="27" w:name="_Toc234244613"/>
       <w:r>
         <w:t>Glossar</w:t>
       </w:r>
@@ -50492,7 +50894,7 @@
     <w:lsdException w:name="Unresolved Mention" w:semiHidden="1" w:unhideWhenUsed="1"/>
     <w:lsdException w:name="Smart Link" w:semiHidden="1" w:unhideWhenUsed="1"/>
   </w:latentStyles>
-  <w:style w:type="paragraph" w:default="1" w:styleId="Normal">
+  <w:style w:type="paragraph" w:default="1" w:styleId="Standard">
     <w:name w:val="Normal"/>
     <w:qFormat/>
     <w:rsid w:val="009F6B31"/>
@@ -50500,10 +50902,10 @@
       <w:rFonts w:eastAsia="Times New Roman" w:cs="Times New Roman"/>
       <w:color w:val="auto"/>
       <w:szCs w:val="24"/>
-      <w:lang w:val="en-DE" w:eastAsia="en-GB"/>
+      <w:lang w:eastAsia="en-GB"/>
     </w:rPr>
   </w:style>
-  <w:style w:type="paragraph" w:styleId="Heading1">
+  <w:style w:type="paragraph" w:styleId="berschrift1">
     <w:name w:val="heading 1"/>
     <w:uiPriority w:val="9"/>
     <w:qFormat/>
@@ -50519,7 +50921,7 @@
       <w:szCs w:val="36"/>
     </w:rPr>
   </w:style>
-  <w:style w:type="paragraph" w:styleId="Heading2">
+  <w:style w:type="paragraph" w:styleId="berschrift2">
     <w:name w:val="heading 2"/>
     <w:uiPriority w:val="9"/>
     <w:unhideWhenUsed/>
@@ -50536,7 +50938,7 @@
       <w:szCs w:val="28"/>
     </w:rPr>
   </w:style>
-  <w:style w:type="paragraph" w:styleId="Heading3">
+  <w:style w:type="paragraph" w:styleId="berschrift3">
     <w:name w:val="heading 3"/>
     <w:uiPriority w:val="9"/>
     <w:unhideWhenUsed/>
@@ -50553,7 +50955,7 @@
       <w:szCs w:val="24"/>
     </w:rPr>
   </w:style>
-  <w:style w:type="paragraph" w:styleId="Heading4">
+  <w:style w:type="paragraph" w:styleId="berschrift4">
     <w:name w:val="heading 4"/>
     <w:uiPriority w:val="9"/>
     <w:unhideWhenUsed/>
@@ -50567,7 +50969,7 @@
       <w:color w:val="2E74B5"/>
     </w:rPr>
   </w:style>
-  <w:style w:type="paragraph" w:styleId="Heading5">
+  <w:style w:type="paragraph" w:styleId="berschrift5">
     <w:name w:val="heading 5"/>
     <w:uiPriority w:val="9"/>
     <w:unhideWhenUsed/>
@@ -50578,7 +50980,7 @@
       <w:color w:val="2E74B5"/>
     </w:rPr>
   </w:style>
-  <w:style w:type="paragraph" w:styleId="Heading6">
+  <w:style w:type="paragraph" w:styleId="berschrift6">
     <w:name w:val="heading 6"/>
     <w:uiPriority w:val="9"/>
     <w:semiHidden/>
@@ -50590,13 +50992,12 @@
       <w:color w:val="1F4D78"/>
     </w:rPr>
   </w:style>
-  <w:style w:type="character" w:default="1" w:styleId="DefaultParagraphFont">
+  <w:style w:type="character" w:default="1" w:styleId="Absatz-Standardschriftart">
     <w:name w:val="Default Paragraph Font"/>
     <w:uiPriority w:val="1"/>
-    <w:semiHidden/>
     <w:unhideWhenUsed/>
   </w:style>
-  <w:style w:type="table" w:default="1" w:styleId="TableNormal">
+  <w:style w:type="table" w:default="1" w:styleId="NormaleTabelle">
     <w:name w:val="Normal Table"/>
     <w:uiPriority w:val="99"/>
     <w:semiHidden/>
@@ -50611,13 +51012,13 @@
       </w:tblCellMar>
     </w:tblPr>
   </w:style>
-  <w:style w:type="numbering" w:default="1" w:styleId="NoList">
+  <w:style w:type="numbering" w:default="1" w:styleId="KeineListe">
     <w:name w:val="No List"/>
     <w:uiPriority w:val="99"/>
     <w:semiHidden/>
     <w:unhideWhenUsed/>
   </w:style>
-  <w:style w:type="paragraph" w:styleId="Title">
+  <w:style w:type="paragraph" w:styleId="Titel">
     <w:name w:val="Title"/>
     <w:uiPriority w:val="10"/>
     <w:rPr>
@@ -50633,7 +51034,7 @@
       <w:bCs/>
     </w:rPr>
   </w:style>
-  <w:style w:type="paragraph" w:styleId="ListParagraph">
+  <w:style w:type="paragraph" w:styleId="Listenabsatz">
     <w:name w:val="List Paragraph"/>
     <w:qFormat/>
     <w:rsid w:val="005C39CB"/>
@@ -50654,7 +51055,7 @@
       <w:u w:val="single"/>
     </w:rPr>
   </w:style>
-  <w:style w:type="character" w:styleId="FootnoteReference">
+  <w:style w:type="character" w:styleId="Funotenzeichen">
     <w:name w:val="footnote reference"/>
     <w:uiPriority w:val="99"/>
     <w:semiHidden/>
@@ -50663,9 +51064,9 @@
       <w:vertAlign w:val="superscript"/>
     </w:rPr>
   </w:style>
-  <w:style w:type="paragraph" w:styleId="FootnoteText">
+  <w:style w:type="paragraph" w:styleId="Funotentext">
     <w:name w:val="footnote text"/>
-    <w:link w:val="FootnoteTextChar"/>
+    <w:link w:val="FunotentextZchn"/>
     <w:uiPriority w:val="99"/>
     <w:semiHidden/>
     <w:unhideWhenUsed/>
@@ -50674,9 +51075,9 @@
       <w:szCs w:val="20"/>
     </w:rPr>
   </w:style>
-  <w:style w:type="character" w:customStyle="1" w:styleId="FootnoteTextChar">
-    <w:name w:val="Footnote Text Char"/>
-    <w:link w:val="FootnoteText"/>
+  <w:style w:type="character" w:customStyle="1" w:styleId="FunotentextZchn">
+    <w:name w:val="Fußnotentext Zchn"/>
+    <w:link w:val="Funotentext"/>
     <w:uiPriority w:val="99"/>
     <w:semiHidden/>
     <w:unhideWhenUsed/>
@@ -50685,7 +51086,7 @@
       <w:szCs w:val="20"/>
     </w:rPr>
   </w:style>
-  <w:style w:type="character" w:styleId="EndnoteReference">
+  <w:style w:type="character" w:styleId="Endnotenzeichen">
     <w:name w:val="endnote reference"/>
     <w:uiPriority w:val="99"/>
     <w:semiHidden/>
@@ -50694,9 +51095,9 @@
       <w:vertAlign w:val="superscript"/>
     </w:rPr>
   </w:style>
-  <w:style w:type="paragraph" w:styleId="EndnoteText">
+  <w:style w:type="paragraph" w:styleId="Endnotentext">
     <w:name w:val="endnote text"/>
-    <w:link w:val="EndnoteTextChar"/>
+    <w:link w:val="EndnotentextZchn"/>
     <w:uiPriority w:val="99"/>
     <w:semiHidden/>
     <w:unhideWhenUsed/>
@@ -50705,9 +51106,9 @@
       <w:szCs w:val="20"/>
     </w:rPr>
   </w:style>
-  <w:style w:type="character" w:customStyle="1" w:styleId="EndnoteTextChar">
-    <w:name w:val="Endnote Text Char"/>
-    <w:link w:val="EndnoteText"/>
+  <w:style w:type="character" w:customStyle="1" w:styleId="EndnotentextZchn">
+    <w:name w:val="Endnotentext Zchn"/>
+    <w:link w:val="Endnotentext"/>
     <w:uiPriority w:val="99"/>
     <w:semiHidden/>
     <w:unhideWhenUsed/>
@@ -50716,9 +51117,9 @@
       <w:szCs w:val="20"/>
     </w:rPr>
   </w:style>
-  <w:style w:type="table" w:styleId="PlainTable5">
+  <w:style w:type="table" w:styleId="EinfacheTabelle5">
     <w:name w:val="Plain Table 5"/>
-    <w:basedOn w:val="TableNormal"/>
+    <w:basedOn w:val="NormaleTabelle"/>
     <w:uiPriority w:val="45"/>
     <w:rsid w:val="0078156B"/>
     <w:tblPr>
@@ -50833,9 +51234,9 @@
       </w:tcPr>
     </w:tblStylePr>
   </w:style>
-  <w:style w:type="table" w:styleId="GridTable1Light">
+  <w:style w:type="table" w:styleId="Gitternetztabelle1hell">
     <w:name w:val="Grid Table 1 Light"/>
-    <w:basedOn w:val="TableNormal"/>
+    <w:basedOn w:val="NormaleTabelle"/>
     <w:uiPriority w:val="46"/>
     <w:rsid w:val="0078156B"/>
     <w:tblPr>
@@ -50887,9 +51288,9 @@
       </w:rPr>
     </w:tblStylePr>
   </w:style>
-  <w:style w:type="table" w:styleId="GridTable1Light-Accent1">
+  <w:style w:type="table" w:styleId="Gitternetztabelle1hellAkzent1">
     <w:name w:val="Grid Table 1 Light Accent 1"/>
-    <w:basedOn w:val="TableNormal"/>
+    <w:basedOn w:val="NormaleTabelle"/>
     <w:uiPriority w:val="46"/>
     <w:rsid w:val="0078156B"/>
     <w:tblPr>
@@ -50941,9 +51342,9 @@
       </w:rPr>
     </w:tblStylePr>
   </w:style>
-  <w:style w:type="paragraph" w:styleId="NormalWeb">
+  <w:style w:type="paragraph" w:styleId="StandardWeb">
     <w:name w:val="Normal (Web)"/>
-    <w:basedOn w:val="Normal"/>
+    <w:basedOn w:val="Standard"/>
     <w:uiPriority w:val="99"/>
     <w:unhideWhenUsed/>
     <w:rsid w:val="006271EA"/>
@@ -50953,7 +51354,7 @@
   </w:style>
   <w:style w:type="character" w:styleId="HTMLCode">
     <w:name w:val="HTML Code"/>
-    <w:basedOn w:val="DefaultParagraphFont"/>
+    <w:basedOn w:val="Absatz-Standardschriftart"/>
     <w:uiPriority w:val="99"/>
     <w:semiHidden/>
     <w:unhideWhenUsed/>
@@ -50966,47 +51367,47 @@
   </w:style>
   <w:style w:type="character" w:customStyle="1" w:styleId="token-keyword">
     <w:name w:val="token-keyword"/>
-    <w:basedOn w:val="DefaultParagraphFont"/>
+    <w:basedOn w:val="Absatz-Standardschriftart"/>
     <w:rsid w:val="00286631"/>
   </w:style>
   <w:style w:type="character" w:customStyle="1" w:styleId="token-text">
     <w:name w:val="token-text"/>
-    <w:basedOn w:val="DefaultParagraphFont"/>
+    <w:basedOn w:val="Absatz-Standardschriftart"/>
     <w:rsid w:val="00286631"/>
   </w:style>
   <w:style w:type="character" w:customStyle="1" w:styleId="token-variable">
     <w:name w:val="token-variable"/>
-    <w:basedOn w:val="DefaultParagraphFont"/>
+    <w:basedOn w:val="Absatz-Standardschriftart"/>
     <w:rsid w:val="00286631"/>
   </w:style>
   <w:style w:type="character" w:customStyle="1" w:styleId="token-comment">
     <w:name w:val="token-comment"/>
-    <w:basedOn w:val="DefaultParagraphFont"/>
+    <w:basedOn w:val="Absatz-Standardschriftart"/>
     <w:rsid w:val="00286631"/>
   </w:style>
   <w:style w:type="character" w:customStyle="1" w:styleId="token-operator">
     <w:name w:val="token-operator"/>
-    <w:basedOn w:val="DefaultParagraphFont"/>
+    <w:basedOn w:val="Absatz-Standardschriftart"/>
     <w:rsid w:val="00286631"/>
   </w:style>
   <w:style w:type="character" w:customStyle="1" w:styleId="token-string">
     <w:name w:val="token-string"/>
-    <w:basedOn w:val="DefaultParagraphFont"/>
+    <w:basedOn w:val="Absatz-Standardschriftart"/>
     <w:rsid w:val="00286631"/>
   </w:style>
   <w:style w:type="character" w:customStyle="1" w:styleId="token-number">
     <w:name w:val="token-number"/>
-    <w:basedOn w:val="DefaultParagraphFont"/>
+    <w:basedOn w:val="Absatz-Standardschriftart"/>
     <w:rsid w:val="00286631"/>
   </w:style>
   <w:style w:type="character" w:customStyle="1" w:styleId="token">
     <w:name w:val="token"/>
-    <w:basedOn w:val="DefaultParagraphFont"/>
+    <w:basedOn w:val="Absatz-Standardschriftart"/>
     <w:rsid w:val="00C50A8B"/>
   </w:style>
-  <w:style w:type="table" w:styleId="TableGrid">
+  <w:style w:type="table" w:styleId="Tabellenraster">
     <w:name w:val="Table Grid"/>
-    <w:basedOn w:val="TableNormal"/>
+    <w:basedOn w:val="NormaleTabelle"/>
     <w:uiPriority w:val="39"/>
     <w:rsid w:val="004C4A64"/>
     <w:tblPr>
@@ -51020,9 +51421,9 @@
       </w:tblBorders>
     </w:tblPr>
   </w:style>
-  <w:style w:type="character" w:styleId="SubtleEmphasis">
+  <w:style w:type="character" w:styleId="SchwacheHervorhebung">
     <w:name w:val="Subtle Emphasis"/>
-    <w:basedOn w:val="DefaultParagraphFont"/>
+    <w:basedOn w:val="Absatz-Standardschriftart"/>
     <w:uiPriority w:val="19"/>
     <w:rsid w:val="00BB1C65"/>
     <w:rPr>
@@ -51031,10 +51432,10 @@
       <w:color w:val="404040" w:themeColor="text1" w:themeTint="BF"/>
     </w:rPr>
   </w:style>
-  <w:style w:type="paragraph" w:styleId="Header">
+  <w:style w:type="paragraph" w:styleId="Kopfzeile">
     <w:name w:val="header"/>
-    <w:basedOn w:val="Normal"/>
-    <w:link w:val="HeaderChar"/>
+    <w:basedOn w:val="Standard"/>
+    <w:link w:val="KopfzeileZchn"/>
     <w:uiPriority w:val="99"/>
     <w:unhideWhenUsed/>
     <w:rsid w:val="00E10014"/>
@@ -51045,22 +51446,22 @@
       </w:tabs>
     </w:pPr>
   </w:style>
-  <w:style w:type="character" w:customStyle="1" w:styleId="HeaderChar">
-    <w:name w:val="Header Char"/>
-    <w:basedOn w:val="DefaultParagraphFont"/>
-    <w:link w:val="Header"/>
+  <w:style w:type="character" w:customStyle="1" w:styleId="KopfzeileZchn">
+    <w:name w:val="Kopfzeile Zchn"/>
+    <w:basedOn w:val="Absatz-Standardschriftart"/>
+    <w:link w:val="Kopfzeile"/>
     <w:uiPriority w:val="99"/>
     <w:rsid w:val="00E10014"/>
     <w:rPr>
       <w:rFonts w:eastAsia="Times New Roman"/>
       <w:color w:val="auto"/>
-      <w:lang w:val="en-DE" w:eastAsia="en-GB"/>
+      <w:lang w:eastAsia="en-GB"/>
     </w:rPr>
   </w:style>
-  <w:style w:type="paragraph" w:styleId="Footer">
+  <w:style w:type="paragraph" w:styleId="Fuzeile">
     <w:name w:val="footer"/>
-    <w:basedOn w:val="Normal"/>
-    <w:link w:val="FooterChar"/>
+    <w:basedOn w:val="Standard"/>
+    <w:link w:val="FuzeileZchn"/>
     <w:uiPriority w:val="99"/>
     <w:unhideWhenUsed/>
     <w:rsid w:val="00E10014"/>
@@ -51071,22 +51472,22 @@
       </w:tabs>
     </w:pPr>
   </w:style>
-  <w:style w:type="character" w:customStyle="1" w:styleId="FooterChar">
-    <w:name w:val="Footer Char"/>
-    <w:basedOn w:val="DefaultParagraphFont"/>
-    <w:link w:val="Footer"/>
+  <w:style w:type="character" w:customStyle="1" w:styleId="FuzeileZchn">
+    <w:name w:val="Fußzeile Zchn"/>
+    <w:basedOn w:val="Absatz-Standardschriftart"/>
+    <w:link w:val="Fuzeile"/>
     <w:uiPriority w:val="99"/>
     <w:rsid w:val="00E10014"/>
     <w:rPr>
       <w:rFonts w:eastAsia="Times New Roman"/>
       <w:color w:val="auto"/>
-      <w:lang w:val="en-DE" w:eastAsia="en-GB"/>
+      <w:lang w:eastAsia="en-GB"/>
     </w:rPr>
   </w:style>
-  <w:style w:type="paragraph" w:styleId="TOCHeading">
+  <w:style w:type="paragraph" w:styleId="Inhaltsverzeichnisberschrift">
     <w:name w:val="TOC Heading"/>
-    <w:basedOn w:val="Heading1"/>
-    <w:next w:val="Normal"/>
+    <w:basedOn w:val="berschrift1"/>
+    <w:next w:val="Standard"/>
     <w:uiPriority w:val="39"/>
     <w:unhideWhenUsed/>
     <w:qFormat/>
@@ -51105,10 +51506,10 @@
       <w:lang w:val="en-US" w:eastAsia="en-US"/>
     </w:rPr>
   </w:style>
-  <w:style w:type="paragraph" w:styleId="TOC1">
+  <w:style w:type="paragraph" w:styleId="Verzeichnis1">
     <w:name w:val="toc 1"/>
-    <w:basedOn w:val="Normal"/>
-    <w:next w:val="Normal"/>
+    <w:basedOn w:val="Standard"/>
+    <w:next w:val="Standard"/>
     <w:autoRedefine/>
     <w:uiPriority w:val="39"/>
     <w:unhideWhenUsed/>
@@ -51125,10 +51526,10 @@
       <w:sz w:val="24"/>
     </w:rPr>
   </w:style>
-  <w:style w:type="paragraph" w:styleId="TOC3">
+  <w:style w:type="paragraph" w:styleId="Verzeichnis3">
     <w:name w:val="toc 3"/>
-    <w:basedOn w:val="Normal"/>
-    <w:next w:val="Normal"/>
+    <w:basedOn w:val="Standard"/>
+    <w:next w:val="Standard"/>
     <w:autoRedefine/>
     <w:uiPriority w:val="39"/>
     <w:unhideWhenUsed/>
@@ -51142,10 +51543,10 @@
       <w:szCs w:val="20"/>
     </w:rPr>
   </w:style>
-  <w:style w:type="paragraph" w:styleId="TOC2">
+  <w:style w:type="paragraph" w:styleId="Verzeichnis2">
     <w:name w:val="toc 2"/>
-    <w:basedOn w:val="Normal"/>
-    <w:next w:val="Normal"/>
+    <w:basedOn w:val="Standard"/>
+    <w:next w:val="Standard"/>
     <w:autoRedefine/>
     <w:uiPriority w:val="39"/>
     <w:unhideWhenUsed/>
@@ -51160,10 +51561,10 @@
       <w:bCs/>
     </w:rPr>
   </w:style>
-  <w:style w:type="paragraph" w:styleId="TOC4">
+  <w:style w:type="paragraph" w:styleId="Verzeichnis4">
     <w:name w:val="toc 4"/>
-    <w:basedOn w:val="Normal"/>
-    <w:next w:val="Normal"/>
+    <w:basedOn w:val="Standard"/>
+    <w:next w:val="Standard"/>
     <w:autoRedefine/>
     <w:uiPriority w:val="39"/>
     <w:semiHidden/>
@@ -51178,10 +51579,10 @@
       <w:szCs w:val="20"/>
     </w:rPr>
   </w:style>
-  <w:style w:type="paragraph" w:styleId="TOC5">
+  <w:style w:type="paragraph" w:styleId="Verzeichnis5">
     <w:name w:val="toc 5"/>
-    <w:basedOn w:val="Normal"/>
-    <w:next w:val="Normal"/>
+    <w:basedOn w:val="Standard"/>
+    <w:next w:val="Standard"/>
     <w:autoRedefine/>
     <w:uiPriority w:val="39"/>
     <w:semiHidden/>
@@ -51196,10 +51597,10 @@
       <w:szCs w:val="20"/>
     </w:rPr>
   </w:style>
-  <w:style w:type="paragraph" w:styleId="TOC6">
+  <w:style w:type="paragraph" w:styleId="Verzeichnis6">
     <w:name w:val="toc 6"/>
-    <w:basedOn w:val="Normal"/>
-    <w:next w:val="Normal"/>
+    <w:basedOn w:val="Standard"/>
+    <w:next w:val="Standard"/>
     <w:autoRedefine/>
     <w:uiPriority w:val="39"/>
     <w:semiHidden/>
@@ -51214,10 +51615,10 @@
       <w:szCs w:val="20"/>
     </w:rPr>
   </w:style>
-  <w:style w:type="paragraph" w:styleId="TOC7">
+  <w:style w:type="paragraph" w:styleId="Verzeichnis7">
     <w:name w:val="toc 7"/>
-    <w:basedOn w:val="Normal"/>
-    <w:next w:val="Normal"/>
+    <w:basedOn w:val="Standard"/>
+    <w:next w:val="Standard"/>
     <w:autoRedefine/>
     <w:uiPriority w:val="39"/>
     <w:semiHidden/>
@@ -51232,10 +51633,10 @@
       <w:szCs w:val="20"/>
     </w:rPr>
   </w:style>
-  <w:style w:type="paragraph" w:styleId="TOC8">
+  <w:style w:type="paragraph" w:styleId="Verzeichnis8">
     <w:name w:val="toc 8"/>
-    <w:basedOn w:val="Normal"/>
-    <w:next w:val="Normal"/>
+    <w:basedOn w:val="Standard"/>
+    <w:next w:val="Standard"/>
     <w:autoRedefine/>
     <w:uiPriority w:val="39"/>
     <w:semiHidden/>
@@ -51250,10 +51651,10 @@
       <w:szCs w:val="20"/>
     </w:rPr>
   </w:style>
-  <w:style w:type="paragraph" w:styleId="TOC9">
+  <w:style w:type="paragraph" w:styleId="Verzeichnis9">
     <w:name w:val="toc 9"/>
-    <w:basedOn w:val="Normal"/>
-    <w:next w:val="Normal"/>
+    <w:basedOn w:val="Standard"/>
+    <w:next w:val="Standard"/>
     <w:autoRedefine/>
     <w:uiPriority w:val="39"/>
     <w:semiHidden/>
@@ -51268,9 +51669,9 @@
       <w:szCs w:val="20"/>
     </w:rPr>
   </w:style>
-  <w:style w:type="character" w:styleId="Emphasis">
+  <w:style w:type="character" w:styleId="Hervorhebung">
     <w:name w:val="Emphasis"/>
-    <w:basedOn w:val="DefaultParagraphFont"/>
+    <w:basedOn w:val="Absatz-Standardschriftart"/>
     <w:uiPriority w:val="20"/>
     <w:qFormat/>
     <w:rsid w:val="007F15A4"/>
@@ -51281,7 +51682,7 @@
   </w:style>
   <w:style w:type="paragraph" w:customStyle="1" w:styleId="font-claude-response-body">
     <w:name w:val="font-claude-response-body"/>
-    <w:basedOn w:val="Normal"/>
+    <w:basedOn w:val="Standard"/>
     <w:rsid w:val="00982F91"/>
     <w:pPr>
       <w:spacing w:before="100" w:beforeAutospacing="1" w:after="100" w:afterAutospacing="1"/>
@@ -51291,9 +51692,9 @@
       <w:sz w:val="24"/>
     </w:rPr>
   </w:style>
-  <w:style w:type="character" w:styleId="Strong">
+  <w:style w:type="character" w:styleId="Fett">
     <w:name w:val="Strong"/>
-    <w:basedOn w:val="DefaultParagraphFont"/>
+    <w:basedOn w:val="Absatz-Standardschriftart"/>
     <w:uiPriority w:val="22"/>
     <w:qFormat/>
     <w:rsid w:val="00982F91"/>
@@ -51304,7 +51705,7 @@
   </w:style>
   <w:style w:type="paragraph" w:customStyle="1" w:styleId="Code">
     <w:name w:val="Code"/>
-    <w:basedOn w:val="Normal"/>
+    <w:basedOn w:val="Standard"/>
     <w:autoRedefine/>
     <w:qFormat/>
     <w:rsid w:val="005C39CB"/>
@@ -51320,9 +51721,9 @@
       <w:lang w:val="en-US"/>
     </w:rPr>
   </w:style>
-  <w:style w:type="character" w:styleId="IntenseEmphasis">
+  <w:style w:type="character" w:styleId="IntensiveHervorhebung">
     <w:name w:val="Intense Emphasis"/>
-    <w:basedOn w:val="DefaultParagraphFont"/>
+    <w:basedOn w:val="Absatz-Standardschriftart"/>
     <w:uiPriority w:val="21"/>
     <w:qFormat/>
     <w:rsid w:val="00B41E1C"/>
